--- a/docs/bao_cao_thuc_tap.docx
+++ b/docs/bao_cao_thuc_tap.docx
@@ -2,2270 +2,38 @@
 <file path=word/document.xml><?xml version="1.0" encoding="utf-8"?>
 <w:document xmlns:wpc="http://schemas.microsoft.com/office/word/2010/wordprocessingCanvas" xmlns:cx="http://schemas.microsoft.com/office/drawing/2014/chartex" xmlns:cx1="http://schemas.microsoft.com/office/drawing/2015/9/8/chartex" xmlns:cx2="http://schemas.microsoft.com/office/drawing/2015/10/21/chartex" xmlns:cx3="http://schemas.microsoft.com/office/drawing/2016/5/9/chartex" xmlns:cx4="http://schemas.microsoft.com/office/drawing/2016/5/10/chartex" xmlns:cx5="http://schemas.microsoft.com/office/drawing/2016/5/11/chartex" xmlns:cx6="http://schemas.microsoft.com/office/drawing/2016/5/12/chartex" xmlns:cx7="http://schemas.microsoft.com/office/drawing/2016/5/13/chartex" xmlns:cx8="http://schemas.microsoft.com/office/drawing/2016/5/14/chartex" xmlns:mc="http://schemas.openxmlformats.org/markup-compatibility/2006" xmlns:aink="http://schemas.microsoft.com/office/drawing/2016/ink" xmlns:am3d="http://schemas.microsoft.com/office/drawing/2017/model3d" xmlns:o="urn:schemas-microsoft-com:office:office" xmlns:oel="http://schemas.microsoft.com/office/2019/extlst" xmlns:r="http://schemas.openxmlformats.org/officeDocument/2006/relationships" xmlns:m="http://schemas.openxmlformats.org/officeDocument/2006/math" xmlns:v="urn:schemas-microsoft-com:vml" xmlns:wp14="http://schemas.microsoft.com/office/word/2010/wordprocessingDrawing" xmlns:wp="http://schemas.openxmlformats.org/drawingml/2006/wordprocessingDrawing" xmlns:w10="urn:schemas-microsoft-com:office:word" xmlns:w="http://schemas.openxmlformats.org/wordprocessingml/2006/main" xmlns:w14="http://schemas.microsoft.com/office/word/2010/wordml" xmlns:w15="http://schemas.microsoft.com/office/word/2012/wordml" xmlns:w16cex="http://schemas.microsoft.com/office/word/2018/wordml/cex" xmlns:w16cid="http://schemas.microsoft.com/office/word/2016/wordml/cid" xmlns:w16="http://schemas.microsoft.com/office/word/2018/wordml" xmlns:w16du="http://schemas.microsoft.com/office/word/2023/wordml/word16du" xmlns:w16sdtdh="http://schemas.microsoft.com/office/word/2020/wordml/sdtdatahash" xmlns:w16sdtfl="http://schemas.microsoft.com/office/word/2024/wordml/sdtformatlock" xmlns:w16se="http://schemas.microsoft.com/office/word/2015/wordml/symex" xmlns:wpg="http://schemas.microsoft.com/office/word/2010/wordprocessingGroup" xmlns:wpi="http://schemas.microsoft.com/office/word/2010/wordprocessingInk" xmlns:wne="http://schemas.microsoft.com/office/word/2006/wordml" xmlns:wps="http://schemas.microsoft.com/office/word/2010/wordprocessingShape" mc:Ignorable="w14 w15 w16se w16cid w16 w16cex w16sdtdh w16sdtfl w16du wp14">
   <w:body>
-    <w:sdt>
-      <w:sdtPr>
-        <w:id w:val="-2095773548"/>
-        <w:docPartObj>
-          <w:docPartGallery w:val="Table of Contents"/>
-          <w:docPartUnique/>
-        </w:docPartObj>
-      </w:sdtPr>
-      <w:sdtEndPr>
+    <w:p>
+      <w:pPr>
+        <w:jc w:val="center"/>
+      </w:pPr>
+      <w:r>
+        <w:rPr>
+          <w:sz w:val="36"/>
+        </w:rPr>
+        <w:t>TRƯỜNG CAO ĐẲNG CÔNG THƯƠNG TPHCM</w:t>
+      </w:r>
+    </w:p>
+    <w:p>
+      <w:pPr>
+        <w:jc w:val="center"/>
+      </w:pPr>
+      <w:r>
         <w:rPr>
           <w:b/>
-          <w:bCs/>
-          <w:noProof/>
+          <w:sz w:val="36"/>
         </w:rPr>
-      </w:sdtEndPr>
-      <w:sdtContent>
-        <w:p>
-          <w:pPr>
-            <w:jc w:val="center"/>
-            <w:rPr>
-              <w:b/>
-              <w:sz w:val="40"/>
-              <w:szCs w:val="40"/>
-            </w:rPr>
-          </w:pPr>
-          <w:r>
-            <w:rPr>
-              <w:b/>
-              <w:sz w:val="40"/>
-              <w:szCs w:val="40"/>
-            </w:rPr>
-            <w:t>Mục Lục</w:t>
-          </w:r>
-        </w:p>
-        <w:p>
-          <w:pPr>
-            <w:pStyle w:val="TOC1"/>
-            <w:tabs>
-              <w:tab w:val="right" w:leader="dot" w:pos="9062"/>
-            </w:tabs>
-            <w:rPr>
-              <w:rFonts w:asciiTheme="minorHAnsi" w:eastAsiaTheme="minorEastAsia" w:hAnsiTheme="minorHAnsi" w:cstheme="minorBidi"/>
-              <w:noProof/>
-              <w:kern w:val="2"/>
-              <w:szCs w:val="30"/>
-              <w:lang w:eastAsia="zh-CN" w:bidi="th-TH"/>
-              <w14:ligatures w14:val="standardContextual"/>
-            </w:rPr>
-          </w:pPr>
-          <w:r>
-            <w:fldChar w:fldCharType="begin"/>
-          </w:r>
-          <w:r>
-            <w:instrText xml:space="preserve"> TOC \o "1-3" \h \z \u </w:instrText>
-          </w:r>
-          <w:r>
-            <w:fldChar w:fldCharType="separate"/>
-          </w:r>
-          <w:hyperlink w:anchor="_Toc193997333" w:history="1">
-            <w:r>
-              <w:rPr>
-                <w:rStyle w:val="Hyperlink"/>
-                <w:rFonts w:eastAsiaTheme="majorEastAsia"/>
-                <w:noProof/>
-              </w:rPr>
-              <w:t>LỜI CẢM ƠN</w:t>
-            </w:r>
-            <w:r>
-              <w:rPr>
-                <w:noProof/>
-                <w:webHidden/>
-              </w:rPr>
-              <w:tab/>
-            </w:r>
-            <w:r>
-              <w:rPr>
-                <w:noProof/>
-                <w:webHidden/>
-              </w:rPr>
-              <w:fldChar w:fldCharType="begin"/>
-            </w:r>
-            <w:r>
-              <w:rPr>
-                <w:noProof/>
-                <w:webHidden/>
-              </w:rPr>
-              <w:instrText xml:space="preserve"> PAGEREF _Toc193997333 \h </w:instrText>
-            </w:r>
-            <w:r>
-              <w:rPr>
-                <w:noProof/>
-                <w:webHidden/>
-              </w:rPr>
-            </w:r>
-            <w:r>
-              <w:rPr>
-                <w:noProof/>
-                <w:webHidden/>
-              </w:rPr>
-              <w:fldChar w:fldCharType="separate"/>
-            </w:r>
-            <w:r>
-              <w:rPr>
-                <w:noProof/>
-                <w:webHidden/>
-              </w:rPr>
-              <w:t>1</w:t>
-            </w:r>
-            <w:r>
-              <w:rPr>
-                <w:noProof/>
-                <w:webHidden/>
-              </w:rPr>
-              <w:fldChar w:fldCharType="end"/>
-            </w:r>
-          </w:hyperlink>
-        </w:p>
-        <w:p>
-          <w:pPr>
-            <w:pStyle w:val="TOC1"/>
-            <w:tabs>
-              <w:tab w:val="right" w:leader="dot" w:pos="9062"/>
-            </w:tabs>
-            <w:rPr>
-              <w:rFonts w:asciiTheme="minorHAnsi" w:eastAsiaTheme="minorEastAsia" w:hAnsiTheme="minorHAnsi" w:cstheme="minorBidi"/>
-              <w:noProof/>
-              <w:kern w:val="2"/>
-              <w:szCs w:val="30"/>
-              <w:lang w:eastAsia="zh-CN" w:bidi="th-TH"/>
-              <w14:ligatures w14:val="standardContextual"/>
-            </w:rPr>
-          </w:pPr>
-          <w:hyperlink w:anchor="_Toc193997334" w:history="1">
-            <w:r>
-              <w:rPr>
-                <w:rStyle w:val="Hyperlink"/>
-                <w:rFonts w:eastAsiaTheme="majorEastAsia"/>
-                <w:noProof/>
-              </w:rPr>
-              <w:t>ĐỀ CƯƠNG THỰC TẬP</w:t>
-            </w:r>
-            <w:r>
-              <w:rPr>
-                <w:noProof/>
-                <w:webHidden/>
-              </w:rPr>
-              <w:tab/>
-            </w:r>
-            <w:r>
-              <w:rPr>
-                <w:noProof/>
-                <w:webHidden/>
-              </w:rPr>
-              <w:fldChar w:fldCharType="begin"/>
-            </w:r>
-            <w:r>
-              <w:rPr>
-                <w:noProof/>
-                <w:webHidden/>
-              </w:rPr>
-              <w:instrText xml:space="preserve"> PAGEREF _Toc193997334 \h </w:instrText>
-            </w:r>
-            <w:r>
-              <w:rPr>
-                <w:noProof/>
-                <w:webHidden/>
-              </w:rPr>
-            </w:r>
-            <w:r>
-              <w:rPr>
-                <w:noProof/>
-                <w:webHidden/>
-              </w:rPr>
-              <w:fldChar w:fldCharType="separate"/>
-            </w:r>
-            <w:r>
-              <w:rPr>
-                <w:noProof/>
-                <w:webHidden/>
-              </w:rPr>
-              <w:t>5</w:t>
-            </w:r>
-            <w:r>
-              <w:rPr>
-                <w:noProof/>
-                <w:webHidden/>
-              </w:rPr>
-              <w:fldChar w:fldCharType="end"/>
-            </w:r>
-          </w:hyperlink>
-        </w:p>
-        <w:p>
-          <w:pPr>
-            <w:pStyle w:val="TOC1"/>
-            <w:tabs>
-              <w:tab w:val="left" w:pos="1440"/>
-              <w:tab w:val="right" w:leader="dot" w:pos="9062"/>
-            </w:tabs>
-            <w:rPr>
-              <w:rFonts w:asciiTheme="minorHAnsi" w:eastAsiaTheme="minorEastAsia" w:hAnsiTheme="minorHAnsi" w:cstheme="minorBidi"/>
-              <w:noProof/>
-              <w:kern w:val="2"/>
-              <w:szCs w:val="30"/>
-              <w:lang w:eastAsia="zh-CN" w:bidi="th-TH"/>
-              <w14:ligatures w14:val="standardContextual"/>
-            </w:rPr>
-          </w:pPr>
-          <w:hyperlink w:anchor="_Toc193997335" w:history="1">
-            <w:r>
-              <w:rPr>
-                <w:rStyle w:val="Hyperlink"/>
-                <w:rFonts w:eastAsiaTheme="majorEastAsia"/>
-                <w:noProof/>
-                <w:lang w:val="vi-VN"/>
-              </w:rPr>
-              <w:t>Chương 1.</w:t>
-            </w:r>
-            <w:r>
-              <w:rPr>
-                <w:rFonts w:asciiTheme="minorHAnsi" w:eastAsiaTheme="minorEastAsia" w:hAnsiTheme="minorHAnsi" w:cstheme="minorBidi"/>
-                <w:noProof/>
-                <w:kern w:val="2"/>
-                <w:szCs w:val="30"/>
-                <w:lang w:eastAsia="zh-CN" w:bidi="th-TH"/>
-                <w14:ligatures w14:val="standardContextual"/>
-              </w:rPr>
-              <w:tab/>
-            </w:r>
-            <w:r>
-              <w:rPr>
-                <w:rStyle w:val="Hyperlink"/>
-                <w:rFonts w:eastAsiaTheme="majorEastAsia"/>
-                <w:noProof/>
-                <w:lang w:val="vi-VN"/>
-              </w:rPr>
-              <w:t>TỔNG QUAN VỀ ĐƠN VỊ THỰC TẬP</w:t>
-            </w:r>
-            <w:r>
-              <w:rPr>
-                <w:noProof/>
-                <w:webHidden/>
-              </w:rPr>
-              <w:tab/>
-            </w:r>
-            <w:r>
-              <w:rPr>
-                <w:noProof/>
-                <w:webHidden/>
-              </w:rPr>
-              <w:fldChar w:fldCharType="begin"/>
-            </w:r>
-            <w:r>
-              <w:rPr>
-                <w:noProof/>
-                <w:webHidden/>
-              </w:rPr>
-              <w:instrText xml:space="preserve"> PAGEREF _Toc193997335 \h </w:instrText>
-            </w:r>
-            <w:r>
-              <w:rPr>
-                <w:noProof/>
-                <w:webHidden/>
-              </w:rPr>
-            </w:r>
-            <w:r>
-              <w:rPr>
-                <w:noProof/>
-                <w:webHidden/>
-              </w:rPr>
-              <w:fldChar w:fldCharType="separate"/>
-            </w:r>
-            <w:r>
-              <w:rPr>
-                <w:noProof/>
-                <w:webHidden/>
-              </w:rPr>
-              <w:t>7</w:t>
-            </w:r>
-            <w:r>
-              <w:rPr>
-                <w:noProof/>
-                <w:webHidden/>
-              </w:rPr>
-              <w:fldChar w:fldCharType="end"/>
-            </w:r>
-          </w:hyperlink>
-        </w:p>
-        <w:p>
-          <w:pPr>
-            <w:pStyle w:val="TOC2"/>
-            <w:tabs>
-              <w:tab w:val="left" w:pos="960"/>
-              <w:tab w:val="right" w:leader="dot" w:pos="9062"/>
-            </w:tabs>
-            <w:rPr>
-              <w:rFonts w:asciiTheme="minorHAnsi" w:eastAsiaTheme="minorEastAsia" w:hAnsiTheme="minorHAnsi" w:cstheme="minorBidi"/>
-              <w:noProof/>
-              <w:kern w:val="2"/>
-              <w:szCs w:val="30"/>
-              <w:lang w:eastAsia="zh-CN" w:bidi="th-TH"/>
-              <w14:ligatures w14:val="standardContextual"/>
-            </w:rPr>
-          </w:pPr>
-          <w:hyperlink w:anchor="_Toc193997336" w:history="1">
-            <w:r>
-              <w:rPr>
-                <w:rStyle w:val="Hyperlink"/>
-                <w:rFonts w:eastAsiaTheme="majorEastAsia"/>
-                <w:noProof/>
-              </w:rPr>
-              <w:t>1.1.</w:t>
-            </w:r>
-            <w:r>
-              <w:rPr>
-                <w:rFonts w:asciiTheme="minorHAnsi" w:eastAsiaTheme="minorEastAsia" w:hAnsiTheme="minorHAnsi" w:cstheme="minorBidi"/>
-                <w:noProof/>
-                <w:kern w:val="2"/>
-                <w:szCs w:val="30"/>
-                <w:lang w:eastAsia="zh-CN" w:bidi="th-TH"/>
-                <w14:ligatures w14:val="standardContextual"/>
-              </w:rPr>
-              <w:tab/>
-            </w:r>
-            <w:r>
-              <w:rPr>
-                <w:rStyle w:val="Hyperlink"/>
-                <w:rFonts w:eastAsiaTheme="majorEastAsia"/>
-                <w:noProof/>
-              </w:rPr>
-              <w:t>Giới thiệu công ty</w:t>
-            </w:r>
-            <w:r>
-              <w:rPr>
-                <w:noProof/>
-                <w:webHidden/>
-              </w:rPr>
-              <w:tab/>
-            </w:r>
-            <w:r>
-              <w:rPr>
-                <w:noProof/>
-                <w:webHidden/>
-              </w:rPr>
-              <w:fldChar w:fldCharType="begin"/>
-            </w:r>
-            <w:r>
-              <w:rPr>
-                <w:noProof/>
-                <w:webHidden/>
-              </w:rPr>
-              <w:instrText xml:space="preserve"> PAGEREF _Toc193997336 \h </w:instrText>
-            </w:r>
-            <w:r>
-              <w:rPr>
-                <w:noProof/>
-                <w:webHidden/>
-              </w:rPr>
-            </w:r>
-            <w:r>
-              <w:rPr>
-                <w:noProof/>
-                <w:webHidden/>
-              </w:rPr>
-              <w:fldChar w:fldCharType="separate"/>
-            </w:r>
-            <w:r>
-              <w:rPr>
-                <w:noProof/>
-                <w:webHidden/>
-              </w:rPr>
-              <w:t>7</w:t>
-            </w:r>
-            <w:r>
-              <w:rPr>
-                <w:noProof/>
-                <w:webHidden/>
-              </w:rPr>
-              <w:fldChar w:fldCharType="end"/>
-            </w:r>
-          </w:hyperlink>
-        </w:p>
-        <w:p>
-          <w:pPr>
-            <w:pStyle w:val="TOC3"/>
-            <w:tabs>
-              <w:tab w:val="left" w:pos="1440"/>
-              <w:tab w:val="right" w:leader="dot" w:pos="9062"/>
-            </w:tabs>
-            <w:rPr>
-              <w:rFonts w:asciiTheme="minorHAnsi" w:eastAsiaTheme="minorEastAsia" w:hAnsiTheme="minorHAnsi" w:cstheme="minorBidi"/>
-              <w:noProof/>
-              <w:kern w:val="2"/>
-              <w:szCs w:val="30"/>
-              <w:lang w:eastAsia="zh-CN" w:bidi="th-TH"/>
-              <w14:ligatures w14:val="standardContextual"/>
-            </w:rPr>
-          </w:pPr>
-          <w:hyperlink w:anchor="_Toc193997337" w:history="1">
-            <w:r>
-              <w:rPr>
-                <w:rStyle w:val="Hyperlink"/>
-                <w:rFonts w:eastAsiaTheme="majorEastAsia"/>
-                <w:noProof/>
-              </w:rPr>
-              <w:t>1.1.1.</w:t>
-            </w:r>
-            <w:r>
-              <w:rPr>
-                <w:rFonts w:asciiTheme="minorHAnsi" w:eastAsiaTheme="minorEastAsia" w:hAnsiTheme="minorHAnsi" w:cstheme="minorBidi"/>
-                <w:noProof/>
-                <w:kern w:val="2"/>
-                <w:szCs w:val="30"/>
-                <w:lang w:eastAsia="zh-CN" w:bidi="th-TH"/>
-                <w14:ligatures w14:val="standardContextual"/>
-              </w:rPr>
-              <w:tab/>
-            </w:r>
-            <w:r>
-              <w:rPr>
-                <w:rStyle w:val="Hyperlink"/>
-                <w:rFonts w:eastAsiaTheme="majorEastAsia"/>
-                <w:noProof/>
-              </w:rPr>
-              <w:t>Noi dung 1.1.1</w:t>
-            </w:r>
-            <w:r>
-              <w:rPr>
-                <w:noProof/>
-                <w:webHidden/>
-              </w:rPr>
-              <w:tab/>
-            </w:r>
-            <w:r>
-              <w:rPr>
-                <w:noProof/>
-                <w:webHidden/>
-              </w:rPr>
-              <w:fldChar w:fldCharType="begin"/>
-            </w:r>
-            <w:r>
-              <w:rPr>
-                <w:noProof/>
-                <w:webHidden/>
-              </w:rPr>
-              <w:instrText xml:space="preserve"> PAGEREF _Toc193997337 \h </w:instrText>
-            </w:r>
-            <w:r>
-              <w:rPr>
-                <w:noProof/>
-                <w:webHidden/>
-              </w:rPr>
-            </w:r>
-            <w:r>
-              <w:rPr>
-                <w:noProof/>
-                <w:webHidden/>
-              </w:rPr>
-              <w:fldChar w:fldCharType="separate"/>
-            </w:r>
-            <w:r>
-              <w:rPr>
-                <w:noProof/>
-                <w:webHidden/>
-              </w:rPr>
-              <w:t>7</w:t>
-            </w:r>
-            <w:r>
-              <w:rPr>
-                <w:noProof/>
-                <w:webHidden/>
-              </w:rPr>
-              <w:fldChar w:fldCharType="end"/>
-            </w:r>
-          </w:hyperlink>
-        </w:p>
-        <w:p>
-          <w:pPr>
-            <w:pStyle w:val="TOC3"/>
-            <w:tabs>
-              <w:tab w:val="left" w:pos="1440"/>
-              <w:tab w:val="right" w:leader="dot" w:pos="9062"/>
-            </w:tabs>
-            <w:rPr>
-              <w:rFonts w:asciiTheme="minorHAnsi" w:eastAsiaTheme="minorEastAsia" w:hAnsiTheme="minorHAnsi" w:cstheme="minorBidi"/>
-              <w:noProof/>
-              <w:kern w:val="2"/>
-              <w:szCs w:val="30"/>
-              <w:lang w:eastAsia="zh-CN" w:bidi="th-TH"/>
-              <w14:ligatures w14:val="standardContextual"/>
-            </w:rPr>
-          </w:pPr>
-          <w:hyperlink w:anchor="_Toc193997338" w:history="1">
-            <w:r>
-              <w:rPr>
-                <w:rStyle w:val="Hyperlink"/>
-                <w:rFonts w:eastAsiaTheme="majorEastAsia"/>
-                <w:noProof/>
-              </w:rPr>
-              <w:t>1.1.2.</w:t>
-            </w:r>
-            <w:r>
-              <w:rPr>
-                <w:rFonts w:asciiTheme="minorHAnsi" w:eastAsiaTheme="minorEastAsia" w:hAnsiTheme="minorHAnsi" w:cstheme="minorBidi"/>
-                <w:noProof/>
-                <w:kern w:val="2"/>
-                <w:szCs w:val="30"/>
-                <w:lang w:eastAsia="zh-CN" w:bidi="th-TH"/>
-                <w14:ligatures w14:val="standardContextual"/>
-              </w:rPr>
-              <w:tab/>
-            </w:r>
-            <w:r>
-              <w:rPr>
-                <w:rStyle w:val="Hyperlink"/>
-                <w:rFonts w:eastAsiaTheme="majorEastAsia"/>
-                <w:noProof/>
-              </w:rPr>
-              <w:t>Noi dung 1.1.2</w:t>
-            </w:r>
-            <w:r>
-              <w:rPr>
-                <w:noProof/>
-                <w:webHidden/>
-              </w:rPr>
-              <w:tab/>
-            </w:r>
-            <w:r>
-              <w:rPr>
-                <w:noProof/>
-                <w:webHidden/>
-              </w:rPr>
-              <w:fldChar w:fldCharType="begin"/>
-            </w:r>
-            <w:r>
-              <w:rPr>
-                <w:noProof/>
-                <w:webHidden/>
-              </w:rPr>
-              <w:instrText xml:space="preserve"> PAGEREF _Toc193997338 \h </w:instrText>
-            </w:r>
-            <w:r>
-              <w:rPr>
-                <w:noProof/>
-                <w:webHidden/>
-              </w:rPr>
-            </w:r>
-            <w:r>
-              <w:rPr>
-                <w:noProof/>
-                <w:webHidden/>
-              </w:rPr>
-              <w:fldChar w:fldCharType="separate"/>
-            </w:r>
-            <w:r>
-              <w:rPr>
-                <w:noProof/>
-                <w:webHidden/>
-              </w:rPr>
-              <w:t>7</w:t>
-            </w:r>
-            <w:r>
-              <w:rPr>
-                <w:noProof/>
-                <w:webHidden/>
-              </w:rPr>
-              <w:fldChar w:fldCharType="end"/>
-            </w:r>
-          </w:hyperlink>
-        </w:p>
-        <w:p>
-          <w:pPr>
-            <w:pStyle w:val="TOC2"/>
-            <w:tabs>
-              <w:tab w:val="left" w:pos="960"/>
-              <w:tab w:val="right" w:leader="dot" w:pos="9062"/>
-            </w:tabs>
-            <w:rPr>
-              <w:rFonts w:asciiTheme="minorHAnsi" w:eastAsiaTheme="minorEastAsia" w:hAnsiTheme="minorHAnsi" w:cstheme="minorBidi"/>
-              <w:noProof/>
-              <w:kern w:val="2"/>
-              <w:szCs w:val="30"/>
-              <w:lang w:eastAsia="zh-CN" w:bidi="th-TH"/>
-              <w14:ligatures w14:val="standardContextual"/>
-            </w:rPr>
-          </w:pPr>
-          <w:hyperlink w:anchor="_Toc193997339" w:history="1">
-            <w:r>
-              <w:rPr>
-                <w:rStyle w:val="Hyperlink"/>
-                <w:rFonts w:eastAsiaTheme="majorEastAsia"/>
-                <w:noProof/>
-              </w:rPr>
-              <w:t>1.2.</w:t>
-            </w:r>
-            <w:r>
-              <w:rPr>
-                <w:rFonts w:asciiTheme="minorHAnsi" w:eastAsiaTheme="minorEastAsia" w:hAnsiTheme="minorHAnsi" w:cstheme="minorBidi"/>
-                <w:noProof/>
-                <w:kern w:val="2"/>
-                <w:szCs w:val="30"/>
-                <w:lang w:eastAsia="zh-CN" w:bidi="th-TH"/>
-                <w14:ligatures w14:val="standardContextual"/>
-              </w:rPr>
-              <w:tab/>
-            </w:r>
-            <w:r>
-              <w:rPr>
-                <w:rStyle w:val="Hyperlink"/>
-                <w:rFonts w:eastAsiaTheme="majorEastAsia"/>
-                <w:noProof/>
-              </w:rPr>
-              <w:t>Cơ cấu tổ chức</w:t>
-            </w:r>
-            <w:r>
-              <w:rPr>
-                <w:noProof/>
-                <w:webHidden/>
-              </w:rPr>
-              <w:tab/>
-            </w:r>
-            <w:r>
-              <w:rPr>
-                <w:noProof/>
-                <w:webHidden/>
-              </w:rPr>
-              <w:fldChar w:fldCharType="begin"/>
-            </w:r>
-            <w:r>
-              <w:rPr>
-                <w:noProof/>
-                <w:webHidden/>
-              </w:rPr>
-              <w:instrText xml:space="preserve"> PAGEREF _Toc193997339 \h </w:instrText>
-            </w:r>
-            <w:r>
-              <w:rPr>
-                <w:noProof/>
-                <w:webHidden/>
-              </w:rPr>
-            </w:r>
-            <w:r>
-              <w:rPr>
-                <w:noProof/>
-                <w:webHidden/>
-              </w:rPr>
-              <w:fldChar w:fldCharType="separate"/>
-            </w:r>
-            <w:r>
-              <w:rPr>
-                <w:noProof/>
-                <w:webHidden/>
-              </w:rPr>
-              <w:t>7</w:t>
-            </w:r>
-            <w:r>
-              <w:rPr>
-                <w:noProof/>
-                <w:webHidden/>
-              </w:rPr>
-              <w:fldChar w:fldCharType="end"/>
-            </w:r>
-          </w:hyperlink>
-        </w:p>
-        <w:p>
-          <w:pPr>
-            <w:pStyle w:val="TOC1"/>
-            <w:tabs>
-              <w:tab w:val="left" w:pos="1440"/>
-              <w:tab w:val="right" w:leader="dot" w:pos="9062"/>
-            </w:tabs>
-            <w:rPr>
-              <w:rFonts w:asciiTheme="minorHAnsi" w:eastAsiaTheme="minorEastAsia" w:hAnsiTheme="minorHAnsi" w:cstheme="minorBidi"/>
-              <w:noProof/>
-              <w:kern w:val="2"/>
-              <w:szCs w:val="30"/>
-              <w:lang w:eastAsia="zh-CN" w:bidi="th-TH"/>
-              <w14:ligatures w14:val="standardContextual"/>
-            </w:rPr>
-          </w:pPr>
-          <w:hyperlink w:anchor="_Toc193997340" w:history="1">
-            <w:r>
-              <w:rPr>
-                <w:rStyle w:val="Hyperlink"/>
-                <w:rFonts w:eastAsiaTheme="majorEastAsia"/>
-                <w:noProof/>
-              </w:rPr>
-              <w:t>Chương 2.</w:t>
-            </w:r>
-            <w:r>
-              <w:rPr>
-                <w:rFonts w:asciiTheme="minorHAnsi" w:eastAsiaTheme="minorEastAsia" w:hAnsiTheme="minorHAnsi" w:cstheme="minorBidi"/>
-                <w:noProof/>
-                <w:kern w:val="2"/>
-                <w:szCs w:val="30"/>
-                <w:lang w:eastAsia="zh-CN" w:bidi="th-TH"/>
-                <w14:ligatures w14:val="standardContextual"/>
-              </w:rPr>
-              <w:tab/>
-            </w:r>
-            <w:r>
-              <w:rPr>
-                <w:rStyle w:val="Hyperlink"/>
-                <w:rFonts w:eastAsiaTheme="majorEastAsia"/>
-                <w:noProof/>
-              </w:rPr>
-              <w:t>LÝ THUYẾT ÁP DỤNG THEO LĨNH VỰC THỰC TẬP</w:t>
-            </w:r>
-            <w:r>
-              <w:rPr>
-                <w:noProof/>
-                <w:webHidden/>
-              </w:rPr>
-              <w:tab/>
-            </w:r>
-            <w:r>
-              <w:rPr>
-                <w:noProof/>
-                <w:webHidden/>
-              </w:rPr>
-              <w:fldChar w:fldCharType="begin"/>
-            </w:r>
-            <w:r>
-              <w:rPr>
-                <w:noProof/>
-                <w:webHidden/>
-              </w:rPr>
-              <w:instrText xml:space="preserve"> PAGEREF _Toc193997340 \h </w:instrText>
-            </w:r>
-            <w:r>
-              <w:rPr>
-                <w:noProof/>
-                <w:webHidden/>
-              </w:rPr>
-            </w:r>
-            <w:r>
-              <w:rPr>
-                <w:noProof/>
-                <w:webHidden/>
-              </w:rPr>
-              <w:fldChar w:fldCharType="separate"/>
-            </w:r>
-            <w:r>
-              <w:rPr>
-                <w:noProof/>
-                <w:webHidden/>
-              </w:rPr>
-              <w:t>8</w:t>
-            </w:r>
-            <w:r>
-              <w:rPr>
-                <w:noProof/>
-                <w:webHidden/>
-              </w:rPr>
-              <w:fldChar w:fldCharType="end"/>
-            </w:r>
-          </w:hyperlink>
-        </w:p>
-        <w:p>
-          <w:pPr>
-            <w:pStyle w:val="TOC2"/>
-            <w:tabs>
-              <w:tab w:val="left" w:pos="960"/>
-              <w:tab w:val="right" w:leader="dot" w:pos="9062"/>
-            </w:tabs>
-            <w:rPr>
-              <w:rFonts w:asciiTheme="minorHAnsi" w:eastAsiaTheme="minorEastAsia" w:hAnsiTheme="minorHAnsi" w:cstheme="minorBidi"/>
-              <w:noProof/>
-              <w:kern w:val="2"/>
-              <w:szCs w:val="30"/>
-              <w:lang w:eastAsia="zh-CN" w:bidi="th-TH"/>
-              <w14:ligatures w14:val="standardContextual"/>
-            </w:rPr>
-          </w:pPr>
-          <w:hyperlink w:anchor="_Toc193997341" w:history="1">
-            <w:r>
-              <w:rPr>
-                <w:rStyle w:val="Hyperlink"/>
-                <w:rFonts w:eastAsiaTheme="majorEastAsia"/>
-                <w:noProof/>
-              </w:rPr>
-              <w:t>2.1.</w:t>
-            </w:r>
-            <w:r>
-              <w:rPr>
-                <w:rFonts w:asciiTheme="minorHAnsi" w:eastAsiaTheme="minorEastAsia" w:hAnsiTheme="minorHAnsi" w:cstheme="minorBidi"/>
-                <w:noProof/>
-                <w:kern w:val="2"/>
-                <w:szCs w:val="30"/>
-                <w:lang w:eastAsia="zh-CN" w:bidi="th-TH"/>
-                <w14:ligatures w14:val="standardContextual"/>
-              </w:rPr>
-              <w:tab/>
-            </w:r>
-            <w:r>
-              <w:rPr>
-                <w:rStyle w:val="Hyperlink"/>
-                <w:rFonts w:eastAsiaTheme="majorEastAsia"/>
-                <w:noProof/>
-              </w:rPr>
-              <w:t>Nôi dung 1.1</w:t>
-            </w:r>
-            <w:r>
-              <w:rPr>
-                <w:noProof/>
-                <w:webHidden/>
-              </w:rPr>
-              <w:tab/>
-            </w:r>
-            <w:r>
-              <w:rPr>
-                <w:noProof/>
-                <w:webHidden/>
-              </w:rPr>
-              <w:fldChar w:fldCharType="begin"/>
-            </w:r>
-            <w:r>
-              <w:rPr>
-                <w:noProof/>
-                <w:webHidden/>
-              </w:rPr>
-              <w:instrText xml:space="preserve"> PAGEREF _Toc193997341 \h </w:instrText>
-            </w:r>
-            <w:r>
-              <w:rPr>
-                <w:noProof/>
-                <w:webHidden/>
-              </w:rPr>
-            </w:r>
-            <w:r>
-              <w:rPr>
-                <w:noProof/>
-                <w:webHidden/>
-              </w:rPr>
-              <w:fldChar w:fldCharType="separate"/>
-            </w:r>
-            <w:r>
-              <w:rPr>
-                <w:noProof/>
-                <w:webHidden/>
-              </w:rPr>
-              <w:t>8</w:t>
-            </w:r>
-            <w:r>
-              <w:rPr>
-                <w:noProof/>
-                <w:webHidden/>
-              </w:rPr>
-              <w:fldChar w:fldCharType="end"/>
-            </w:r>
-          </w:hyperlink>
-        </w:p>
-        <w:p>
-          <w:pPr>
-            <w:pStyle w:val="TOC2"/>
-            <w:tabs>
-              <w:tab w:val="left" w:pos="960"/>
-              <w:tab w:val="right" w:leader="dot" w:pos="9062"/>
-            </w:tabs>
-            <w:rPr>
-              <w:rFonts w:asciiTheme="minorHAnsi" w:eastAsiaTheme="minorEastAsia" w:hAnsiTheme="minorHAnsi" w:cstheme="minorBidi"/>
-              <w:noProof/>
-              <w:kern w:val="2"/>
-              <w:szCs w:val="30"/>
-              <w:lang w:eastAsia="zh-CN" w:bidi="th-TH"/>
-              <w14:ligatures w14:val="standardContextual"/>
-            </w:rPr>
-          </w:pPr>
-          <w:hyperlink w:anchor="_Toc193997342" w:history="1">
-            <w:r>
-              <w:rPr>
-                <w:rStyle w:val="Hyperlink"/>
-                <w:rFonts w:eastAsiaTheme="majorEastAsia"/>
-                <w:noProof/>
-              </w:rPr>
-              <w:t>2.2.</w:t>
-            </w:r>
-            <w:r>
-              <w:rPr>
-                <w:rFonts w:asciiTheme="minorHAnsi" w:eastAsiaTheme="minorEastAsia" w:hAnsiTheme="minorHAnsi" w:cstheme="minorBidi"/>
-                <w:noProof/>
-                <w:kern w:val="2"/>
-                <w:szCs w:val="30"/>
-                <w:lang w:eastAsia="zh-CN" w:bidi="th-TH"/>
-                <w14:ligatures w14:val="standardContextual"/>
-              </w:rPr>
-              <w:tab/>
-            </w:r>
-            <w:r>
-              <w:rPr>
-                <w:rStyle w:val="Hyperlink"/>
-                <w:rFonts w:eastAsiaTheme="majorEastAsia"/>
-                <w:noProof/>
-              </w:rPr>
-              <w:t>Nội dung 1.2</w:t>
-            </w:r>
-            <w:r>
-              <w:rPr>
-                <w:noProof/>
-                <w:webHidden/>
-              </w:rPr>
-              <w:tab/>
-            </w:r>
-            <w:r>
-              <w:rPr>
-                <w:noProof/>
-                <w:webHidden/>
-              </w:rPr>
-              <w:fldChar w:fldCharType="begin"/>
-            </w:r>
-            <w:r>
-              <w:rPr>
-                <w:noProof/>
-                <w:webHidden/>
-              </w:rPr>
-              <w:instrText xml:space="preserve"> PAGEREF _Toc193997342 \h </w:instrText>
-            </w:r>
-            <w:r>
-              <w:rPr>
-                <w:noProof/>
-                <w:webHidden/>
-              </w:rPr>
-            </w:r>
-            <w:r>
-              <w:rPr>
-                <w:noProof/>
-                <w:webHidden/>
-              </w:rPr>
-              <w:fldChar w:fldCharType="separate"/>
-            </w:r>
-            <w:r>
-              <w:rPr>
-                <w:noProof/>
-                <w:webHidden/>
-              </w:rPr>
-              <w:t>8</w:t>
-            </w:r>
-            <w:r>
-              <w:rPr>
-                <w:noProof/>
-                <w:webHidden/>
-              </w:rPr>
-              <w:fldChar w:fldCharType="end"/>
-            </w:r>
-          </w:hyperlink>
-        </w:p>
-        <w:p>
-          <w:pPr>
-            <w:pStyle w:val="TOC3"/>
-            <w:tabs>
-              <w:tab w:val="left" w:pos="1440"/>
-              <w:tab w:val="right" w:leader="dot" w:pos="9062"/>
-            </w:tabs>
-            <w:rPr>
-              <w:rFonts w:asciiTheme="minorHAnsi" w:eastAsiaTheme="minorEastAsia" w:hAnsiTheme="minorHAnsi" w:cstheme="minorBidi"/>
-              <w:noProof/>
-              <w:kern w:val="2"/>
-              <w:szCs w:val="30"/>
-              <w:lang w:eastAsia="zh-CN" w:bidi="th-TH"/>
-              <w14:ligatures w14:val="standardContextual"/>
-            </w:rPr>
-          </w:pPr>
-          <w:hyperlink w:anchor="_Toc193997343" w:history="1">
-            <w:r>
-              <w:rPr>
-                <w:rStyle w:val="Hyperlink"/>
-                <w:rFonts w:eastAsiaTheme="majorEastAsia"/>
-                <w:noProof/>
-              </w:rPr>
-              <w:t>2.2.1.</w:t>
-            </w:r>
-            <w:r>
-              <w:rPr>
-                <w:rFonts w:asciiTheme="minorHAnsi" w:eastAsiaTheme="minorEastAsia" w:hAnsiTheme="minorHAnsi" w:cstheme="minorBidi"/>
-                <w:noProof/>
-                <w:kern w:val="2"/>
-                <w:szCs w:val="30"/>
-                <w:lang w:eastAsia="zh-CN" w:bidi="th-TH"/>
-                <w14:ligatures w14:val="standardContextual"/>
-              </w:rPr>
-              <w:tab/>
-            </w:r>
-            <w:r>
-              <w:rPr>
-                <w:rStyle w:val="Hyperlink"/>
-                <w:rFonts w:eastAsiaTheme="majorEastAsia"/>
-                <w:noProof/>
-              </w:rPr>
-              <w:t>Nội dung 1.2.1</w:t>
-            </w:r>
-            <w:r>
-              <w:rPr>
-                <w:noProof/>
-                <w:webHidden/>
-              </w:rPr>
-              <w:tab/>
-            </w:r>
-            <w:r>
-              <w:rPr>
-                <w:noProof/>
-                <w:webHidden/>
-              </w:rPr>
-              <w:fldChar w:fldCharType="begin"/>
-            </w:r>
-            <w:r>
-              <w:rPr>
-                <w:noProof/>
-                <w:webHidden/>
-              </w:rPr>
-              <w:instrText xml:space="preserve"> PAGEREF _Toc193997343 \h </w:instrText>
-            </w:r>
-            <w:r>
-              <w:rPr>
-                <w:noProof/>
-                <w:webHidden/>
-              </w:rPr>
-            </w:r>
-            <w:r>
-              <w:rPr>
-                <w:noProof/>
-                <w:webHidden/>
-              </w:rPr>
-              <w:fldChar w:fldCharType="separate"/>
-            </w:r>
-            <w:r>
-              <w:rPr>
-                <w:noProof/>
-                <w:webHidden/>
-              </w:rPr>
-              <w:t>8</w:t>
-            </w:r>
-            <w:r>
-              <w:rPr>
-                <w:noProof/>
-                <w:webHidden/>
-              </w:rPr>
-              <w:fldChar w:fldCharType="end"/>
-            </w:r>
-          </w:hyperlink>
-        </w:p>
-        <w:p>
-          <w:pPr>
-            <w:pStyle w:val="TOC3"/>
-            <w:tabs>
-              <w:tab w:val="left" w:pos="1440"/>
-              <w:tab w:val="right" w:leader="dot" w:pos="9062"/>
-            </w:tabs>
-            <w:rPr>
-              <w:rFonts w:asciiTheme="minorHAnsi" w:eastAsiaTheme="minorEastAsia" w:hAnsiTheme="minorHAnsi" w:cstheme="minorBidi"/>
-              <w:noProof/>
-              <w:kern w:val="2"/>
-              <w:szCs w:val="30"/>
-              <w:lang w:eastAsia="zh-CN" w:bidi="th-TH"/>
-              <w14:ligatures w14:val="standardContextual"/>
-            </w:rPr>
-          </w:pPr>
-          <w:hyperlink w:anchor="_Toc193997344" w:history="1">
-            <w:r>
-              <w:rPr>
-                <w:rStyle w:val="Hyperlink"/>
-                <w:rFonts w:eastAsiaTheme="majorEastAsia"/>
-                <w:noProof/>
-              </w:rPr>
-              <w:t>2.2.2.</w:t>
-            </w:r>
-            <w:r>
-              <w:rPr>
-                <w:rFonts w:asciiTheme="minorHAnsi" w:eastAsiaTheme="minorEastAsia" w:hAnsiTheme="minorHAnsi" w:cstheme="minorBidi"/>
-                <w:noProof/>
-                <w:kern w:val="2"/>
-                <w:szCs w:val="30"/>
-                <w:lang w:eastAsia="zh-CN" w:bidi="th-TH"/>
-                <w14:ligatures w14:val="standardContextual"/>
-              </w:rPr>
-              <w:tab/>
-            </w:r>
-            <w:r>
-              <w:rPr>
-                <w:rStyle w:val="Hyperlink"/>
-                <w:rFonts w:eastAsiaTheme="majorEastAsia"/>
-                <w:noProof/>
-              </w:rPr>
-              <w:t>Nội dung 1.2.2</w:t>
-            </w:r>
-            <w:r>
-              <w:rPr>
-                <w:noProof/>
-                <w:webHidden/>
-              </w:rPr>
-              <w:tab/>
-            </w:r>
-            <w:r>
-              <w:rPr>
-                <w:noProof/>
-                <w:webHidden/>
-              </w:rPr>
-              <w:fldChar w:fldCharType="begin"/>
-            </w:r>
-            <w:r>
-              <w:rPr>
-                <w:noProof/>
-                <w:webHidden/>
-              </w:rPr>
-              <w:instrText xml:space="preserve"> PAGEREF _Toc193997344 \h </w:instrText>
-            </w:r>
-            <w:r>
-              <w:rPr>
-                <w:noProof/>
-                <w:webHidden/>
-              </w:rPr>
-            </w:r>
-            <w:r>
-              <w:rPr>
-                <w:noProof/>
-                <w:webHidden/>
-              </w:rPr>
-              <w:fldChar w:fldCharType="separate"/>
-            </w:r>
-            <w:r>
-              <w:rPr>
-                <w:noProof/>
-                <w:webHidden/>
-              </w:rPr>
-              <w:t>8</w:t>
-            </w:r>
-            <w:r>
-              <w:rPr>
-                <w:noProof/>
-                <w:webHidden/>
-              </w:rPr>
-              <w:fldChar w:fldCharType="end"/>
-            </w:r>
-          </w:hyperlink>
-        </w:p>
-        <w:p>
-          <w:pPr>
-            <w:pStyle w:val="TOC1"/>
-            <w:tabs>
-              <w:tab w:val="left" w:pos="1440"/>
-              <w:tab w:val="right" w:leader="dot" w:pos="9062"/>
-            </w:tabs>
-            <w:rPr>
-              <w:rFonts w:asciiTheme="minorHAnsi" w:eastAsiaTheme="minorEastAsia" w:hAnsiTheme="minorHAnsi" w:cstheme="minorBidi"/>
-              <w:noProof/>
-              <w:kern w:val="2"/>
-              <w:szCs w:val="30"/>
-              <w:lang w:eastAsia="zh-CN" w:bidi="th-TH"/>
-              <w14:ligatures w14:val="standardContextual"/>
-            </w:rPr>
-          </w:pPr>
-          <w:hyperlink w:anchor="_Toc193997345" w:history="1">
-            <w:r>
-              <w:rPr>
-                <w:rStyle w:val="Hyperlink"/>
-                <w:rFonts w:eastAsiaTheme="majorEastAsia"/>
-                <w:noProof/>
-              </w:rPr>
-              <w:t>Chương 3.</w:t>
-            </w:r>
-            <w:r>
-              <w:rPr>
-                <w:rFonts w:asciiTheme="minorHAnsi" w:eastAsiaTheme="minorEastAsia" w:hAnsiTheme="minorHAnsi" w:cstheme="minorBidi"/>
-                <w:noProof/>
-                <w:kern w:val="2"/>
-                <w:szCs w:val="30"/>
-                <w:lang w:eastAsia="zh-CN" w:bidi="th-TH"/>
-                <w14:ligatures w14:val="standardContextual"/>
-              </w:rPr>
-              <w:tab/>
-            </w:r>
-            <w:r>
-              <w:rPr>
-                <w:rStyle w:val="Hyperlink"/>
-                <w:rFonts w:eastAsiaTheme="majorEastAsia"/>
-                <w:noProof/>
-              </w:rPr>
-              <w:t>NỘI DUNG THỰC TẬP</w:t>
-            </w:r>
-            <w:r>
-              <w:rPr>
-                <w:noProof/>
-                <w:webHidden/>
-              </w:rPr>
-              <w:tab/>
-            </w:r>
-            <w:r>
-              <w:rPr>
-                <w:noProof/>
-                <w:webHidden/>
-              </w:rPr>
-              <w:fldChar w:fldCharType="begin"/>
-            </w:r>
-            <w:r>
-              <w:rPr>
-                <w:noProof/>
-                <w:webHidden/>
-              </w:rPr>
-              <w:instrText xml:space="preserve"> PAGEREF _Toc193997345 \h </w:instrText>
-            </w:r>
-            <w:r>
-              <w:rPr>
-                <w:noProof/>
-                <w:webHidden/>
-              </w:rPr>
-            </w:r>
-            <w:r>
-              <w:rPr>
-                <w:noProof/>
-                <w:webHidden/>
-              </w:rPr>
-              <w:fldChar w:fldCharType="separate"/>
-            </w:r>
-            <w:r>
-              <w:rPr>
-                <w:noProof/>
-                <w:webHidden/>
-              </w:rPr>
-              <w:t>9</w:t>
-            </w:r>
-            <w:r>
-              <w:rPr>
-                <w:noProof/>
-                <w:webHidden/>
-              </w:rPr>
-              <w:fldChar w:fldCharType="end"/>
-            </w:r>
-          </w:hyperlink>
-        </w:p>
-        <w:p>
-          <w:pPr>
-            <w:pStyle w:val="TOC2"/>
-            <w:tabs>
-              <w:tab w:val="left" w:pos="960"/>
-              <w:tab w:val="right" w:leader="dot" w:pos="9062"/>
-            </w:tabs>
-            <w:rPr>
-              <w:rFonts w:asciiTheme="minorHAnsi" w:eastAsiaTheme="minorEastAsia" w:hAnsiTheme="minorHAnsi" w:cstheme="minorBidi"/>
-              <w:noProof/>
-              <w:kern w:val="2"/>
-              <w:szCs w:val="30"/>
-              <w:lang w:eastAsia="zh-CN" w:bidi="th-TH"/>
-              <w14:ligatures w14:val="standardContextual"/>
-            </w:rPr>
-          </w:pPr>
-          <w:hyperlink w:anchor="_Toc193997346" w:history="1">
-            <w:r>
-              <w:rPr>
-                <w:rStyle w:val="Hyperlink"/>
-                <w:rFonts w:eastAsiaTheme="majorEastAsia"/>
-                <w:noProof/>
-              </w:rPr>
-              <w:t>3.1.</w:t>
-            </w:r>
-            <w:r>
-              <w:rPr>
-                <w:rFonts w:asciiTheme="minorHAnsi" w:eastAsiaTheme="minorEastAsia" w:hAnsiTheme="minorHAnsi" w:cstheme="minorBidi"/>
-                <w:noProof/>
-                <w:kern w:val="2"/>
-                <w:szCs w:val="30"/>
-                <w:lang w:eastAsia="zh-CN" w:bidi="th-TH"/>
-                <w14:ligatures w14:val="standardContextual"/>
-              </w:rPr>
-              <w:tab/>
-            </w:r>
-            <w:r>
-              <w:rPr>
-                <w:rStyle w:val="Hyperlink"/>
-                <w:rFonts w:eastAsiaTheme="majorEastAsia"/>
-                <w:noProof/>
-              </w:rPr>
-              <w:t>Nội dung 3.1</w:t>
-            </w:r>
-            <w:r>
-              <w:rPr>
-                <w:noProof/>
-                <w:webHidden/>
-              </w:rPr>
-              <w:tab/>
-            </w:r>
-            <w:r>
-              <w:rPr>
-                <w:noProof/>
-                <w:webHidden/>
-              </w:rPr>
-              <w:fldChar w:fldCharType="begin"/>
-            </w:r>
-            <w:r>
-              <w:rPr>
-                <w:noProof/>
-                <w:webHidden/>
-              </w:rPr>
-              <w:instrText xml:space="preserve"> PAGEREF _Toc193997346 \h </w:instrText>
-            </w:r>
-            <w:r>
-              <w:rPr>
-                <w:noProof/>
-                <w:webHidden/>
-              </w:rPr>
-            </w:r>
-            <w:r>
-              <w:rPr>
-                <w:noProof/>
-                <w:webHidden/>
-              </w:rPr>
-              <w:fldChar w:fldCharType="separate"/>
-            </w:r>
-            <w:r>
-              <w:rPr>
-                <w:noProof/>
-                <w:webHidden/>
-              </w:rPr>
-              <w:t>9</w:t>
-            </w:r>
-            <w:r>
-              <w:rPr>
-                <w:noProof/>
-                <w:webHidden/>
-              </w:rPr>
-              <w:fldChar w:fldCharType="end"/>
-            </w:r>
-          </w:hyperlink>
-        </w:p>
-        <w:p>
-          <w:pPr>
-            <w:pStyle w:val="TOC2"/>
-            <w:tabs>
-              <w:tab w:val="left" w:pos="960"/>
-              <w:tab w:val="right" w:leader="dot" w:pos="9062"/>
-            </w:tabs>
-            <w:rPr>
-              <w:rFonts w:asciiTheme="minorHAnsi" w:eastAsiaTheme="minorEastAsia" w:hAnsiTheme="minorHAnsi" w:cstheme="minorBidi"/>
-              <w:noProof/>
-              <w:kern w:val="2"/>
-              <w:szCs w:val="30"/>
-              <w:lang w:eastAsia="zh-CN" w:bidi="th-TH"/>
-              <w14:ligatures w14:val="standardContextual"/>
-            </w:rPr>
-          </w:pPr>
-          <w:hyperlink w:anchor="_Toc193997347" w:history="1">
-            <w:r>
-              <w:rPr>
-                <w:rStyle w:val="Hyperlink"/>
-                <w:rFonts w:eastAsiaTheme="majorEastAsia"/>
-                <w:noProof/>
-              </w:rPr>
-              <w:t>3.2.</w:t>
-            </w:r>
-            <w:r>
-              <w:rPr>
-                <w:rFonts w:asciiTheme="minorHAnsi" w:eastAsiaTheme="minorEastAsia" w:hAnsiTheme="minorHAnsi" w:cstheme="minorBidi"/>
-                <w:noProof/>
-                <w:kern w:val="2"/>
-                <w:szCs w:val="30"/>
-                <w:lang w:eastAsia="zh-CN" w:bidi="th-TH"/>
-                <w14:ligatures w14:val="standardContextual"/>
-              </w:rPr>
-              <w:tab/>
-            </w:r>
-            <w:r>
-              <w:rPr>
-                <w:rStyle w:val="Hyperlink"/>
-                <w:rFonts w:eastAsiaTheme="majorEastAsia"/>
-                <w:noProof/>
-              </w:rPr>
-              <w:t>Nội dung 2.2</w:t>
-            </w:r>
-            <w:r>
-              <w:rPr>
-                <w:noProof/>
-                <w:webHidden/>
-              </w:rPr>
-              <w:tab/>
-            </w:r>
-            <w:r>
-              <w:rPr>
-                <w:noProof/>
-                <w:webHidden/>
-              </w:rPr>
-              <w:fldChar w:fldCharType="begin"/>
-            </w:r>
-            <w:r>
-              <w:rPr>
-                <w:noProof/>
-                <w:webHidden/>
-              </w:rPr>
-              <w:instrText xml:space="preserve"> PAGEREF _Toc193997347 \h </w:instrText>
-            </w:r>
-            <w:r>
-              <w:rPr>
-                <w:noProof/>
-                <w:webHidden/>
-              </w:rPr>
-            </w:r>
-            <w:r>
-              <w:rPr>
-                <w:noProof/>
-                <w:webHidden/>
-              </w:rPr>
-              <w:fldChar w:fldCharType="separate"/>
-            </w:r>
-            <w:r>
-              <w:rPr>
-                <w:noProof/>
-                <w:webHidden/>
-              </w:rPr>
-              <w:t>9</w:t>
-            </w:r>
-            <w:r>
-              <w:rPr>
-                <w:noProof/>
-                <w:webHidden/>
-              </w:rPr>
-              <w:fldChar w:fldCharType="end"/>
-            </w:r>
-          </w:hyperlink>
-        </w:p>
-        <w:p>
-          <w:pPr>
-            <w:pStyle w:val="TOC3"/>
-            <w:tabs>
-              <w:tab w:val="left" w:pos="1440"/>
-              <w:tab w:val="right" w:leader="dot" w:pos="9062"/>
-            </w:tabs>
-            <w:rPr>
-              <w:rFonts w:asciiTheme="minorHAnsi" w:eastAsiaTheme="minorEastAsia" w:hAnsiTheme="minorHAnsi" w:cstheme="minorBidi"/>
-              <w:noProof/>
-              <w:kern w:val="2"/>
-              <w:szCs w:val="30"/>
-              <w:lang w:eastAsia="zh-CN" w:bidi="th-TH"/>
-              <w14:ligatures w14:val="standardContextual"/>
-            </w:rPr>
-          </w:pPr>
-          <w:hyperlink w:anchor="_Toc193997348" w:history="1">
-            <w:r>
-              <w:rPr>
-                <w:rStyle w:val="Hyperlink"/>
-                <w:rFonts w:eastAsiaTheme="majorEastAsia"/>
-                <w:noProof/>
-              </w:rPr>
-              <w:t>3.2.1.</w:t>
-            </w:r>
-            <w:r>
-              <w:rPr>
-                <w:rFonts w:asciiTheme="minorHAnsi" w:eastAsiaTheme="minorEastAsia" w:hAnsiTheme="minorHAnsi" w:cstheme="minorBidi"/>
-                <w:noProof/>
-                <w:kern w:val="2"/>
-                <w:szCs w:val="30"/>
-                <w:lang w:eastAsia="zh-CN" w:bidi="th-TH"/>
-                <w14:ligatures w14:val="standardContextual"/>
-              </w:rPr>
-              <w:tab/>
-            </w:r>
-            <w:r>
-              <w:rPr>
-                <w:rStyle w:val="Hyperlink"/>
-                <w:rFonts w:eastAsiaTheme="majorEastAsia"/>
-                <w:noProof/>
-              </w:rPr>
-              <w:t>Nội dung 2.2.1</w:t>
-            </w:r>
-            <w:r>
-              <w:rPr>
-                <w:noProof/>
-                <w:webHidden/>
-              </w:rPr>
-              <w:tab/>
-            </w:r>
-            <w:r>
-              <w:rPr>
-                <w:noProof/>
-                <w:webHidden/>
-              </w:rPr>
-              <w:fldChar w:fldCharType="begin"/>
-            </w:r>
-            <w:r>
-              <w:rPr>
-                <w:noProof/>
-                <w:webHidden/>
-              </w:rPr>
-              <w:instrText xml:space="preserve"> PAGEREF _Toc193997348 \h </w:instrText>
-            </w:r>
-            <w:r>
-              <w:rPr>
-                <w:noProof/>
-                <w:webHidden/>
-              </w:rPr>
-            </w:r>
-            <w:r>
-              <w:rPr>
-                <w:noProof/>
-                <w:webHidden/>
-              </w:rPr>
-              <w:fldChar w:fldCharType="separate"/>
-            </w:r>
-            <w:r>
-              <w:rPr>
-                <w:noProof/>
-                <w:webHidden/>
-              </w:rPr>
-              <w:t>9</w:t>
-            </w:r>
-            <w:r>
-              <w:rPr>
-                <w:noProof/>
-                <w:webHidden/>
-              </w:rPr>
-              <w:fldChar w:fldCharType="end"/>
-            </w:r>
-          </w:hyperlink>
-        </w:p>
-        <w:p>
-          <w:pPr>
-            <w:pStyle w:val="TOC3"/>
-            <w:tabs>
-              <w:tab w:val="left" w:pos="1440"/>
-              <w:tab w:val="right" w:leader="dot" w:pos="9062"/>
-            </w:tabs>
-            <w:rPr>
-              <w:rFonts w:asciiTheme="minorHAnsi" w:eastAsiaTheme="minorEastAsia" w:hAnsiTheme="minorHAnsi" w:cstheme="minorBidi"/>
-              <w:noProof/>
-              <w:kern w:val="2"/>
-              <w:szCs w:val="30"/>
-              <w:lang w:eastAsia="zh-CN" w:bidi="th-TH"/>
-              <w14:ligatures w14:val="standardContextual"/>
-            </w:rPr>
-          </w:pPr>
-          <w:hyperlink w:anchor="_Toc193997349" w:history="1">
-            <w:r>
-              <w:rPr>
-                <w:rStyle w:val="Hyperlink"/>
-                <w:rFonts w:eastAsiaTheme="majorEastAsia"/>
-                <w:noProof/>
-              </w:rPr>
-              <w:t>3.2.2.</w:t>
-            </w:r>
-            <w:r>
-              <w:rPr>
-                <w:rFonts w:asciiTheme="minorHAnsi" w:eastAsiaTheme="minorEastAsia" w:hAnsiTheme="minorHAnsi" w:cstheme="minorBidi"/>
-                <w:noProof/>
-                <w:kern w:val="2"/>
-                <w:szCs w:val="30"/>
-                <w:lang w:eastAsia="zh-CN" w:bidi="th-TH"/>
-                <w14:ligatures w14:val="standardContextual"/>
-              </w:rPr>
-              <w:tab/>
-            </w:r>
-            <w:r>
-              <w:rPr>
-                <w:rStyle w:val="Hyperlink"/>
-                <w:rFonts w:eastAsiaTheme="majorEastAsia"/>
-                <w:noProof/>
-              </w:rPr>
-              <w:t>Nội dung 2.2.2</w:t>
-            </w:r>
-            <w:r>
-              <w:rPr>
-                <w:noProof/>
-                <w:webHidden/>
-              </w:rPr>
-              <w:tab/>
-            </w:r>
-            <w:r>
-              <w:rPr>
-                <w:noProof/>
-                <w:webHidden/>
-              </w:rPr>
-              <w:fldChar w:fldCharType="begin"/>
-            </w:r>
-            <w:r>
-              <w:rPr>
-                <w:noProof/>
-                <w:webHidden/>
-              </w:rPr>
-              <w:instrText xml:space="preserve"> PAGEREF _Toc193997349 \h </w:instrText>
-            </w:r>
-            <w:r>
-              <w:rPr>
-                <w:noProof/>
-                <w:webHidden/>
-              </w:rPr>
-            </w:r>
-            <w:r>
-              <w:rPr>
-                <w:noProof/>
-                <w:webHidden/>
-              </w:rPr>
-              <w:fldChar w:fldCharType="separate"/>
-            </w:r>
-            <w:r>
-              <w:rPr>
-                <w:noProof/>
-                <w:webHidden/>
-              </w:rPr>
-              <w:t>9</w:t>
-            </w:r>
-            <w:r>
-              <w:rPr>
-                <w:noProof/>
-                <w:webHidden/>
-              </w:rPr>
-              <w:fldChar w:fldCharType="end"/>
-            </w:r>
-          </w:hyperlink>
-        </w:p>
-        <w:p>
-          <w:pPr>
-            <w:pStyle w:val="TOC1"/>
-            <w:tabs>
-              <w:tab w:val="left" w:pos="1440"/>
-              <w:tab w:val="right" w:leader="dot" w:pos="9062"/>
-            </w:tabs>
-            <w:rPr>
-              <w:rFonts w:asciiTheme="minorHAnsi" w:eastAsiaTheme="minorEastAsia" w:hAnsiTheme="minorHAnsi" w:cstheme="minorBidi"/>
-              <w:noProof/>
-              <w:kern w:val="2"/>
-              <w:szCs w:val="30"/>
-              <w:lang w:eastAsia="zh-CN" w:bidi="th-TH"/>
-              <w14:ligatures w14:val="standardContextual"/>
-            </w:rPr>
-          </w:pPr>
-          <w:hyperlink w:anchor="_Toc193997350" w:history="1">
-            <w:r>
-              <w:rPr>
-                <w:rStyle w:val="Hyperlink"/>
-                <w:rFonts w:eastAsiaTheme="majorEastAsia"/>
-                <w:noProof/>
-              </w:rPr>
-              <w:t>Chương 4.</w:t>
-            </w:r>
-            <w:r>
-              <w:rPr>
-                <w:rFonts w:asciiTheme="minorHAnsi" w:eastAsiaTheme="minorEastAsia" w:hAnsiTheme="minorHAnsi" w:cstheme="minorBidi"/>
-                <w:noProof/>
-                <w:kern w:val="2"/>
-                <w:szCs w:val="30"/>
-                <w:lang w:eastAsia="zh-CN" w:bidi="th-TH"/>
-                <w14:ligatures w14:val="standardContextual"/>
-              </w:rPr>
-              <w:tab/>
-            </w:r>
-            <w:r>
-              <w:rPr>
-                <w:rStyle w:val="Hyperlink"/>
-                <w:rFonts w:eastAsiaTheme="majorEastAsia"/>
-                <w:noProof/>
-              </w:rPr>
-              <w:t>KẾT LUẬN VÀ KIẾN NGHỊ</w:t>
-            </w:r>
-            <w:r>
-              <w:rPr>
-                <w:noProof/>
-                <w:webHidden/>
-              </w:rPr>
-              <w:tab/>
-            </w:r>
-            <w:r>
-              <w:rPr>
-                <w:noProof/>
-                <w:webHidden/>
-              </w:rPr>
-              <w:fldChar w:fldCharType="begin"/>
-            </w:r>
-            <w:r>
-              <w:rPr>
-                <w:noProof/>
-                <w:webHidden/>
-              </w:rPr>
-              <w:instrText xml:space="preserve"> PAGEREF _Toc193997350 \h </w:instrText>
-            </w:r>
-            <w:r>
-              <w:rPr>
-                <w:noProof/>
-                <w:webHidden/>
-              </w:rPr>
-            </w:r>
-            <w:r>
-              <w:rPr>
-                <w:noProof/>
-                <w:webHidden/>
-              </w:rPr>
-              <w:fldChar w:fldCharType="separate"/>
-            </w:r>
-            <w:r>
-              <w:rPr>
-                <w:noProof/>
-                <w:webHidden/>
-              </w:rPr>
-              <w:t>10</w:t>
-            </w:r>
-            <w:r>
-              <w:rPr>
-                <w:noProof/>
-                <w:webHidden/>
-              </w:rPr>
-              <w:fldChar w:fldCharType="end"/>
-            </w:r>
-          </w:hyperlink>
-        </w:p>
-        <w:p>
-          <w:pPr>
-            <w:pStyle w:val="TOC2"/>
-            <w:tabs>
-              <w:tab w:val="left" w:pos="960"/>
-              <w:tab w:val="right" w:leader="dot" w:pos="9062"/>
-            </w:tabs>
-            <w:rPr>
-              <w:rFonts w:asciiTheme="minorHAnsi" w:eastAsiaTheme="minorEastAsia" w:hAnsiTheme="minorHAnsi" w:cstheme="minorBidi"/>
-              <w:noProof/>
-              <w:kern w:val="2"/>
-              <w:szCs w:val="30"/>
-              <w:lang w:eastAsia="zh-CN" w:bidi="th-TH"/>
-              <w14:ligatures w14:val="standardContextual"/>
-            </w:rPr>
-          </w:pPr>
-          <w:hyperlink w:anchor="_Toc193997351" w:history="1">
-            <w:r>
-              <w:rPr>
-                <w:rStyle w:val="Hyperlink"/>
-                <w:rFonts w:eastAsiaTheme="majorEastAsia"/>
-                <w:noProof/>
-              </w:rPr>
-              <w:t>4.1.</w:t>
-            </w:r>
-            <w:r>
-              <w:rPr>
-                <w:rFonts w:asciiTheme="minorHAnsi" w:eastAsiaTheme="minorEastAsia" w:hAnsiTheme="minorHAnsi" w:cstheme="minorBidi"/>
-                <w:noProof/>
-                <w:kern w:val="2"/>
-                <w:szCs w:val="30"/>
-                <w:lang w:eastAsia="zh-CN" w:bidi="th-TH"/>
-                <w14:ligatures w14:val="standardContextual"/>
-              </w:rPr>
-              <w:tab/>
-            </w:r>
-            <w:r>
-              <w:rPr>
-                <w:rStyle w:val="Hyperlink"/>
-                <w:rFonts w:eastAsiaTheme="majorEastAsia"/>
-                <w:noProof/>
-              </w:rPr>
-              <w:t>Kết quả đạt được</w:t>
-            </w:r>
-            <w:r>
-              <w:rPr>
-                <w:noProof/>
-                <w:webHidden/>
-              </w:rPr>
-              <w:tab/>
-            </w:r>
-            <w:r>
-              <w:rPr>
-                <w:noProof/>
-                <w:webHidden/>
-              </w:rPr>
-              <w:fldChar w:fldCharType="begin"/>
-            </w:r>
-            <w:r>
-              <w:rPr>
-                <w:noProof/>
-                <w:webHidden/>
-              </w:rPr>
-              <w:instrText xml:space="preserve"> PAGEREF _Toc193997351 \h </w:instrText>
-            </w:r>
-            <w:r>
-              <w:rPr>
-                <w:noProof/>
-                <w:webHidden/>
-              </w:rPr>
-            </w:r>
-            <w:r>
-              <w:rPr>
-                <w:noProof/>
-                <w:webHidden/>
-              </w:rPr>
-              <w:fldChar w:fldCharType="separate"/>
-            </w:r>
-            <w:r>
-              <w:rPr>
-                <w:noProof/>
-                <w:webHidden/>
-              </w:rPr>
-              <w:t>10</w:t>
-            </w:r>
-            <w:r>
-              <w:rPr>
-                <w:noProof/>
-                <w:webHidden/>
-              </w:rPr>
-              <w:fldChar w:fldCharType="end"/>
-            </w:r>
-          </w:hyperlink>
-        </w:p>
-        <w:p>
-          <w:pPr>
-            <w:pStyle w:val="TOC3"/>
-            <w:tabs>
-              <w:tab w:val="left" w:pos="1440"/>
-              <w:tab w:val="right" w:leader="dot" w:pos="9062"/>
-            </w:tabs>
-            <w:rPr>
-              <w:rFonts w:asciiTheme="minorHAnsi" w:eastAsiaTheme="minorEastAsia" w:hAnsiTheme="minorHAnsi" w:cstheme="minorBidi"/>
-              <w:noProof/>
-              <w:kern w:val="2"/>
-              <w:szCs w:val="30"/>
-              <w:lang w:eastAsia="zh-CN" w:bidi="th-TH"/>
-              <w14:ligatures w14:val="standardContextual"/>
-            </w:rPr>
-          </w:pPr>
-          <w:hyperlink w:anchor="_Toc193997352" w:history="1">
-            <w:r>
-              <w:rPr>
-                <w:rStyle w:val="Hyperlink"/>
-                <w:rFonts w:eastAsiaTheme="majorEastAsia"/>
-                <w:noProof/>
-              </w:rPr>
-              <w:t>4.1.1.</w:t>
-            </w:r>
-            <w:r>
-              <w:rPr>
-                <w:rFonts w:asciiTheme="minorHAnsi" w:eastAsiaTheme="minorEastAsia" w:hAnsiTheme="minorHAnsi" w:cstheme="minorBidi"/>
-                <w:noProof/>
-                <w:kern w:val="2"/>
-                <w:szCs w:val="30"/>
-                <w:lang w:eastAsia="zh-CN" w:bidi="th-TH"/>
-                <w14:ligatures w14:val="standardContextual"/>
-              </w:rPr>
-              <w:tab/>
-            </w:r>
-            <w:r>
-              <w:rPr>
-                <w:rStyle w:val="Hyperlink"/>
-                <w:rFonts w:eastAsiaTheme="majorEastAsia"/>
-                <w:noProof/>
-              </w:rPr>
-              <w:t>Nội dung</w:t>
-            </w:r>
-            <w:r>
-              <w:rPr>
-                <w:noProof/>
-                <w:webHidden/>
-              </w:rPr>
-              <w:tab/>
-            </w:r>
-            <w:r>
-              <w:rPr>
-                <w:noProof/>
-                <w:webHidden/>
-              </w:rPr>
-              <w:fldChar w:fldCharType="begin"/>
-            </w:r>
-            <w:r>
-              <w:rPr>
-                <w:noProof/>
-                <w:webHidden/>
-              </w:rPr>
-              <w:instrText xml:space="preserve"> PAGEREF _Toc193997352 \h </w:instrText>
-            </w:r>
-            <w:r>
-              <w:rPr>
-                <w:noProof/>
-                <w:webHidden/>
-              </w:rPr>
-            </w:r>
-            <w:r>
-              <w:rPr>
-                <w:noProof/>
-                <w:webHidden/>
-              </w:rPr>
-              <w:fldChar w:fldCharType="separate"/>
-            </w:r>
-            <w:r>
-              <w:rPr>
-                <w:noProof/>
-                <w:webHidden/>
-              </w:rPr>
-              <w:t>10</w:t>
-            </w:r>
-            <w:r>
-              <w:rPr>
-                <w:noProof/>
-                <w:webHidden/>
-              </w:rPr>
-              <w:fldChar w:fldCharType="end"/>
-            </w:r>
-          </w:hyperlink>
-        </w:p>
-        <w:p>
-          <w:pPr>
-            <w:pStyle w:val="TOC3"/>
-            <w:tabs>
-              <w:tab w:val="left" w:pos="1440"/>
-              <w:tab w:val="right" w:leader="dot" w:pos="9062"/>
-            </w:tabs>
-            <w:rPr>
-              <w:rFonts w:asciiTheme="minorHAnsi" w:eastAsiaTheme="minorEastAsia" w:hAnsiTheme="minorHAnsi" w:cstheme="minorBidi"/>
-              <w:noProof/>
-              <w:kern w:val="2"/>
-              <w:szCs w:val="30"/>
-              <w:lang w:eastAsia="zh-CN" w:bidi="th-TH"/>
-              <w14:ligatures w14:val="standardContextual"/>
-            </w:rPr>
-          </w:pPr>
-          <w:hyperlink w:anchor="_Toc193997353" w:history="1">
-            <w:r>
-              <w:rPr>
-                <w:rStyle w:val="Hyperlink"/>
-                <w:rFonts w:eastAsiaTheme="majorEastAsia"/>
-                <w:noProof/>
-              </w:rPr>
-              <w:t>4.1.2.</w:t>
-            </w:r>
-            <w:r>
-              <w:rPr>
-                <w:rFonts w:asciiTheme="minorHAnsi" w:eastAsiaTheme="minorEastAsia" w:hAnsiTheme="minorHAnsi" w:cstheme="minorBidi"/>
-                <w:noProof/>
-                <w:kern w:val="2"/>
-                <w:szCs w:val="30"/>
-                <w:lang w:eastAsia="zh-CN" w:bidi="th-TH"/>
-                <w14:ligatures w14:val="standardContextual"/>
-              </w:rPr>
-              <w:tab/>
-            </w:r>
-            <w:r>
-              <w:rPr>
-                <w:rStyle w:val="Hyperlink"/>
-                <w:rFonts w:eastAsiaTheme="majorEastAsia"/>
-                <w:noProof/>
-              </w:rPr>
-              <w:t>Nội dung 3.1.2</w:t>
-            </w:r>
-            <w:r>
-              <w:rPr>
-                <w:noProof/>
-                <w:webHidden/>
-              </w:rPr>
-              <w:tab/>
-            </w:r>
-            <w:r>
-              <w:rPr>
-                <w:noProof/>
-                <w:webHidden/>
-              </w:rPr>
-              <w:fldChar w:fldCharType="begin"/>
-            </w:r>
-            <w:r>
-              <w:rPr>
-                <w:noProof/>
-                <w:webHidden/>
-              </w:rPr>
-              <w:instrText xml:space="preserve"> PAGEREF _Toc193997353 \h </w:instrText>
-            </w:r>
-            <w:r>
-              <w:rPr>
-                <w:noProof/>
-                <w:webHidden/>
-              </w:rPr>
-            </w:r>
-            <w:r>
-              <w:rPr>
-                <w:noProof/>
-                <w:webHidden/>
-              </w:rPr>
-              <w:fldChar w:fldCharType="separate"/>
-            </w:r>
-            <w:r>
-              <w:rPr>
-                <w:noProof/>
-                <w:webHidden/>
-              </w:rPr>
-              <w:t>10</w:t>
-            </w:r>
-            <w:r>
-              <w:rPr>
-                <w:noProof/>
-                <w:webHidden/>
-              </w:rPr>
-              <w:fldChar w:fldCharType="end"/>
-            </w:r>
-          </w:hyperlink>
-        </w:p>
-        <w:p>
-          <w:pPr>
-            <w:pStyle w:val="TOC2"/>
-            <w:tabs>
-              <w:tab w:val="left" w:pos="960"/>
-              <w:tab w:val="right" w:leader="dot" w:pos="9062"/>
-            </w:tabs>
-            <w:rPr>
-              <w:rFonts w:asciiTheme="minorHAnsi" w:eastAsiaTheme="minorEastAsia" w:hAnsiTheme="minorHAnsi" w:cstheme="minorBidi"/>
-              <w:noProof/>
-              <w:kern w:val="2"/>
-              <w:szCs w:val="30"/>
-              <w:lang w:eastAsia="zh-CN" w:bidi="th-TH"/>
-              <w14:ligatures w14:val="standardContextual"/>
-            </w:rPr>
-          </w:pPr>
-          <w:hyperlink w:anchor="_Toc193997354" w:history="1">
-            <w:r>
-              <w:rPr>
-                <w:rStyle w:val="Hyperlink"/>
-                <w:rFonts w:eastAsiaTheme="majorEastAsia"/>
-                <w:noProof/>
-              </w:rPr>
-              <w:t>4.2.</w:t>
-            </w:r>
-            <w:r>
-              <w:rPr>
-                <w:rFonts w:asciiTheme="minorHAnsi" w:eastAsiaTheme="minorEastAsia" w:hAnsiTheme="minorHAnsi" w:cstheme="minorBidi"/>
-                <w:noProof/>
-                <w:kern w:val="2"/>
-                <w:szCs w:val="30"/>
-                <w:lang w:eastAsia="zh-CN" w:bidi="th-TH"/>
-                <w14:ligatures w14:val="standardContextual"/>
-              </w:rPr>
-              <w:tab/>
-            </w:r>
-            <w:r>
-              <w:rPr>
-                <w:rStyle w:val="Hyperlink"/>
-                <w:rFonts w:eastAsiaTheme="majorEastAsia"/>
-                <w:noProof/>
-              </w:rPr>
-              <w:t>Hạn chế</w:t>
-            </w:r>
-            <w:r>
-              <w:rPr>
-                <w:noProof/>
-                <w:webHidden/>
-              </w:rPr>
-              <w:tab/>
-            </w:r>
-            <w:r>
-              <w:rPr>
-                <w:noProof/>
-                <w:webHidden/>
-              </w:rPr>
-              <w:fldChar w:fldCharType="begin"/>
-            </w:r>
-            <w:r>
-              <w:rPr>
-                <w:noProof/>
-                <w:webHidden/>
-              </w:rPr>
-              <w:instrText xml:space="preserve"> PAGEREF _Toc193997354 \h </w:instrText>
-            </w:r>
-            <w:r>
-              <w:rPr>
-                <w:noProof/>
-                <w:webHidden/>
-              </w:rPr>
-            </w:r>
-            <w:r>
-              <w:rPr>
-                <w:noProof/>
-                <w:webHidden/>
-              </w:rPr>
-              <w:fldChar w:fldCharType="separate"/>
-            </w:r>
-            <w:r>
-              <w:rPr>
-                <w:noProof/>
-                <w:webHidden/>
-              </w:rPr>
-              <w:t>10</w:t>
-            </w:r>
-            <w:r>
-              <w:rPr>
-                <w:noProof/>
-                <w:webHidden/>
-              </w:rPr>
-              <w:fldChar w:fldCharType="end"/>
-            </w:r>
-          </w:hyperlink>
-        </w:p>
-        <w:p>
-          <w:pPr>
-            <w:pStyle w:val="TOC2"/>
-            <w:tabs>
-              <w:tab w:val="left" w:pos="960"/>
-              <w:tab w:val="right" w:leader="dot" w:pos="9062"/>
-            </w:tabs>
-            <w:rPr>
-              <w:rFonts w:asciiTheme="minorHAnsi" w:eastAsiaTheme="minorEastAsia" w:hAnsiTheme="minorHAnsi" w:cstheme="minorBidi"/>
-              <w:noProof/>
-              <w:kern w:val="2"/>
-              <w:szCs w:val="30"/>
-              <w:lang w:eastAsia="zh-CN" w:bidi="th-TH"/>
-              <w14:ligatures w14:val="standardContextual"/>
-            </w:rPr>
-          </w:pPr>
-          <w:hyperlink w:anchor="_Toc193997355" w:history="1">
-            <w:r>
-              <w:rPr>
-                <w:rStyle w:val="Hyperlink"/>
-                <w:rFonts w:eastAsiaTheme="majorEastAsia"/>
-                <w:noProof/>
-              </w:rPr>
-              <w:t>4.3.</w:t>
-            </w:r>
-            <w:r>
-              <w:rPr>
-                <w:rFonts w:asciiTheme="minorHAnsi" w:eastAsiaTheme="minorEastAsia" w:hAnsiTheme="minorHAnsi" w:cstheme="minorBidi"/>
-                <w:noProof/>
-                <w:kern w:val="2"/>
-                <w:szCs w:val="30"/>
-                <w:lang w:eastAsia="zh-CN" w:bidi="th-TH"/>
-                <w14:ligatures w14:val="standardContextual"/>
-              </w:rPr>
-              <w:tab/>
-            </w:r>
-            <w:r>
-              <w:rPr>
-                <w:rStyle w:val="Hyperlink"/>
-                <w:rFonts w:eastAsiaTheme="majorEastAsia"/>
-                <w:noProof/>
-              </w:rPr>
-              <w:t xml:space="preserve">Kiến nghị </w:t>
-            </w:r>
-            <w:r>
-              <w:rPr>
-                <w:rStyle w:val="Hyperlink"/>
-                <w:rFonts w:eastAsiaTheme="majorEastAsia"/>
-                <w:i/>
-                <w:iCs/>
-                <w:noProof/>
-              </w:rPr>
-              <w:t>(Hướng phát triển trong tương lai)</w:t>
-            </w:r>
-            <w:r>
-              <w:rPr>
-                <w:noProof/>
-                <w:webHidden/>
-              </w:rPr>
-              <w:tab/>
-            </w:r>
-            <w:r>
-              <w:rPr>
-                <w:noProof/>
-                <w:webHidden/>
-              </w:rPr>
-              <w:fldChar w:fldCharType="begin"/>
-            </w:r>
-            <w:r>
-              <w:rPr>
-                <w:noProof/>
-                <w:webHidden/>
-              </w:rPr>
-              <w:instrText xml:space="preserve"> PAGEREF _Toc193997355 \h </w:instrText>
-            </w:r>
-            <w:r>
-              <w:rPr>
-                <w:noProof/>
-                <w:webHidden/>
-              </w:rPr>
-            </w:r>
-            <w:r>
-              <w:rPr>
-                <w:noProof/>
-                <w:webHidden/>
-              </w:rPr>
-              <w:fldChar w:fldCharType="separate"/>
-            </w:r>
-            <w:r>
-              <w:rPr>
-                <w:noProof/>
-                <w:webHidden/>
-              </w:rPr>
-              <w:t>10</w:t>
-            </w:r>
-            <w:r>
-              <w:rPr>
-                <w:noProof/>
-                <w:webHidden/>
-              </w:rPr>
-              <w:fldChar w:fldCharType="end"/>
-            </w:r>
-          </w:hyperlink>
-        </w:p>
-        <w:p>
-          <w:pPr>
-            <w:pStyle w:val="TOC1"/>
-            <w:tabs>
-              <w:tab w:val="right" w:leader="dot" w:pos="9062"/>
-            </w:tabs>
-            <w:rPr>
-              <w:rFonts w:asciiTheme="minorHAnsi" w:eastAsiaTheme="minorEastAsia" w:hAnsiTheme="minorHAnsi" w:cstheme="minorBidi"/>
-              <w:noProof/>
-              <w:kern w:val="2"/>
-              <w:szCs w:val="30"/>
-              <w:lang w:eastAsia="zh-CN" w:bidi="th-TH"/>
-              <w14:ligatures w14:val="standardContextual"/>
-            </w:rPr>
-          </w:pPr>
-          <w:hyperlink w:anchor="_Toc193997356" w:history="1">
-            <w:r>
-              <w:rPr>
-                <w:rStyle w:val="Hyperlink"/>
-                <w:rFonts w:eastAsiaTheme="majorEastAsia"/>
-                <w:noProof/>
-              </w:rPr>
-              <w:t>TÀI LIỆU THAM KHẢO</w:t>
-            </w:r>
-            <w:r>
-              <w:rPr>
-                <w:noProof/>
-                <w:webHidden/>
-              </w:rPr>
-              <w:tab/>
-            </w:r>
-            <w:r>
-              <w:rPr>
-                <w:noProof/>
-                <w:webHidden/>
-              </w:rPr>
-              <w:fldChar w:fldCharType="begin"/>
-            </w:r>
-            <w:r>
-              <w:rPr>
-                <w:noProof/>
-                <w:webHidden/>
-              </w:rPr>
-              <w:instrText xml:space="preserve"> PAGEREF _Toc193997356 \h </w:instrText>
-            </w:r>
-            <w:r>
-              <w:rPr>
-                <w:noProof/>
-                <w:webHidden/>
-              </w:rPr>
-            </w:r>
-            <w:r>
-              <w:rPr>
-                <w:noProof/>
-                <w:webHidden/>
-              </w:rPr>
-              <w:fldChar w:fldCharType="separate"/>
-            </w:r>
-            <w:r>
-              <w:rPr>
-                <w:noProof/>
-                <w:webHidden/>
-              </w:rPr>
-              <w:t>11</w:t>
-            </w:r>
-            <w:r>
-              <w:rPr>
-                <w:noProof/>
-                <w:webHidden/>
-              </w:rPr>
-              <w:fldChar w:fldCharType="end"/>
-            </w:r>
-          </w:hyperlink>
-        </w:p>
-        <w:p>
-          <w:r>
-            <w:rPr>
-              <w:b/>
-              <w:bCs/>
-              <w:noProof/>
-            </w:rPr>
-            <w:fldChar w:fldCharType="end"/>
-          </w:r>
-        </w:p>
-      </w:sdtContent>
-    </w:sdt>
-    <w:bookmarkEnd w:id="2"/>
+        <w:t>KHOA CÔNG NGHỆ THÔNG TIN</w:t>
+      </w:r>
+    </w:p>
+    <w:p>
+      <w:pPr/>
+    </w:p>
+    <w:p>
+      <w:pPr/>
+    </w:p>
+    <w:p>
+      <w:pPr/>
+    </w:p>
     <w:p>
       <w:pPr>
         <w:jc w:val="center"/>
@@ -2273,9 +41,9 @@
       <w:r>
         <w:rPr>
           <w:b/>
-          <w:sz w:val="26"/>
+          <w:sz w:val="56"/>
         </w:rPr>
-        <w:t>BỘ CÔNG THƯƠNG</w:t>
+        <w:t>BÁO CÁO THỰC TẬP</w:t>
       </w:r>
     </w:p>
     <w:p>
@@ -2285,62 +53,13 @@
       <w:r>
         <w:rPr>
           <w:b/>
-          <w:sz w:val="28"/>
-        </w:rPr>
-        <w:t>TRƯỜNG CAO ĐẲNG CÔNG THƯƠNG TPHCM</w:t>
-      </w:r>
-    </w:p>
-    <w:p>
-      <w:pPr>
-        <w:jc w:val="center"/>
-      </w:pPr>
-      <w:r>
-        <w:rPr>
-          <w:b/>
-          <w:sz w:val="26"/>
-        </w:rPr>
-        <w:t>KHOA CÔNG NGHỆ THÔNG TIN</w:t>
-      </w:r>
-    </w:p>
-    <w:p>
-      <w:pPr/>
-      <w:r/>
-    </w:p>
-    <w:p>
-      <w:pPr/>
-      <w:r/>
-    </w:p>
-    <w:p>
-      <w:pPr/>
-      <w:r/>
-    </w:p>
-    <w:p>
-      <w:pPr>
-        <w:jc w:val="center"/>
-      </w:pPr>
-      <w:r>
-        <w:rPr>
-          <w:b/>
-          <w:sz w:val="44"/>
-        </w:rPr>
-        <w:t>BÁO CÁO THỰC TẬP</w:t>
-      </w:r>
-    </w:p>
-    <w:p>
-      <w:pPr>
-        <w:jc w:val="center"/>
-      </w:pPr>
-      <w:r>
-        <w:rPr>
-          <w:b/>
-          <w:sz w:val="44"/>
+          <w:sz w:val="56"/>
         </w:rPr>
         <w:t>TỐT NGHIỆP</w:t>
       </w:r>
     </w:p>
     <w:p>
       <w:pPr/>
-      <w:r/>
     </w:p>
     <w:p>
       <w:pPr>
@@ -2368,21 +87,15 @@
     </w:p>
     <w:p>
       <w:pPr/>
-      <w:r/>
     </w:p>
     <w:p>
       <w:pPr/>
-      <w:r/>
     </w:p>
     <w:p>
       <w:pPr/>
-      <w:r/>
-    </w:p>
-    <w:p>
-      <w:pPr/>
       <w:r>
         <w:rPr>
-          <w:sz w:val="28"/>
+          <w:sz w:val="36"/>
         </w:rPr>
         <w:t>GV hướng dẫn: Vũ Thị Hường</w:t>
       </w:r>
@@ -2391,7 +104,7 @@
       <w:pPr/>
       <w:r>
         <w:rPr>
-          <w:sz w:val="28"/>
+          <w:sz w:val="36"/>
         </w:rPr>
         <w:t>Sinh viên thực hiện: Phan Quang Thuật</w:t>
       </w:r>
@@ -2400,7 +113,7 @@
       <w:pPr/>
       <w:r>
         <w:rPr>
-          <w:sz w:val="28"/>
+          <w:sz w:val="36"/>
         </w:rPr>
         <w:t>Mã số sinh viên: 2120110351</w:t>
       </w:r>
@@ -2409,7 +122,7 @@
       <w:pPr/>
       <w:r>
         <w:rPr>
-          <w:sz w:val="28"/>
+          <w:sz w:val="36"/>
         </w:rPr>
         <w:t>Lớp: CCQ2011E</w:t>
       </w:r>
@@ -2418,26 +131,22 @@
       <w:pPr/>
       <w:r>
         <w:rPr>
-          <w:sz w:val="28"/>
+          <w:sz w:val="36"/>
         </w:rPr>
         <w:t>Khoá: K44</w:t>
       </w:r>
     </w:p>
     <w:p>
       <w:pPr/>
-      <w:r/>
     </w:p>
     <w:p>
       <w:pPr/>
-      <w:r/>
     </w:p>
     <w:p>
       <w:pPr/>
-      <w:r/>
     </w:p>
     <w:p>
       <w:pPr/>
-      <w:r/>
     </w:p>
     <w:p>
       <w:pPr>
@@ -2446,7 +155,7 @@
       <w:r>
         <w:rPr>
           <w:b/>
-          <w:sz w:val="28"/>
+          <w:sz w:val="30"/>
         </w:rPr>
         <w:t>TPHCM, tháng 4 năm 2026</w:t>
       </w:r>
@@ -2506,16 +215,12 @@
     </w:p>
     <w:p>
       <w:pPr/>
-      <w:r/>
     </w:p>
     <w:p>
       <w:pPr>
         <w:jc w:val="right"/>
       </w:pPr>
       <w:r>
-        <w:rPr>
-          <w:i/>
-        </w:rPr>
         <w:t>TPHCM, tháng 4 năm 2026</w:t>
       </w:r>
     </w:p>
@@ -2531,6 +236,9 @@
       </w:r>
     </w:p>
     <w:p>
+      <w:pPr/>
+    </w:p>
+    <w:p>
       <w:pPr>
         <w:jc w:val="right"/>
       </w:pPr>
@@ -2553,7 +261,7 @@
       <w:r>
         <w:rPr>
           <w:b/>
-          <w:sz w:val="28"/>
+          <w:sz w:val="32"/>
         </w:rPr>
         <w:t>NHẬN XÉT KẾT QUẢ THỰC TẬP</w:t>
       </w:r>
@@ -2571,7 +279,6 @@
     </w:p>
     <w:p>
       <w:pPr/>
-      <w:r/>
     </w:p>
     <w:p>
       <w:pPr>
@@ -2615,7 +322,6 @@
     </w:p>
     <w:p>
       <w:pPr/>
-      <w:r/>
     </w:p>
     <w:p>
       <w:pPr/>
@@ -2718,7 +424,6 @@
     </w:p>
     <w:p>
       <w:pPr/>
-      <w:r/>
     </w:p>
     <w:p>
       <w:pPr>
@@ -2741,11 +446,9 @@
     </w:p>
     <w:p>
       <w:pPr/>
-      <w:r/>
     </w:p>
     <w:p>
       <w:pPr/>
-      <w:r/>
     </w:p>
     <w:p>
       <w:pPr>
@@ -2785,7 +488,7 @@
         <w:pStyle w:val="doanVB"/>
       </w:pPr>
       <w:r>
-        <w:t>XÂY DỰNG WEBSITE HỌC TIẾNG ANH TRỰC TUYẾN ENGLISH LEARNING</w:t>
+        <w:t>Xây dựng website học tiếng Anh trực tuyến English Learning.</w:t>
       </w:r>
     </w:p>
     <w:p>
@@ -2826,7 +529,7 @@
         <w:pStyle w:val="ListParagraph"/>
       </w:pPr>
       <w:r>
-        <w:t>Xây dựng một trang web thân thiện, dễ sử dụng, tích hợp AI đánh giá kỹ năng nói cho người học tiếng Anh.</w:t>
+        <w:t>Xây dựng một trang web thân thiện, tích hợp AI đánh giá kỹ năng nói cho người học tiếng Anh.</w:t>
       </w:r>
     </w:p>
     <w:p>
@@ -2875,7 +578,7 @@
         <w:pStyle w:val="ListParagraph"/>
       </w:pPr>
       <w:r>
-        <w:t>Nghiên cứu nhu cầu của người dùng học tiếng Anh online để xây dựng giao diện thân thiện, trải nghiệm tốt.</w:t>
+        <w:t>Nghiên cứu nhu cầu của người dùng học tiếng Anh online để xây dựng website thân thiện, dễ sử dụng.</w:t>
       </w:r>
     </w:p>
     <w:p>
@@ -2926,7 +629,15 @@
         <w:pStyle w:val="ListParagraph"/>
       </w:pPr>
       <w:r>
-        <w:t>Phân tích và thiết kế hệ thống (UML).</w:t>
+        <w:t>Tiến hành phân tích và thiết kế.</w:t>
+      </w:r>
+    </w:p>
+    <w:p>
+      <w:pPr>
+        <w:pStyle w:val="ListParagraph"/>
+      </w:pPr>
+      <w:r>
+        <w:t>Phân tích thiết kế hệ thống.</w:t>
       </w:r>
     </w:p>
     <w:p>
@@ -2942,7 +653,7 @@
         <w:pStyle w:val="ListParagraph"/>
       </w:pPr>
       <w:r>
-        <w:t>Xây dựng giao diện ứng dụng web.</w:t>
+        <w:t>Xây dựng giao diện ứng dụng trên nền web.</w:t>
       </w:r>
     </w:p>
     <w:p>
@@ -3012,7 +723,9 @@
           <w:p>
             <w:r>
               <w:rPr>
+                <w:rFonts w:ascii="Times New Roman" w:hAnsi="Times New Roman"/>
                 <w:b/>
+                <w:sz w:val="24"/>
               </w:rPr>
               <w:t>TT</w:t>
             </w:r>
@@ -3025,7 +738,9 @@
           <w:p>
             <w:r>
               <w:rPr>
+                <w:rFonts w:ascii="Times New Roman" w:hAnsi="Times New Roman"/>
                 <w:b/>
+                <w:sz w:val="24"/>
               </w:rPr>
               <w:t>Thời gian</w:t>
             </w:r>
@@ -3038,7 +753,9 @@
           <w:p>
             <w:r>
               <w:rPr>
+                <w:rFonts w:ascii="Times New Roman" w:hAnsi="Times New Roman"/>
                 <w:b/>
+                <w:sz w:val="24"/>
               </w:rPr>
               <w:t>Nội dung công việc</w:t>
             </w:r>
@@ -3051,9 +768,11 @@
           <w:p>
             <w:r>
               <w:rPr>
+                <w:rFonts w:ascii="Times New Roman" w:hAnsi="Times New Roman"/>
                 <w:b/>
+                <w:sz w:val="24"/>
               </w:rPr>
-              <w:t>Kết quả dự kiến</w:t>
+              <w:t>Kết quả dự kiến đạt được</w:t>
             </w:r>
           </w:p>
         </w:tc>
@@ -3065,6 +784,10 @@
           </w:tcPr>
           <w:p>
             <w:r>
+              <w:rPr>
+                <w:rFonts w:ascii="Times New Roman" w:hAnsi="Times New Roman"/>
+                <w:sz w:val="24"/>
+              </w:rPr>
               <w:t>1</w:t>
             </w:r>
           </w:p>
@@ -3075,6 +798,10 @@
           </w:tcPr>
           <w:p>
             <w:r>
+              <w:rPr>
+                <w:rFonts w:ascii="Times New Roman" w:hAnsi="Times New Roman"/>
+                <w:sz w:val="24"/>
+              </w:rPr>
               <w:t>Tuần 1-2</w:t>
             </w:r>
           </w:p>
@@ -3085,6 +812,10 @@
           </w:tcPr>
           <w:p>
             <w:r>
+              <w:rPr>
+                <w:rFonts w:ascii="Times New Roman" w:hAnsi="Times New Roman"/>
+                <w:sz w:val="24"/>
+              </w:rPr>
               <w:t>Tìm hiểu yêu cầu, viết đề cương, thiết kế CSDL</w:t>
             </w:r>
           </w:p>
@@ -3095,7 +826,11 @@
           </w:tcPr>
           <w:p>
             <w:r>
-              <w:t>Đề cương + ERD hoàn thành</w:t>
+              <w:rPr>
+                <w:rFonts w:ascii="Times New Roman" w:hAnsi="Times New Roman"/>
+                <w:sz w:val="24"/>
+              </w:rPr>
+              <w:t>Hoàn thành</w:t>
             </w:r>
           </w:p>
         </w:tc>
@@ -3107,6 +842,10 @@
           </w:tcPr>
           <w:p>
             <w:r>
+              <w:rPr>
+                <w:rFonts w:ascii="Times New Roman" w:hAnsi="Times New Roman"/>
+                <w:sz w:val="24"/>
+              </w:rPr>
               <w:t>2</w:t>
             </w:r>
           </w:p>
@@ -3117,6 +856,10 @@
           </w:tcPr>
           <w:p>
             <w:r>
+              <w:rPr>
+                <w:rFonts w:ascii="Times New Roman" w:hAnsi="Times New Roman"/>
+                <w:sz w:val="24"/>
+              </w:rPr>
               <w:t>Tuần 3-5</w:t>
             </w:r>
           </w:p>
@@ -3127,7 +870,11 @@
           </w:tcPr>
           <w:p>
             <w:r>
-              <w:t>Xây dựng giao diện và chức năng chính (Topics, Lessons, Tests, Grammar)</w:t>
+              <w:rPr>
+                <w:rFonts w:ascii="Times New Roman" w:hAnsi="Times New Roman"/>
+                <w:sz w:val="24"/>
+              </w:rPr>
+              <w:t>Xây dựng giao diện và chức năng chính</w:t>
             </w:r>
           </w:p>
         </w:tc>
@@ -3137,7 +884,11 @@
           </w:tcPr>
           <w:p>
             <w:r>
-              <w:t>Hoàn thành module học tập</w:t>
+              <w:rPr>
+                <w:rFonts w:ascii="Times New Roman" w:hAnsi="Times New Roman"/>
+                <w:sz w:val="24"/>
+              </w:rPr>
+              <w:t>Hoàn thành</w:t>
             </w:r>
           </w:p>
         </w:tc>
@@ -3149,6 +900,10 @@
           </w:tcPr>
           <w:p>
             <w:r>
+              <w:rPr>
+                <w:rFonts w:ascii="Times New Roman" w:hAnsi="Times New Roman"/>
+                <w:sz w:val="24"/>
+              </w:rPr>
               <w:t>3</w:t>
             </w:r>
           </w:p>
@@ -3159,6 +914,10 @@
           </w:tcPr>
           <w:p>
             <w:r>
+              <w:rPr>
+                <w:rFonts w:ascii="Times New Roman" w:hAnsi="Times New Roman"/>
+                <w:sz w:val="24"/>
+              </w:rPr>
               <w:t>Tuần 6-8</w:t>
             </w:r>
           </w:p>
@@ -3169,7 +928,11 @@
           </w:tcPr>
           <w:p>
             <w:r>
-              <w:t>Tích hợp Speaking AI, Wallet, Membership, Support</w:t>
+              <w:rPr>
+                <w:rFonts w:ascii="Times New Roman" w:hAnsi="Times New Roman"/>
+                <w:sz w:val="24"/>
+              </w:rPr>
+              <w:t>Tích hợp Speaking AI, Wallet, Membership</w:t>
             </w:r>
           </w:p>
         </w:tc>
@@ -3179,7 +942,11 @@
           </w:tcPr>
           <w:p>
             <w:r>
-              <w:t>Hoàn thành toàn bộ chức năng</w:t>
+              <w:rPr>
+                <w:rFonts w:ascii="Times New Roman" w:hAnsi="Times New Roman"/>
+                <w:sz w:val="24"/>
+              </w:rPr>
+              <w:t>Hoàn thành</w:t>
             </w:r>
           </w:p>
         </w:tc>
@@ -3191,6 +958,10 @@
           </w:tcPr>
           <w:p>
             <w:r>
+              <w:rPr>
+                <w:rFonts w:ascii="Times New Roman" w:hAnsi="Times New Roman"/>
+                <w:sz w:val="24"/>
+              </w:rPr>
               <w:t>4</w:t>
             </w:r>
           </w:p>
@@ -3201,6 +972,10 @@
           </w:tcPr>
           <w:p>
             <w:r>
+              <w:rPr>
+                <w:rFonts w:ascii="Times New Roman" w:hAnsi="Times New Roman"/>
+                <w:sz w:val="24"/>
+              </w:rPr>
               <w:t>Tuần 9-10</w:t>
             </w:r>
           </w:p>
@@ -3211,7 +986,11 @@
           </w:tcPr>
           <w:p>
             <w:r>
-              <w:t>Kiểm thử, sửa lỗi, viết tài liệu UML, chụp wireframe</w:t>
+              <w:rPr>
+                <w:rFonts w:ascii="Times New Roman" w:hAnsi="Times New Roman"/>
+                <w:sz w:val="24"/>
+              </w:rPr>
+              <w:t>Kiểm thử, sửa lỗi, viết UML + wireframe</w:t>
             </w:r>
           </w:p>
         </w:tc>
@@ -3221,7 +1000,11 @@
           </w:tcPr>
           <w:p>
             <w:r>
-              <w:t>Sản phẩm hoàn chỉnh + báo cáo</w:t>
+              <w:rPr>
+                <w:rFonts w:ascii="Times New Roman" w:hAnsi="Times New Roman"/>
+                <w:sz w:val="24"/>
+              </w:rPr>
+              <w:t>Hoàn thành</w:t>
             </w:r>
           </w:p>
         </w:tc>
@@ -3233,6 +1016,10 @@
           </w:tcPr>
           <w:p>
             <w:r>
+              <w:rPr>
+                <w:rFonts w:ascii="Times New Roman" w:hAnsi="Times New Roman"/>
+                <w:sz w:val="24"/>
+              </w:rPr>
               <w:t>5</w:t>
             </w:r>
           </w:p>
@@ -3243,6 +1030,10 @@
           </w:tcPr>
           <w:p>
             <w:r>
+              <w:rPr>
+                <w:rFonts w:ascii="Times New Roman" w:hAnsi="Times New Roman"/>
+                <w:sz w:val="24"/>
+              </w:rPr>
               <w:t>Tuần 11-12</w:t>
             </w:r>
           </w:p>
@@ -3253,7 +1044,11 @@
           </w:tcPr>
           <w:p>
             <w:r>
-              <w:t>Hoàn thiện báo cáo, nộp bài, chuẩn bị bảo vệ</w:t>
+              <w:rPr>
+                <w:rFonts w:ascii="Times New Roman" w:hAnsi="Times New Roman"/>
+                <w:sz w:val="24"/>
+              </w:rPr>
+              <w:t>Hoàn thiện báo cáo, chuẩn bị bảo vệ</w:t>
             </w:r>
           </w:p>
         </w:tc>
@@ -3263,7 +1058,11 @@
           </w:tcPr>
           <w:p>
             <w:r>
-              <w:t>Báo cáo hoàn chỉnh</w:t>
+              <w:rPr>
+                <w:rFonts w:ascii="Times New Roman" w:hAnsi="Times New Roman"/>
+                <w:sz w:val="24"/>
+              </w:rPr>
+              <w:t>Hoàn thành</w:t>
             </w:r>
           </w:p>
         </w:tc>
@@ -3276,29 +1075,250 @@
     </w:p>
     <w:p>
       <w:pPr>
-        <w:jc w:val="center"/>
-      </w:pPr>
-      <w:r>
-        <w:rPr>
-          <w:b/>
-          <w:sz w:val="32"/>
-        </w:rPr>
-        <w:t>MỤC LỤC</w:t>
-      </w:r>
-    </w:p>
-    <w:p>
-      <w:pPr/>
-      <w:r/>
-    </w:p>
-    <w:p>
-      <w:pPr>
-        <w:jc w:val="center"/>
-      </w:pPr>
-      <w:r>
-        <w:rPr>
-          <w:i/>
-        </w:rPr>
-        <w:t>(Nhấn chuột phải → Update Field để cập nhật mục lục trong Word)</w:t>
+        <w:pStyle w:val="Heading1"/>
+      </w:pPr>
+      <w:r>
+        <w:t>TỔNG QUAN VỀ ĐỀ TÀI</w:t>
+      </w:r>
+    </w:p>
+    <w:p>
+      <w:pPr>
+        <w:pStyle w:val="level1"/>
+      </w:pPr>
+      <w:r>
+        <w:t>Giới thiệu đề tài</w:t>
+      </w:r>
+    </w:p>
+    <w:p>
+      <w:pPr>
+        <w:pStyle w:val="doanVB"/>
+      </w:pPr>
+      <w:r>
+        <w:t>Trong bối cảnh toàn cầu hóa và hội nhập quốc tế ngày càng sâu rộng, tiếng Anh đã trở thành ngôn ngữ giao tiếp quốc tế không thể thiếu. Tại Việt Nam, nhu cầu học tiếng Anh ngày càng tăng cao, đặc biệt ở giới trẻ và sinh viên. Tuy nhiên, việc tiếp cận các khóa học tiếng Anh chất lượng với chi phí hợp lý vẫn còn là thách thức đối với nhiều người.</w:t>
+      </w:r>
+    </w:p>
+    <w:p>
+      <w:pPr>
+        <w:pStyle w:val="doanVB"/>
+      </w:pPr>
+      <w:r>
+        <w:t>Sự phát triển nhanh chóng của công nghệ thông tin và Internet đã mở ra cơ hội xây dựng các nền tảng học tập trực tuyến (e-learning), cho phép người học tiếp cận kiến thức mọi lúc, mọi nơi. Các ứng dụng học tiếng Anh trực tuyến giúp người dùng chủ động trong việc học, tiết kiệm thời gian và chi phí so với phương pháp truyền thống.</w:t>
+      </w:r>
+    </w:p>
+    <w:p>
+      <w:pPr>
+        <w:pStyle w:val="doanVB"/>
+      </w:pPr>
+      <w:r>
+        <w:t>Đề tài "Xây dựng website học tiếng Anh trực tuyến English Learning" được thực hiện nhằm phát triển một nền tảng web toàn diện, hỗ trợ người dùng học tiếng Anh qua nhiều kỹ năng: từ vựng, ngữ pháp, nghe, đọc, nói. Đặc biệt, hệ thống tích hợp trí tuệ nhân tạo (AI) để đánh giá kỹ năng nói, tạo trải nghiệm học tập tương tác và hiệu quả hơn.</w:t>
+      </w:r>
+    </w:p>
+    <w:p>
+      <w:pPr>
+        <w:pStyle w:val="level1"/>
+      </w:pPr>
+      <w:r>
+        <w:t>Lý do chọn đề tài</w:t>
+      </w:r>
+    </w:p>
+    <w:p>
+      <w:pPr>
+        <w:pStyle w:val="doanVB"/>
+      </w:pPr>
+      <w:r>
+        <w:t>Việc chọn đề tài này xuất phát từ những lý do sau:</w:t>
+      </w:r>
+    </w:p>
+    <w:p>
+      <w:pPr>
+        <w:pStyle w:val="ListParagraph"/>
+      </w:pPr>
+      <w:r>
+        <w:t>Nhu cầu thực tế: Thị trường học tiếng Anh online tại Việt Nam đang tăng trưởng mạnh mẽ. Các nền tảng như Duolingo, ELSA Speak đã chứng minh tính khả thi và hiệu quả của việc học ngoại ngữ qua ứng dụng công nghệ.</w:t>
+      </w:r>
+    </w:p>
+    <w:p>
+      <w:pPr>
+        <w:pStyle w:val="ListParagraph"/>
+      </w:pPr>
+      <w:r>
+        <w:t>Ứng dụng công nghệ AI: Sự phát triển của AI (đặc biệt là GPT và Web Speech API) cho phép đánh giá kỹ năng nói tự động, mở ra hướng tiếp cận mới trong giáo dục ngoại ngữ.</w:t>
+      </w:r>
+    </w:p>
+    <w:p>
+      <w:pPr>
+        <w:pStyle w:val="ListParagraph"/>
+      </w:pPr>
+      <w:r>
+        <w:t>Tích hợp đa kỹ năng: Khác với các ứng dụng chỉ tập trung một kỹ năng, English Learning tích hợp tất cả 4 kỹ năng (Nghe, Nói, Đọc, Viết) và thêm từ vựng + ngữ pháp trong một nền tảng duy nhất.</w:t>
+      </w:r>
+    </w:p>
+    <w:p>
+      <w:pPr>
+        <w:pStyle w:val="ListParagraph"/>
+      </w:pPr>
+      <w:r>
+        <w:t>Hệ thống quản lý tài chính: Tích hợp ví điện tử, nạp tiền qua QR code, mua gói membership – cung cấp mô hình kinh doanh bền vững cho nền tảng giáo dục.</w:t>
+      </w:r>
+    </w:p>
+    <w:p>
+      <w:pPr>
+        <w:pStyle w:val="ListParagraph"/>
+      </w:pPr>
+      <w:r>
+        <w:t>Phù hợp với chuyên ngành: Đề tài cho phép áp dụng toàn diện các kiến thức đã học: lập trình web (PHP, HTML, CSS, JS), cơ sở dữ liệu (MySQL), mô hình MVC, và tích hợp API.</w:t>
+      </w:r>
+    </w:p>
+    <w:p>
+      <w:pPr>
+        <w:pStyle w:val="level1"/>
+      </w:pPr>
+      <w:r>
+        <w:t>Mục tiêu đề tài</w:t>
+      </w:r>
+    </w:p>
+    <w:p>
+      <w:pPr>
+        <w:pStyle w:val="level2"/>
+      </w:pPr>
+      <w:r>
+        <w:t>Mục tiêu tổng quát</w:t>
+      </w:r>
+    </w:p>
+    <w:p>
+      <w:pPr>
+        <w:pStyle w:val="doanVB"/>
+      </w:pPr>
+      <w:r>
+        <w:t>Xây dựng một website học tiếng Anh trực tuyến hoàn chỉnh, có giao diện thân thiện, nhiều tính năng học tập tương tác, và hệ thống quản trị + quản lý tài chính chuyên nghiệp.</w:t>
+      </w:r>
+    </w:p>
+    <w:p>
+      <w:pPr>
+        <w:pStyle w:val="level2"/>
+      </w:pPr>
+      <w:r>
+        <w:t>Mục tiêu cụ thể</w:t>
+      </w:r>
+    </w:p>
+    <w:p>
+      <w:pPr>
+        <w:pStyle w:val="ListParagraph"/>
+      </w:pPr>
+      <w:r>
+        <w:t>Xây dựng hệ thống quản lý nội dung học tập: chủ đề từ vựng, bài học, bài kiểm tra, ngữ pháp.</w:t>
+      </w:r>
+    </w:p>
+    <w:p>
+      <w:pPr>
+        <w:pStyle w:val="ListParagraph"/>
+      </w:pPr>
+      <w:r>
+        <w:t>Phát triển tính năng Flashcard giúp người dùng học từ vựng hiệu quả.</w:t>
+      </w:r>
+    </w:p>
+    <w:p>
+      <w:pPr>
+        <w:pStyle w:val="ListParagraph"/>
+      </w:pPr>
+      <w:r>
+        <w:t>Tích hợp AI đánh giá kỹ năng nói (Speaking) với điểm số chi tiết: Pronunciation, Fluency, Accuracy.</w:t>
+      </w:r>
+    </w:p>
+    <w:p>
+      <w:pPr>
+        <w:pStyle w:val="ListParagraph"/>
+      </w:pPr>
+      <w:r>
+        <w:t>Xây dựng hệ thống bài kiểm tra đa dạng: Quiz, Listening, Reading với đếm thời gian.</w:t>
+      </w:r>
+    </w:p>
+    <w:p>
+      <w:pPr>
+        <w:pStyle w:val="ListParagraph"/>
+      </w:pPr>
+      <w:r>
+        <w:t>Phát triển hệ thống ví điện tử: nạp tiền, mua gói Pro, rút tiền, hoàn tiền.</w:t>
+      </w:r>
+    </w:p>
+    <w:p>
+      <w:pPr>
+        <w:pStyle w:val="ListParagraph"/>
+      </w:pPr>
+      <w:r>
+        <w:t>Xây dựng hệ thống membership (Free/Pro) với mã kích hoạt và thanh toán qua ví.</w:t>
+      </w:r>
+    </w:p>
+    <w:p>
+      <w:pPr>
+        <w:pStyle w:val="ListParagraph"/>
+      </w:pPr>
+      <w:r>
+        <w:t>Phát triển dashboard thống kê tiến độ học tập, bảng xếp hạng, hệ thống XP + Level.</w:t>
+      </w:r>
+    </w:p>
+    <w:p>
+      <w:pPr>
+        <w:pStyle w:val="ListParagraph"/>
+      </w:pPr>
+      <w:r>
+        <w:t>Xây dựng trang quản trị (Admin) với đầy đủ chức năng CRUD và quản lý tài chính.</w:t>
+      </w:r>
+    </w:p>
+    <w:p>
+      <w:pPr>
+        <w:pStyle w:val="level1"/>
+      </w:pPr>
+      <w:r>
+        <w:t>Phạm vi đề tài</w:t>
+      </w:r>
+    </w:p>
+    <w:p>
+      <w:pPr>
+        <w:pStyle w:val="doanVB"/>
+      </w:pPr>
+      <w:r>
+        <w:t>Đề tài tập trung vào việc xây dựng và phát triển ứng dụng web với các phạm vi sau:</w:t>
+      </w:r>
+    </w:p>
+    <w:p>
+      <w:pPr>
+        <w:pStyle w:val="ListParagraph"/>
+      </w:pPr>
+      <w:r>
+        <w:t>Nền tảng: Website chạy trên trình duyệt (responsive, tương thích PC và mobile).</w:t>
+      </w:r>
+    </w:p>
+    <w:p>
+      <w:pPr>
+        <w:pStyle w:val="ListParagraph"/>
+      </w:pPr>
+      <w:r>
+        <w:t>Ngôn ngữ và công nghệ: PHP (thuần MVC), MySQL, HTML5, CSS3, JavaScript, AJAX.</w:t>
+      </w:r>
+    </w:p>
+    <w:p>
+      <w:pPr>
+        <w:pStyle w:val="ListParagraph"/>
+      </w:pPr>
+      <w:r>
+        <w:t>Tích hợp bên thứ ba: Google OAuth 2.0, OpenAI GPT API, Web Speech API, VietQR.</w:t>
+      </w:r>
+    </w:p>
+    <w:p>
+      <w:pPr>
+        <w:pStyle w:val="ListParagraph"/>
+      </w:pPr>
+      <w:r>
+        <w:t>Đối tượng sử dụng: Học sinh, sinh viên, người đi làm muốn học tiếng Anh trực tuyến.</w:t>
+      </w:r>
+    </w:p>
+    <w:p>
+      <w:pPr>
+        <w:pStyle w:val="ListParagraph"/>
+      </w:pPr>
+      <w:r>
+        <w:t>Phạm vi chức năng: Học từ vựng, ngữ pháp, luyện nói, làm bài kiểm tra, quản lý ví, mua gói membership.</w:t>
       </w:r>
     </w:p>
     <w:p>
@@ -3311,7 +1331,7 @@
         <w:pStyle w:val="Heading1"/>
       </w:pPr>
       <w:r>
-        <w:t>TỔNG QUAN VỀ ĐỀ TÀI</w:t>
+        <w:t>LÝ THUYẾT ÁP DỤNG THEO LĨNH VỰC THỰC TẬP</w:t>
       </w:r>
     </w:p>
     <w:p>
@@ -3319,7 +1339,15 @@
         <w:pStyle w:val="level1"/>
       </w:pPr>
       <w:r>
-        <w:t>1.1. Giới thiệu đề tài</w:t>
+        <w:t>Tổng quan về đề tài</w:t>
+      </w:r>
+    </w:p>
+    <w:p>
+      <w:pPr>
+        <w:pStyle w:val="level2"/>
+      </w:pPr>
+      <w:r>
+        <w:t>Tổng quan về E-Learning</w:t>
       </w:r>
     </w:p>
     <w:p>
@@ -3327,7 +1355,7 @@
         <w:pStyle w:val="doanVB"/>
       </w:pPr>
       <w:r>
-        <w:t>Trong bối cảnh toàn cầu hóa và hội nhập quốc tế ngày càng sâu rộng, tiếng Anh đã trở thành ngôn ngữ giao tiếp quốc tế không thể thiếu. Tại Việt Nam, nhu cầu học tiếng Anh ngày càng tăng cao, đặc biệt ở giới trẻ và sinh viên. Tuy nhiên, việc tiếp cận các khóa học tiếng Anh chất lượng với chi phí hợp lý vẫn còn là thách thức đối với nhiều người.</w:t>
+        <w:t>E-Learning (Electronic Learning) là hình thức đào tạo trực tuyến sử dụng công nghệ thông tin và Internet để truyền tải nội dung học tập. E-Learning cho phép người học tiếp cận bài giảng, tài liệu, bài kiểm tra mọi lúc mọi nơi thông qua các thiết bị kết nối Internet.</w:t>
       </w:r>
     </w:p>
     <w:p>
@@ -3335,7 +1363,7 @@
         <w:pStyle w:val="doanVB"/>
       </w:pPr>
       <w:r>
-        <w:t>Sự phát triển nhanh chóng của công nghệ thông tin và Internet đã mở ra cơ hội xây dựng các nền tảng học tập trực tuyến (e-learning), cho phép người học tiếp cận kiến thức mọi lúc, mọi nơi. Các ứng dụng học tiếng Anh trực tuyến giúp người dùng chủ động trong việc học, tiết kiệm thời gian và chi phí so với phương pháp truyền thống.</w:t>
+        <w:t>Ưu điểm của E-Learning bao gồm: linh hoạt về thời gian và địa điểm học, chi phí thấp hơn so với đào tạo truyền thống, khả năng cá nhân hóa lộ trình học tập, và tích hợp công nghệ AI để nâng cao trải nghiệm.</w:t>
       </w:r>
     </w:p>
     <w:p>
@@ -3343,7 +1371,63 @@
         <w:pStyle w:val="doanVB"/>
       </w:pPr>
       <w:r>
-        <w:t>Đề tài "Xây dựng website học tiếng Anh trực tuyến English Learning" được thực hiện nhằm phát triển một nền tảng web toàn diện, hỗ trợ người dùng học tiếng Anh qua nhiều kỹ năng: từ vựng, ngữ pháp, nghe, đọc, nói. Đặc biệt, hệ thống tích hợp trí tuệ nhân tạo (AI) để đánh giá kỹ năng nói, tạo trải nghiệm học tập tương tác và hiệu quả hơn.</w:t>
+        <w:t>Tại Việt Nam, thị trường E-Learning đang phát triển mạnh với các nền tảng như VioEdu, Topica, Moon.vn. Riêng lĩnh vực học tiếng Anh online, các ứng dụng như Duolingo, ELSA Speak, Cake đã thu hút hàng triệu người dùng Việt Nam.</w:t>
+      </w:r>
+    </w:p>
+    <w:p>
+      <w:pPr>
+        <w:pStyle w:val="level2"/>
+      </w:pPr>
+      <w:r>
+        <w:t>Tổng quan về ứng dụng học tiếng Anh trực tuyến</w:t>
+      </w:r>
+    </w:p>
+    <w:p>
+      <w:pPr>
+        <w:pStyle w:val="doanVB"/>
+      </w:pPr>
+      <w:r>
+        <w:t>Các ứng dụng học tiếng Anh trực tuyến hiện nay thường tập trung vào các phương pháp sau:</w:t>
+      </w:r>
+    </w:p>
+    <w:p>
+      <w:pPr>
+        <w:pStyle w:val="ListParagraph"/>
+      </w:pPr>
+      <w:r>
+        <w:t>Gamification: Áp dụng các yếu tố trò chơi (điểm XP, streak, level, leaderboard) để tạo động lực học tập.</w:t>
+      </w:r>
+    </w:p>
+    <w:p>
+      <w:pPr>
+        <w:pStyle w:val="ListParagraph"/>
+      </w:pPr>
+      <w:r>
+        <w:t>Spaced Repetition: Lặp lại ngắt quãng – ôn tập từ vựng theo chu kỳ tối ưu để ghi nhớ lâu dài.</w:t>
+      </w:r>
+    </w:p>
+    <w:p>
+      <w:pPr>
+        <w:pStyle w:val="ListParagraph"/>
+      </w:pPr>
+      <w:r>
+        <w:t>AI-powered Assessment: Sử dụng AI để đánh giá phát âm, ngữ pháp, và cung cấp phản hồi tức thì.</w:t>
+      </w:r>
+    </w:p>
+    <w:p>
+      <w:pPr>
+        <w:pStyle w:val="ListParagraph"/>
+      </w:pPr>
+      <w:r>
+        <w:t>Multi-skill Integration: Tích hợp đa kỹ năng (Nghe, Nói, Đọc, Viết) trong một nền tảng duy nhất.</w:t>
+      </w:r>
+    </w:p>
+    <w:p>
+      <w:pPr>
+        <w:pStyle w:val="doanVB"/>
+      </w:pPr>
+      <w:r>
+        <w:t>English Learning áp dụng tất cả các phương pháp trên, kết hợp với hệ thống quản lý membership và ví điện tử, tạo ra một nền tảng học tập toàn diện.</w:t>
       </w:r>
     </w:p>
     <w:p>
@@ -3351,7 +1435,15 @@
         <w:pStyle w:val="level1"/>
       </w:pPr>
       <w:r>
-        <w:t>1.2. Lý do chọn đề tài</w:t>
+        <w:t>Cơ sở lý thuyết</w:t>
+      </w:r>
+    </w:p>
+    <w:p>
+      <w:pPr>
+        <w:pStyle w:val="level2"/>
+      </w:pPr>
+      <w:r>
+        <w:t>Ngôn ngữ lập trình PHP</w:t>
       </w:r>
     </w:p>
     <w:p>
@@ -3359,47 +1451,276 @@
         <w:pStyle w:val="doanVB"/>
       </w:pPr>
       <w:r>
-        <w:t>Việc chọn đề tài này xuất phát từ những lý do sau:</w:t>
-      </w:r>
-    </w:p>
-    <w:p>
-      <w:pPr>
-        <w:pStyle w:val="ListParagraph"/>
-      </w:pPr>
-      <w:r>
-        <w:t>Nhu cầu thực tế: Thị trường học tiếng Anh online tại Việt Nam đang tăng trưởng mạnh mẽ. Các nền tảng như Duolingo, ELSA Speak đã chứng minh tính khả thi và hiệu quả của việc học ngoại ngữ qua ứng dụng công nghệ.</w:t>
-      </w:r>
-    </w:p>
-    <w:p>
-      <w:pPr>
-        <w:pStyle w:val="ListParagraph"/>
-      </w:pPr>
-      <w:r>
-        <w:t>Ứng dụng công nghệ AI: Sự phát triển của AI (đặc biệt là GPT và Web Speech API) cho phép đánh giá kỹ năng nói tự động, mở ra hướng tiếp cận mới trong giáo dục ngoại ngữ.</w:t>
-      </w:r>
-    </w:p>
-    <w:p>
-      <w:pPr>
-        <w:pStyle w:val="ListParagraph"/>
-      </w:pPr>
-      <w:r>
-        <w:t>Tích hợp đa kỹ năng: Khác với các ứng dụng chỉ tập trung một kỹ năng, English Learning tích hợp tất cả 4 kỹ năng (Nghe, Nói, Đọc, Viết) và thêm từ vựng + ngữ pháp trong một nền tảng duy nhất.</w:t>
-      </w:r>
-    </w:p>
-    <w:p>
-      <w:pPr>
-        <w:pStyle w:val="ListParagraph"/>
-      </w:pPr>
-      <w:r>
-        <w:t>Hệ thống quản lý tài chính: Tích hợp ví điện tử, nạp tiền qua QR code, mua gói membership – cung cấp mô hình kinh doanh bền vững cho nền tảng giáo dục.</w:t>
-      </w:r>
-    </w:p>
-    <w:p>
-      <w:pPr>
-        <w:pStyle w:val="ListParagraph"/>
-      </w:pPr>
-      <w:r>
-        <w:t>Phù hợp với chuyên ngành: Đề tài cho phép áp dụng toàn diện các kiến thức đã học: lập trình web (PHP, HTML, CSS, JS), cơ sở dữ liệu (MySQL), mô hình MVC, và tích hợp API.</w:t>
+        <w:t>PHP (PHP: Hypertext Preprocessor) là ngôn ngữ lập trình kịch bản phía máy chủ (server-side scripting language) được sử dụng rộng rãi trong phát triển web. PHP được thiết kế để tạo ra các trang web động, xử lý form, quản lý session, cookie, và tương tác với cơ sở dữ liệu.</w:t>
+      </w:r>
+    </w:p>
+    <w:p>
+      <w:pPr>
+        <w:pStyle w:val="doanVB"/>
+      </w:pPr>
+      <w:r>
+        <w:t>Đặc điểm nổi bật của PHP:</w:t>
+      </w:r>
+    </w:p>
+    <w:p>
+      <w:pPr>
+        <w:pStyle w:val="ListParagraph"/>
+      </w:pPr>
+      <w:r>
+        <w:t>Mã nguồn mở, miễn phí, cộng đồng hỗ trợ lớn.</w:t>
+      </w:r>
+    </w:p>
+    <w:p>
+      <w:pPr>
+        <w:pStyle w:val="ListParagraph"/>
+      </w:pPr>
+      <w:r>
+        <w:t>Hỗ trợ nhiều hệ quản trị CSDL: MySQL, PostgreSQL, SQLite, Oracle.</w:t>
+      </w:r>
+    </w:p>
+    <w:p>
+      <w:pPr>
+        <w:pStyle w:val="ListParagraph"/>
+      </w:pPr>
+      <w:r>
+        <w:t>Tích hợp tốt với các web server: Apache, Nginx, IIS.</w:t>
+      </w:r>
+    </w:p>
+    <w:p>
+      <w:pPr>
+        <w:pStyle w:val="ListParagraph"/>
+      </w:pPr>
+      <w:r>
+        <w:t>Cú pháp đơn giản, dễ học, dễ triển khai.</w:t>
+      </w:r>
+    </w:p>
+    <w:p>
+      <w:pPr>
+        <w:pStyle w:val="doanVB"/>
+      </w:pPr>
+      <w:r>
+        <w:t>Trong đề tài này, PHP được sử dụng phiên bản 8.2 trở lên, áp dụng mô hình MVC để tổ chức mã nguồn một cách khoa học và dễ bảo trì.</w:t>
+      </w:r>
+    </w:p>
+    <w:p>
+      <w:pPr>
+        <w:pStyle w:val="level2"/>
+      </w:pPr>
+      <w:r>
+        <w:t>Mô hình MVC (Model-View-Controller)</w:t>
+      </w:r>
+    </w:p>
+    <w:p>
+      <w:pPr>
+        <w:pStyle w:val="doanVB"/>
+      </w:pPr>
+      <w:r>
+        <w:t>MVC là một design pattern phổ biến trong phát triển web, chia ứng dụng thành 3 thành phần chính:</w:t>
+      </w:r>
+    </w:p>
+    <w:p>
+      <w:pPr>
+        <w:pStyle w:val="ListParagraph"/>
+      </w:pPr>
+      <w:r>
+        <w:t>Model: Xử lý logic nghiệp vụ và tương tác với cơ sở dữ liệu.</w:t>
+      </w:r>
+    </w:p>
+    <w:p>
+      <w:pPr>
+        <w:pStyle w:val="ListParagraph"/>
+      </w:pPr>
+      <w:r>
+        <w:t>View: Hiển thị giao diện người dùng (HTML, CSS, JavaScript).</w:t>
+      </w:r>
+    </w:p>
+    <w:p>
+      <w:pPr>
+        <w:pStyle w:val="ListParagraph"/>
+      </w:pPr>
+      <w:r>
+        <w:t>Controller: Tiếp nhận request từ người dùng, gọi Model xử lý, và chuyển kết quả đến View.</w:t>
+      </w:r>
+    </w:p>
+    <w:p>
+      <w:pPr>
+        <w:pStyle w:val="doanVB"/>
+      </w:pPr>
+      <w:r>
+        <w:t>Ưu điểm của MVC: tách biệt logic nghiệp vụ và giao diện, dễ bảo trì và mở rộng, hỗ trợ làm việc nhóm hiệu quả, tái sử dụng code.</w:t>
+      </w:r>
+    </w:p>
+    <w:p>
+      <w:pPr>
+        <w:pStyle w:val="level2"/>
+      </w:pPr>
+      <w:r>
+        <w:t>Hệ quản trị CSDL MySQL</w:t>
+      </w:r>
+    </w:p>
+    <w:p>
+      <w:pPr>
+        <w:pStyle w:val="doanVB"/>
+      </w:pPr>
+      <w:r>
+        <w:t>MySQL là hệ quản trị cơ sở dữ liệu quan hệ (RDBMS) mã nguồn mở phổ biến nhất thế giới. MySQL sử dụng ngôn ngữ SQL để quản lý và truy vấn dữ liệu.</w:t>
+      </w:r>
+    </w:p>
+    <w:p>
+      <w:pPr>
+        <w:pStyle w:val="doanVB"/>
+      </w:pPr>
+      <w:r>
+        <w:t>Đặc điểm của MySQL:</w:t>
+      </w:r>
+    </w:p>
+    <w:p>
+      <w:pPr>
+        <w:pStyle w:val="ListParagraph"/>
+      </w:pPr>
+      <w:r>
+        <w:t>Hiệu suất cao, xử lý nhanh, hỗ trợ transaction (InnoDB engine).</w:t>
+      </w:r>
+    </w:p>
+    <w:p>
+      <w:pPr>
+        <w:pStyle w:val="ListParagraph"/>
+      </w:pPr>
+      <w:r>
+        <w:t>Hỗ trợ ACID đảm bảo tính toàn vẹn dữ liệu.</w:t>
+      </w:r>
+    </w:p>
+    <w:p>
+      <w:pPr>
+        <w:pStyle w:val="ListParagraph"/>
+      </w:pPr>
+      <w:r>
+        <w:t>Bảo mật tốt với hệ thống phân quyền chi tiết.</w:t>
+      </w:r>
+    </w:p>
+    <w:p>
+      <w:pPr>
+        <w:pStyle w:val="ListParagraph"/>
+      </w:pPr>
+      <w:r>
+        <w:t>Tích hợp tốt với PHP thông qua PDO (PHP Data Objects).</w:t>
+      </w:r>
+    </w:p>
+    <w:p>
+      <w:pPr>
+        <w:pStyle w:val="doanVB"/>
+      </w:pPr>
+      <w:r>
+        <w:t>Trong đề tài, MySQL được sử dụng với charset utf8mb4 để hỗ trợ đầy đủ ký tự tiếng Việt. Database gồm 23 bảng quản lý toàn bộ dữ liệu hệ thống.</w:t>
+      </w:r>
+    </w:p>
+    <w:p>
+      <w:pPr>
+        <w:pStyle w:val="level2"/>
+      </w:pPr>
+      <w:r>
+        <w:t>HTML5, CSS3 và JavaScript</w:t>
+      </w:r>
+    </w:p>
+    <w:p>
+      <w:pPr>
+        <w:pStyle w:val="doanVB"/>
+      </w:pPr>
+      <w:r>
+        <w:t>HTML5 (HyperText Markup Language 5) là phiên bản mới nhất của ngôn ngữ đánh dấu dùng để cấu trúc nội dung trang web. HTML5 bổ sung các thẻ semantic (header, nav, section, article, footer) và hỗ trợ multimedia.</w:t>
+      </w:r>
+    </w:p>
+    <w:p>
+      <w:pPr>
+        <w:pStyle w:val="doanVB"/>
+      </w:pPr>
+      <w:r>
+        <w:t>CSS3 (Cascading Style Sheets 3) dùng để định dạng giao diện web. CSS3 bổ sung nhiều tính năng: Flexbox, Grid Layout, Animation, Gradient, Media Queries cho responsive design.</w:t>
+      </w:r>
+    </w:p>
+    <w:p>
+      <w:pPr>
+        <w:pStyle w:val="doanVB"/>
+      </w:pPr>
+      <w:r>
+        <w:t>JavaScript là ngôn ngữ lập trình phía client, cho phép tạo tương tác động trên trang web. Trong đề tài, JavaScript được sử dụng cho: AJAX, Web Speech API, Chart.js, và DOM manipulation.</w:t>
+      </w:r>
+    </w:p>
+    <w:p>
+      <w:pPr>
+        <w:pStyle w:val="level2"/>
+      </w:pPr>
+      <w:r>
+        <w:t>Google OAuth 2.0</w:t>
+      </w:r>
+    </w:p>
+    <w:p>
+      <w:pPr>
+        <w:pStyle w:val="doanVB"/>
+      </w:pPr>
+      <w:r>
+        <w:t>OAuth 2.0 là giao thức ủy quyền cho phép ứng dụng bên thứ ba truy cập tài nguyên của người dùng mà không cần biết mật khẩu. Google OAuth 2.0 cho phép người dùng đăng nhập bằng tài khoản Google, đơn giản hóa quy trình đăng ký/đăng nhập và tăng bảo mật.</w:t>
+      </w:r>
+    </w:p>
+    <w:p>
+      <w:pPr>
+        <w:pStyle w:val="level2"/>
+      </w:pPr>
+      <w:r>
+        <w:t>OpenAI GPT API</w:t>
+      </w:r>
+    </w:p>
+    <w:p>
+      <w:pPr>
+        <w:pStyle w:val="doanVB"/>
+      </w:pPr>
+      <w:r>
+        <w:t>OpenAI GPT (Generative Pre-trained Transformer) là mô hình ngôn ngữ lớn (LLM) có khả năng hiểu và tạo văn bản tự nhiên. Trong đề tài, GPT API được sử dụng để đánh giá kỹ năng nói: phân tích transcript từ Web Speech API, chấm điểm Pronunciation, Fluency, Accuracy và cung cấp feedback chi tiết.</w:t>
+      </w:r>
+    </w:p>
+    <w:p>
+      <w:pPr>
+        <w:pStyle w:val="level2"/>
+      </w:pPr>
+      <w:r>
+        <w:t>Web Speech API</w:t>
+      </w:r>
+    </w:p>
+    <w:p>
+      <w:pPr>
+        <w:pStyle w:val="doanVB"/>
+      </w:pPr>
+      <w:r>
+        <w:t>Web Speech API là API trình duyệt cho phép tích hợp tính năng nhận dạng giọng nói (Speech Recognition) và tổng hợp giọng nói (Speech Synthesis) trực tiếp trên trình duyệt web. Trong đề tài, Speech Recognition API được sử dụng để ghi nhận giọng nói của người dùng khi luyện nói tiếng Anh, chuyển đổi thành văn bản rồi gửi lên server để AI đánh giá.</w:t>
+      </w:r>
+    </w:p>
+    <w:p>
+      <w:pPr>
+        <w:pStyle w:val="level2"/>
+      </w:pPr>
+      <w:r>
+        <w:t>VietQR – Thanh toán QR Code</w:t>
+      </w:r>
+    </w:p>
+    <w:p>
+      <w:pPr>
+        <w:pStyle w:val="doanVB"/>
+      </w:pPr>
+      <w:r>
+        <w:t>VietQR là tiêu chuẩn QR Code thanh toán được Ngân hàng Nhà nước Việt Nam ban hành. VietQR API cho phép tạo mã QR chuyển khoản tự động với đầy đủ thông tin: số tài khoản, ngân hàng, số tiền, nội dung chuyển khoản. Trong đề tài, VietQR được tích hợp vào tính năng nạp tiền vào ví.</w:t>
+      </w:r>
+    </w:p>
+    <w:p>
+      <w:r>
+        <w:br w:type="page"/>
+      </w:r>
+    </w:p>
+    <w:p>
+      <w:pPr>
+        <w:pStyle w:val="Heading1"/>
+      </w:pPr>
+      <w:r>
+        <w:t>NỘI DUNG THỰC TẬP</w:t>
       </w:r>
     </w:p>
     <w:p>
@@ -3407,7 +1728,7 @@
         <w:pStyle w:val="level1"/>
       </w:pPr>
       <w:r>
-        <w:t>1.3. Mục tiêu đề tài</w:t>
+        <w:t>Phân tích và thiết kế hệ thống</w:t>
       </w:r>
     </w:p>
     <w:p>
@@ -3415,7 +1736,7 @@
         <w:pStyle w:val="level2"/>
       </w:pPr>
       <w:r>
-        <w:t>1.3.1. Mục tiêu tổng quát</w:t>
+        <w:t>Sơ đồ Use Case</w:t>
       </w:r>
     </w:p>
     <w:p>
@@ -3423,657 +1744,39 @@
         <w:pStyle w:val="doanVB"/>
       </w:pPr>
       <w:r>
-        <w:t>Xây dựng một website học tiếng Anh trực tuyến hoàn chỉnh, có giao diện thân thiện, nhiều tính năng học tập tương tác, và hệ thống quản trị + quản lý tài chính chuyên nghiệp.</w:t>
-      </w:r>
-    </w:p>
-    <w:p>
-      <w:pPr>
-        <w:pStyle w:val="level2"/>
-      </w:pPr>
-      <w:r>
-        <w:t>1.3.2. Mục tiêu cụ thể</w:t>
-      </w:r>
-    </w:p>
-    <w:p>
-      <w:pPr>
-        <w:pStyle w:val="ListParagraph"/>
-      </w:pPr>
-      <w:r>
-        <w:t>Xây dựng hệ thống quản lý nội dung học tập: chủ đề từ vựng, bài học, bài kiểm tra, ngữ pháp.</w:t>
-      </w:r>
-    </w:p>
-    <w:p>
-      <w:pPr>
-        <w:pStyle w:val="ListParagraph"/>
-      </w:pPr>
-      <w:r>
-        <w:t>Phát triển tính năng Flashcard giúp người dùng học từ vựng hiệu quả.</w:t>
-      </w:r>
-    </w:p>
-    <w:p>
-      <w:pPr>
-        <w:pStyle w:val="ListParagraph"/>
-      </w:pPr>
-      <w:r>
-        <w:t>Tích hợp AI đánh giá kỹ năng nói (Speaking) với điểm số chi tiết: Pronunciation, Fluency, Accuracy.</w:t>
-      </w:r>
-    </w:p>
-    <w:p>
-      <w:pPr>
-        <w:pStyle w:val="ListParagraph"/>
-      </w:pPr>
-      <w:r>
-        <w:t>Xây dựng hệ thống bài kiểm tra đa dạng: Quiz, Listening, Reading với đếm thời gian.</w:t>
-      </w:r>
-    </w:p>
-    <w:p>
-      <w:pPr>
-        <w:pStyle w:val="ListParagraph"/>
-      </w:pPr>
-      <w:r>
-        <w:t>Phát triển hệ thống ví điện tử: nạp tiền, mua gói Pro, rút tiền, hoàn tiền.</w:t>
-      </w:r>
-    </w:p>
-    <w:p>
-      <w:pPr>
-        <w:pStyle w:val="ListParagraph"/>
-      </w:pPr>
-      <w:r>
-        <w:t>Xây dựng hệ thống membership (Free/Pro) với mã kích hoạt và thanh toán qua ví.</w:t>
-      </w:r>
-    </w:p>
-    <w:p>
-      <w:pPr>
-        <w:pStyle w:val="ListParagraph"/>
-      </w:pPr>
-      <w:r>
-        <w:t>Phát triển dashboard thống kê tiến độ học tập, bảng xếp hạng, hệ thống XP + Level.</w:t>
-      </w:r>
-    </w:p>
-    <w:p>
-      <w:pPr>
-        <w:pStyle w:val="ListParagraph"/>
-      </w:pPr>
-      <w:r>
-        <w:t>Xây dựng trang quản trị (Admin) với đầy đủ chức năng CRUD và quản lý tài chính.</w:t>
-      </w:r>
-    </w:p>
-    <w:p>
-      <w:pPr>
-        <w:pStyle w:val="level1"/>
-      </w:pPr>
-      <w:r>
-        <w:t>1.4. Phạm vi đề tài</w:t>
-      </w:r>
-    </w:p>
-    <w:p>
-      <w:pPr>
-        <w:pStyle w:val="doanVB"/>
-      </w:pPr>
-      <w:r>
-        <w:t>Đề tài tập trung vào việc xây dựng và phát triển ứng dụng web với các phạm vi sau:</w:t>
-      </w:r>
-    </w:p>
-    <w:p>
-      <w:pPr>
-        <w:pStyle w:val="ListParagraph"/>
-      </w:pPr>
-      <w:r>
-        <w:t>Nền tảng: Website chạy trên trình duyệt (responsive, tương thích PC và mobile).</w:t>
-      </w:r>
-    </w:p>
-    <w:p>
-      <w:pPr>
-        <w:pStyle w:val="ListParagraph"/>
-      </w:pPr>
-      <w:r>
-        <w:t>Ngôn ngữ &amp; công nghệ: PHP (thuần MVC), MySQL, HTML5, CSS3, JavaScript, AJAX.</w:t>
-      </w:r>
-    </w:p>
-    <w:p>
-      <w:pPr>
-        <w:pStyle w:val="ListParagraph"/>
-      </w:pPr>
-      <w:r>
-        <w:t>Tích hợp bên thứ ba: Google OAuth 2.0, OpenAI GPT API, Web Speech API, VietQR.</w:t>
-      </w:r>
-    </w:p>
-    <w:p>
-      <w:pPr>
-        <w:pStyle w:val="ListParagraph"/>
-      </w:pPr>
-      <w:r>
-        <w:t>Đối tượng sử dụng: Học sinh, sinh viên, người đi làm muốn học tiếng Anh trực tuyến.</w:t>
-      </w:r>
-    </w:p>
-    <w:p>
-      <w:pPr>
-        <w:pStyle w:val="ListParagraph"/>
-      </w:pPr>
-      <w:r>
-        <w:t>Phạm vi chức năng: Học từ vựng, ngữ pháp, luyện nói, làm bài kiểm tra, quản lý ví, mua gói membership.</w:t>
-      </w:r>
-    </w:p>
-    <w:p>
-      <w:r>
-        <w:br w:type="page"/>
-      </w:r>
-    </w:p>
-    <w:p>
-      <w:pPr>
-        <w:pStyle w:val="Heading1"/>
-      </w:pPr>
-      <w:r>
-        <w:t>LÝ THUYẾT ÁP DỤNG THEO LĨNH VỰC THỰC TẬP</w:t>
-      </w:r>
-    </w:p>
-    <w:p>
-      <w:pPr>
-        <w:pStyle w:val="level1"/>
-      </w:pPr>
-      <w:r>
-        <w:t>2.1. Tổng quan về đề tài</w:t>
-      </w:r>
-    </w:p>
-    <w:p>
-      <w:pPr>
-        <w:pStyle w:val="level2"/>
-      </w:pPr>
-      <w:r>
-        <w:t>2.1.1. Tổng quan về E-Learning</w:t>
-      </w:r>
-    </w:p>
-    <w:p>
-      <w:pPr>
-        <w:pStyle w:val="doanVB"/>
-      </w:pPr>
-      <w:r>
-        <w:t>E-Learning (Electronic Learning) là hình thức đào tạo trực tuyến sử dụng công nghệ thông tin và Internet để truyền tải nội dung học tập. E-Learning cho phép người học tiếp cận bài giảng, tài liệu, bài kiểm tra mọi lúc mọi nơi thông qua các thiết bị kết nối Internet.</w:t>
-      </w:r>
-    </w:p>
-    <w:p>
-      <w:pPr>
-        <w:pStyle w:val="doanVB"/>
-      </w:pPr>
-      <w:r>
-        <w:t>Ưu điểm của E-Learning bao gồm: linh hoạt về thời gian và địa điểm học, chi phí thấp hơn so với đào tạo truyền thống, khả năng cá nhân hóa lộ trình học tập, và tích hợp công nghệ AI để nâng cao trải nghiệm.</w:t>
-      </w:r>
-    </w:p>
-    <w:p>
-      <w:pPr>
-        <w:pStyle w:val="doanVB"/>
-      </w:pPr>
-      <w:r>
-        <w:t>Tại Việt Nam, thị trường E-Learning đang phát triển mạnh với các nền tảng như VioEdu, Topica, Moon.vn. Riêng lĩnh vực học tiếng Anh online, các ứng dụng như Duolingo, ELSA Speak, Cake đã thu hút hàng triệu người dùng Việt Nam.</w:t>
-      </w:r>
-    </w:p>
-    <w:p>
-      <w:pPr>
-        <w:pStyle w:val="level2"/>
-      </w:pPr>
-      <w:r>
-        <w:t>2.1.2. Tổng quan về ứng dụng học tiếng Anh trực tuyến</w:t>
-      </w:r>
-    </w:p>
-    <w:p>
-      <w:pPr>
-        <w:pStyle w:val="doanVB"/>
-      </w:pPr>
-      <w:r>
-        <w:t>Các ứng dụng học tiếng Anh trực tuyến hiện nay thường tập trung vào các phương pháp sau:</w:t>
-      </w:r>
-    </w:p>
-    <w:p>
-      <w:pPr>
-        <w:pStyle w:val="ListParagraph"/>
-      </w:pPr>
-      <w:r>
-        <w:t>Gamification: Áp dụng các yếu tố trò chơi (điểm XP, streak, level, leaderboard) để tạo động lực học tập.</w:t>
-      </w:r>
-    </w:p>
-    <w:p>
-      <w:pPr>
-        <w:pStyle w:val="ListParagraph"/>
-      </w:pPr>
-      <w:r>
-        <w:t>Spaced Repetition: Lặp lại ngắt quãng – ôn tập từ vựng theo chu kỳ tối ưu để ghi nhớ lâu dài.</w:t>
-      </w:r>
-    </w:p>
-    <w:p>
-      <w:pPr>
-        <w:pStyle w:val="ListParagraph"/>
-      </w:pPr>
-      <w:r>
-        <w:t>AI-powered Assessment: Sử dụng AI để đánh giá phát âm, ngữ pháp, và cung cấp phản hồi tức thì.</w:t>
-      </w:r>
-    </w:p>
-    <w:p>
-      <w:pPr>
-        <w:pStyle w:val="ListParagraph"/>
-      </w:pPr>
-      <w:r>
-        <w:t>Multi-skill Integration: Tích hợp đa kỹ năng (Nghe, Nói, Đọc, Viết) trong một nền tảng duy nhất.</w:t>
-      </w:r>
-    </w:p>
-    <w:p>
-      <w:pPr>
-        <w:pStyle w:val="doanVB"/>
-      </w:pPr>
-      <w:r>
-        <w:t>English Learning áp dụng tất cả các phương pháp trên, kết hợp với hệ thống quản lý membership và ví điện tử, tạo ra một nền tảng học tập toàn diện.</w:t>
-      </w:r>
-    </w:p>
-    <w:p>
-      <w:pPr>
-        <w:pStyle w:val="level1"/>
-      </w:pPr>
-      <w:r>
-        <w:t>2.2. Cơ sở lý thuyết</w:t>
-      </w:r>
-    </w:p>
-    <w:p>
-      <w:pPr>
-        <w:pStyle w:val="level2"/>
-      </w:pPr>
-      <w:r>
-        <w:t>2.2.1. Ngôn ngữ lập trình PHP</w:t>
-      </w:r>
-    </w:p>
-    <w:p>
-      <w:pPr>
-        <w:pStyle w:val="doanVB"/>
-      </w:pPr>
-      <w:r>
-        <w:t>PHP (PHP: Hypertext Preprocessor) là ngôn ngữ lập trình kịch bản phía máy chủ (server-side scripting language) được sử dụng rộng rãi trong phát triển web. PHP được thiết kế để tạo ra các trang web động, xử lý form, quản lý session, cookie, và tương tác với cơ sở dữ liệu.</w:t>
-      </w:r>
-    </w:p>
-    <w:p>
-      <w:pPr>
-        <w:pStyle w:val="doanVB"/>
-      </w:pPr>
-      <w:r>
-        <w:t>Đặc điểm nổi bật của PHP:</w:t>
-      </w:r>
-    </w:p>
-    <w:p>
-      <w:pPr>
-        <w:pStyle w:val="ListParagraph"/>
-      </w:pPr>
-      <w:r>
-        <w:t>Mã nguồn mở, miễn phí, cộng đồng hỗ trợ lớn.</w:t>
-      </w:r>
-    </w:p>
-    <w:p>
-      <w:pPr>
-        <w:pStyle w:val="ListParagraph"/>
-      </w:pPr>
-      <w:r>
-        <w:t>Hỗ trợ nhiều hệ quản trị CSDL: MySQL, PostgreSQL, SQLite, Oracle.</w:t>
-      </w:r>
-    </w:p>
-    <w:p>
-      <w:pPr>
-        <w:pStyle w:val="ListParagraph"/>
-      </w:pPr>
-      <w:r>
-        <w:t>Tích hợp tốt với các web server: Apache, Nginx, IIS.</w:t>
-      </w:r>
-    </w:p>
-    <w:p>
-      <w:pPr>
-        <w:pStyle w:val="ListParagraph"/>
-      </w:pPr>
-      <w:r>
-        <w:t>Cú pháp đơn giản, dễ học, dễ triển khai.</w:t>
-      </w:r>
-    </w:p>
-    <w:p>
-      <w:pPr>
-        <w:pStyle w:val="doanVB"/>
-      </w:pPr>
-      <w:r>
-        <w:t>Trong đề tài này, PHP được sử dụng phiên bản 8.2 trở lên, áp dụng mô hình MVC (Model-View-Controller) để tổ chức mã nguồn một cách khoa học và dễ bảo trì.</w:t>
-      </w:r>
-    </w:p>
-    <w:p>
-      <w:pPr>
-        <w:pStyle w:val="level2"/>
-      </w:pPr>
-      <w:r>
-        <w:t>2.2.2. Mô hình MVC (Model-View-Controller)</w:t>
-      </w:r>
-    </w:p>
-    <w:p>
-      <w:pPr>
-        <w:pStyle w:val="doanVB"/>
-      </w:pPr>
-      <w:r>
-        <w:t>MVC là một design pattern phổ biến trong phát triển web, chia ứng dụng thành 3 thành phần chính:</w:t>
-      </w:r>
-    </w:p>
-    <w:p>
-      <w:pPr>
-        <w:pStyle w:val="ListParagraph"/>
-      </w:pPr>
-      <w:r>
-        <w:t>Model: Xử lý logic nghiệp vụ và tương tác với cơ sở dữ liệu. Ví dụ: User Model xử lý đăng ký, đăng nhập; Topic Model quản lý chủ đề học.</w:t>
-      </w:r>
-    </w:p>
-    <w:p>
-      <w:pPr>
-        <w:pStyle w:val="ListParagraph"/>
-      </w:pPr>
-      <w:r>
-        <w:t>View: Hiển thị giao diện người dùng (HTML, CSS, JavaScript). Nhận dữ liệu từ Controller và render ra trang web.</w:t>
-      </w:r>
-    </w:p>
-    <w:p>
-      <w:pPr>
-        <w:pStyle w:val="ListParagraph"/>
-      </w:pPr>
-      <w:r>
-        <w:t>Controller: Tiếp nhận request từ người dùng, gọi Model xử lý, và chuyển kết quả đến View để hiển thị.</w:t>
-      </w:r>
-    </w:p>
-    <w:p>
-      <w:pPr>
-        <w:pStyle w:val="doanVB"/>
-      </w:pPr>
-      <w:r>
-        <w:t>Ưu điểm của MVC: tách biệt logic nghiệp vụ và giao diện, dễ bảo trì và mở rộng, hỗ trợ làm việc nhóm hiệu quả, tái sử dụng code.</w:t>
-      </w:r>
-    </w:p>
-    <w:p>
-      <w:pPr>
-        <w:pStyle w:val="level2"/>
-      </w:pPr>
-      <w:r>
-        <w:t>2.2.3. Hệ quản trị CSDL MySQL</w:t>
-      </w:r>
-    </w:p>
-    <w:p>
-      <w:pPr>
-        <w:pStyle w:val="doanVB"/>
-      </w:pPr>
-      <w:r>
-        <w:t>MySQL là hệ quản trị cơ sở dữ liệu quan hệ (RDBMS) mã nguồn mở phổ biến nhất thế giới. MySQL sử dụng ngôn ngữ SQL (Structured Query Language) để quản lý và truy vấn dữ liệu.</w:t>
-      </w:r>
-    </w:p>
-    <w:p>
-      <w:pPr>
-        <w:pStyle w:val="doanVB"/>
-      </w:pPr>
-      <w:r>
-        <w:t>Đặc điểm của MySQL:</w:t>
-      </w:r>
-    </w:p>
-    <w:p>
-      <w:pPr>
-        <w:pStyle w:val="ListParagraph"/>
-      </w:pPr>
-      <w:r>
-        <w:t>Hiệu suất cao, xử lý nhanh, hỗ trợ transaction (InnoDB engine).</w:t>
-      </w:r>
-    </w:p>
-    <w:p>
-      <w:pPr>
-        <w:pStyle w:val="ListParagraph"/>
-      </w:pPr>
-      <w:r>
-        <w:t>Hỗ trợ ACID (Atomicity, Consistency, Isolation, Durability) đảm bảo tính toàn vẹn dữ liệu.</w:t>
-      </w:r>
-    </w:p>
-    <w:p>
-      <w:pPr>
-        <w:pStyle w:val="ListParagraph"/>
-      </w:pPr>
-      <w:r>
-        <w:t>Bảo mật tốt với hệ thống phân quyền chi tiết.</w:t>
-      </w:r>
-    </w:p>
-    <w:p>
-      <w:pPr>
-        <w:pStyle w:val="ListParagraph"/>
-      </w:pPr>
-      <w:r>
-        <w:t>Tích hợp tốt với PHP thông qua PDO (PHP Data Objects).</w:t>
-      </w:r>
-    </w:p>
-    <w:p>
-      <w:pPr>
-        <w:pStyle w:val="doanVB"/>
-      </w:pPr>
-      <w:r>
-        <w:t>Trong đề tài, MySQL được sử dụng với charset utf8mb4 để hỗ trợ đầy đủ ký tự tiếng Việt và emoji. Database bao gồm 23 bảng quản lý toàn bộ dữ liệu hệ thống.</w:t>
-      </w:r>
-    </w:p>
-    <w:p>
-      <w:pPr>
-        <w:pStyle w:val="level2"/>
-      </w:pPr>
-      <w:r>
-        <w:t>2.2.4. HTML5, CSS3 và JavaScript</w:t>
-      </w:r>
-    </w:p>
-    <w:p>
-      <w:pPr>
-        <w:pStyle w:val="doanVB"/>
-      </w:pPr>
-      <w:r>
-        <w:t>HTML5 (HyperText Markup Language 5) là phiên bản mới nhất của ngôn ngữ đánh dấu dùng để cấu trúc nội dung trang web. HTML5 bổ sung các thẻ semantic (header, nav, section, article, footer) và hỗ trợ multimedia (audio, video) không cần plugin.</w:t>
-      </w:r>
-    </w:p>
-    <w:p>
-      <w:pPr>
-        <w:pStyle w:val="doanVB"/>
-      </w:pPr>
-      <w:r>
-        <w:t>CSS3 (Cascading Style Sheets 3) dùng để định dạng giao diện web. CSS3 bổ sung nhiều tính năng mạnh mẽ: Flexbox, Grid Layout, Animation, Gradient, Media Queries (responsive design).</w:t>
-      </w:r>
-    </w:p>
-    <w:p>
-      <w:pPr>
-        <w:pStyle w:val="doanVB"/>
-      </w:pPr>
-      <w:r>
-        <w:t>JavaScript là ngôn ngữ lập trình phía client, cho phép tạo tương tác động trên trang web. Trong đề tài, JavaScript được sử dụng cho: xử lý AJAX (gọi API không reload trang), Web Speech API (ghi âm giọng nói), Chart.js (biểu đồ thống kê), và DOM manipulation.</w:t>
-      </w:r>
-    </w:p>
-    <w:p>
-      <w:pPr>
-        <w:pStyle w:val="level2"/>
-      </w:pPr>
-      <w:r>
-        <w:t>2.2.5. Google OAuth 2.0</w:t>
-      </w:r>
-    </w:p>
-    <w:p>
-      <w:pPr>
-        <w:pStyle w:val="doanVB"/>
-      </w:pPr>
-      <w:r>
-        <w:t>OAuth 2.0 là giao thức ủy quyền (authorization) cho phép ứng dụng bên thứ ba truy cập tài nguyên của người dùng mà không cần biết mật khẩu. Google OAuth 2.0 cho phép người dùng đăng nhập bằng tài khoản Google, giúp:</w:t>
-      </w:r>
-    </w:p>
-    <w:p>
-      <w:pPr>
-        <w:pStyle w:val="ListParagraph"/>
-      </w:pPr>
-      <w:r>
-        <w:t>Đơn giản hóa quy trình đăng ký/đăng nhập cho người dùng.</w:t>
-      </w:r>
-    </w:p>
-    <w:p>
-      <w:pPr>
-        <w:pStyle w:val="ListParagraph"/>
-      </w:pPr>
-      <w:r>
-        <w:t>Tăng bảo mật (không lưu mật khẩu Google, chỉ lưu token).</w:t>
-      </w:r>
-    </w:p>
-    <w:p>
-      <w:pPr>
-        <w:pStyle w:val="ListParagraph"/>
-      </w:pPr>
-      <w:r>
-        <w:t>Lấy thông tin profile (tên, email, avatar) tự động.</w:t>
-      </w:r>
-    </w:p>
-    <w:p>
-      <w:pPr>
-        <w:pStyle w:val="level2"/>
-      </w:pPr>
-      <w:r>
-        <w:t>2.2.6. OpenAI GPT API</w:t>
-      </w:r>
-    </w:p>
-    <w:p>
-      <w:pPr>
-        <w:pStyle w:val="doanVB"/>
-      </w:pPr>
-      <w:r>
-        <w:t>OpenAI GPT (Generative Pre-trained Transformer) là mô hình ngôn ngữ lớn (LLM) có khả năng hiểu và tạo văn bản tự nhiên. Trong đề tài, GPT API được sử dụng để:</w:t>
-      </w:r>
-    </w:p>
-    <w:p>
-      <w:pPr>
-        <w:pStyle w:val="ListParagraph"/>
-      </w:pPr>
-      <w:r>
-        <w:t>Đánh giá kỹ năng nói: Phân tích transcript từ Web Speech API, chấm điểm Pronunciation, Fluency, Accuracy.</w:t>
-      </w:r>
-    </w:p>
-    <w:p>
-      <w:pPr>
-        <w:pStyle w:val="ListParagraph"/>
-      </w:pPr>
-      <w:r>
-        <w:t>Cung cấp feedback chi tiết: Gợi ý cải thiện phát âm, ngữ pháp, và từ vựng.</w:t>
-      </w:r>
-    </w:p>
-    <w:p>
-      <w:pPr>
-        <w:pStyle w:val="ListParagraph"/>
-      </w:pPr>
-      <w:r>
-        <w:t>Chatbot hỗ trợ: Trả lời câu hỏi về tiếng Anh, giải thích ngữ pháp.</w:t>
-      </w:r>
-    </w:p>
-    <w:p>
-      <w:pPr>
-        <w:pStyle w:val="level2"/>
-      </w:pPr>
-      <w:r>
-        <w:t>2.2.7. Web Speech API</w:t>
-      </w:r>
-    </w:p>
-    <w:p>
-      <w:pPr>
-        <w:pStyle w:val="doanVB"/>
-      </w:pPr>
-      <w:r>
-        <w:t>Web Speech API là API trình duyệt cho phép tích hợp tính năng nhận dạng giọng nói (Speech Recognition) và tổng hợp giọng nói (Speech Synthesis) trực tiếp trên trình duyệt web mà không cần cài đặt phần mềm bổ sung.</w:t>
-      </w:r>
-    </w:p>
-    <w:p>
-      <w:pPr>
-        <w:pStyle w:val="doanVB"/>
-      </w:pPr>
-      <w:r>
-        <w:t>Trong đề tài, Speech Recognition API được sử dụng để ghi nhận giọng nói của người dùng khi luyện nói tiếng Anh, chuyển đổi thành văn bản (transcript), sau đó gửi lên server để AI đánh giá.</w:t>
-      </w:r>
-    </w:p>
-    <w:p>
-      <w:pPr>
-        <w:pStyle w:val="level2"/>
-      </w:pPr>
-      <w:r>
-        <w:t>2.2.8. VietQR – Thanh toán QR Code</w:t>
-      </w:r>
-    </w:p>
-    <w:p>
-      <w:pPr>
-        <w:pStyle w:val="doanVB"/>
-      </w:pPr>
-      <w:r>
-        <w:t>VietQR là tiêu chuẩn QR Code thanh toán được Ngân hàng Nhà nước Việt Nam ban hành. VietQR API cho phép tạo mã QR chuyển khoản tự động với đầy đủ thông tin: số tài khoản, ngân hàng, số tiền, nội dung chuyển khoản.</w:t>
-      </w:r>
-    </w:p>
-    <w:p>
-      <w:pPr>
-        <w:pStyle w:val="doanVB"/>
-      </w:pPr>
-      <w:r>
-        <w:t>Trong đề tài, VietQR được tích hợp vào tính năng nạp tiền vào ví, giúp người dùng chuyển khoản nhanh chóng bằng cách quét mã QR qua ứng dụng ngân hàng.</w:t>
-      </w:r>
-    </w:p>
-    <w:p>
-      <w:r>
-        <w:br w:type="page"/>
-      </w:r>
-    </w:p>
-    <w:p>
-      <w:pPr>
-        <w:pStyle w:val="Heading1"/>
-      </w:pPr>
-      <w:r>
-        <w:t>NỘI DUNG THỰC TẬP</w:t>
-      </w:r>
-    </w:p>
-    <w:p>
-      <w:pPr>
-        <w:pStyle w:val="level1"/>
-      </w:pPr>
-      <w:r>
-        <w:t>3.1. Phân tích và thiết kế hệ thống</w:t>
-      </w:r>
-    </w:p>
-    <w:p>
-      <w:pPr>
-        <w:pStyle w:val="level2"/>
-      </w:pPr>
-      <w:r>
-        <w:t>3.1.1. Sơ đồ Use Case</w:t>
-      </w:r>
-    </w:p>
-    <w:p>
-      <w:pPr>
-        <w:pStyle w:val="doanVB"/>
-      </w:pPr>
-      <w:r>
-        <w:t>Sơ đồ Use Case mô tả các chức năng chính của hệ thống và mối quan hệ giữa các actor (tác nhân) với hệ thống. Hệ thống English Learning có 4 actor chính:</w:t>
-      </w:r>
-    </w:p>
-    <w:p>
-      <w:pPr>
-        <w:pStyle w:val="ListParagraph"/>
-      </w:pPr>
-      <w:r>
-        <w:t>Guest (Khách): Người dùng chưa đăng nhập – có thể xem chủ đề, đăng ký, đăng nhập.</w:t>
-      </w:r>
-    </w:p>
-    <w:p>
-      <w:pPr>
-        <w:pStyle w:val="ListParagraph"/>
-      </w:pPr>
-      <w:r>
-        <w:t>User (Học viên Free): Người dùng đã đăng nhập – có thể học từ vựng, làm quiz, flashcard, ngữ pháp, bookmark, quản lý ví.</w:t>
-      </w:r>
-    </w:p>
-    <w:p>
-      <w:pPr>
-        <w:pStyle w:val="ListParagraph"/>
-      </w:pPr>
-      <w:r>
-        <w:t>Pro User (Hội viên Pro): Kế thừa tất cả quyền User + truy cập Listening, Reading, Speaking.</w:t>
-      </w:r>
-    </w:p>
-    <w:p>
-      <w:pPr>
-        <w:pStyle w:val="ListParagraph"/>
-      </w:pPr>
-      <w:r>
-        <w:t>Admin (Quản trị viên): Kế thừa tất cả quyền Pro + quản lý hệ thống, duyệt đơn, quản lý ví.</w:t>
+        <w:t>Sơ đồ Use Case mô tả các chức năng chính của hệ thống và mối quan hệ giữa các actor với hệ thống. Hệ thống English Learning có 4 actor chính:</w:t>
+      </w:r>
+    </w:p>
+    <w:p>
+      <w:pPr>
+        <w:pStyle w:val="ListParagraph"/>
+      </w:pPr>
+      <w:r>
+        <w:t>Guest (Khách): Người dùng chưa đăng nhập – xem chủ đề, đăng ký, đăng nhập.</w:t>
+      </w:r>
+    </w:p>
+    <w:p>
+      <w:pPr>
+        <w:pStyle w:val="ListParagraph"/>
+      </w:pPr>
+      <w:r>
+        <w:t>User (Học viên Free): Đã đăng nhập – học từ vựng, quiz, flashcard, ngữ pháp, bookmark, quản lý ví.</w:t>
+      </w:r>
+    </w:p>
+    <w:p>
+      <w:pPr>
+        <w:pStyle w:val="ListParagraph"/>
+      </w:pPr>
+      <w:r>
+        <w:t>Pro User (Hội viên Pro): Kế thừa quyền User + Listening, Reading, Speaking.</w:t>
+      </w:r>
+    </w:p>
+    <w:p>
+      <w:pPr>
+        <w:pStyle w:val="ListParagraph"/>
+      </w:pPr>
+      <w:r>
+        <w:t>Admin (Quản trị viên): Kế thừa quyền Pro + quản lý hệ thống, duyệt đơn, quản lý ví.</w:t>
       </w:r>
     </w:p>
     <w:p>
@@ -4132,7 +1835,7 @@
         <w:pStyle w:val="level2"/>
       </w:pPr>
       <w:r>
-        <w:t>3.1.2. Sơ đồ Sequence</w:t>
+        <w:t>Sơ đồ Sequence</w:t>
       </w:r>
     </w:p>
     <w:p>
@@ -4140,7 +1843,7 @@
         <w:pStyle w:val="doanVB"/>
       </w:pPr>
       <w:r>
-        <w:t>Sơ đồ Sequence mô tả luồng tương tác giữa các thành phần trong hệ thống theo thời gian. Dưới đây là các luồng chính:</w:t>
+        <w:t>Sơ đồ Sequence mô tả luồng tương tác giữa các thành phần trong hệ thống theo thời gian.</w:t>
       </w:r>
     </w:p>
     <w:p>
@@ -4384,7 +2087,7 @@
         <w:pStyle w:val="level2"/>
       </w:pPr>
       <w:r>
-        <w:t>3.1.3. Sơ đồ State (Trạng thái)</w:t>
+        <w:t>Sơ đồ State (Trạng thái)</w:t>
       </w:r>
     </w:p>
     <w:p>
@@ -4400,7 +2103,7 @@
         <w:pStyle w:val="level3"/>
       </w:pPr>
       <w:r>
-        <w:t>a) Trạng thái Đơn hàng (Membership Order)</w:t>
+        <w:t>a) Trạng thái Đơn hàng</w:t>
       </w:r>
     </w:p>
     <w:p>
@@ -4459,7 +2162,7 @@
         <w:pStyle w:val="level3"/>
       </w:pPr>
       <w:r>
-        <w:t>b) Trạng thái Giao dịch Ví (Wallet Transaction)</w:t>
+        <w:t>b) Trạng thái Giao dịch Ví</w:t>
       </w:r>
     </w:p>
     <w:p>
@@ -4577,7 +2280,7 @@
         <w:pStyle w:val="level2"/>
       </w:pPr>
       <w:r>
-        <w:t>3.1.4. Thiết kế cơ sở dữ liệu</w:t>
+        <w:t>Thiết kế cơ sở dữ liệu</w:t>
       </w:r>
     </w:p>
     <w:p>
@@ -4607,7 +2310,9 @@
           <w:p>
             <w:r>
               <w:rPr>
+                <w:rFonts w:ascii="Times New Roman" w:hAnsi="Times New Roman"/>
                 <w:b/>
+                <w:sz w:val="24"/>
               </w:rPr>
               <w:t>STT</w:t>
             </w:r>
@@ -4620,7 +2325,9 @@
           <w:p>
             <w:r>
               <w:rPr>
+                <w:rFonts w:ascii="Times New Roman" w:hAnsi="Times New Roman"/>
                 <w:b/>
+                <w:sz w:val="24"/>
               </w:rPr>
               <w:t>Tên bảng</w:t>
             </w:r>
@@ -4633,7 +2340,9 @@
           <w:p>
             <w:r>
               <w:rPr>
+                <w:rFonts w:ascii="Times New Roman" w:hAnsi="Times New Roman"/>
                 <w:b/>
+                <w:sz w:val="24"/>
               </w:rPr>
               <w:t>Mô tả</w:t>
             </w:r>
@@ -4647,6 +2356,10 @@
           </w:tcPr>
           <w:p>
             <w:r>
+              <w:rPr>
+                <w:rFonts w:ascii="Times New Roman" w:hAnsi="Times New Roman"/>
+                <w:sz w:val="24"/>
+              </w:rPr>
               <w:t>1</w:t>
             </w:r>
           </w:p>
@@ -4657,6 +2370,10 @@
           </w:tcPr>
           <w:p>
             <w:r>
+              <w:rPr>
+                <w:rFonts w:ascii="Times New Roman" w:hAnsi="Times New Roman"/>
+                <w:sz w:val="24"/>
+              </w:rPr>
               <w:t>users</w:t>
             </w:r>
           </w:p>
@@ -4667,6 +2384,10 @@
           </w:tcPr>
           <w:p>
             <w:r>
+              <w:rPr>
+                <w:rFonts w:ascii="Times New Roman" w:hAnsi="Times New Roman"/>
+                <w:sz w:val="24"/>
+              </w:rPr>
               <w:t>Thông tin người dùng (username, email, balance, membership, XP...)</w:t>
             </w:r>
           </w:p>
@@ -4679,6 +2400,10 @@
           </w:tcPr>
           <w:p>
             <w:r>
+              <w:rPr>
+                <w:rFonts w:ascii="Times New Roman" w:hAnsi="Times New Roman"/>
+                <w:sz w:val="24"/>
+              </w:rPr>
               <w:t>2</w:t>
             </w:r>
           </w:p>
@@ -4689,6 +2414,10 @@
           </w:tcPr>
           <w:p>
             <w:r>
+              <w:rPr>
+                <w:rFonts w:ascii="Times New Roman" w:hAnsi="Times New Roman"/>
+                <w:sz w:val="24"/>
+              </w:rPr>
               <w:t>topics</w:t>
             </w:r>
           </w:p>
@@ -4699,6 +2428,10 @@
           </w:tcPr>
           <w:p>
             <w:r>
+              <w:rPr>
+                <w:rFonts w:ascii="Times New Roman" w:hAnsi="Times New Roman"/>
+                <w:sz w:val="24"/>
+              </w:rPr>
               <w:t>Chủ đề học (Travel, Food, Business...)</w:t>
             </w:r>
           </w:p>
@@ -4711,6 +2444,10 @@
           </w:tcPr>
           <w:p>
             <w:r>
+              <w:rPr>
+                <w:rFonts w:ascii="Times New Roman" w:hAnsi="Times New Roman"/>
+                <w:sz w:val="24"/>
+              </w:rPr>
               <w:t>3</w:t>
             </w:r>
           </w:p>
@@ -4721,6 +2458,10 @@
           </w:tcPr>
           <w:p>
             <w:r>
+              <w:rPr>
+                <w:rFonts w:ascii="Times New Roman" w:hAnsi="Times New Roman"/>
+                <w:sz w:val="24"/>
+              </w:rPr>
               <w:t>vocabularies</w:t>
             </w:r>
           </w:p>
@@ -4731,6 +2472,10 @@
           </w:tcPr>
           <w:p>
             <w:r>
+              <w:rPr>
+                <w:rFonts w:ascii="Times New Roman" w:hAnsi="Times New Roman"/>
+                <w:sz w:val="24"/>
+              </w:rPr>
               <w:t>Từ vựng (word, pronunciation, meaning, example)</w:t>
             </w:r>
           </w:p>
@@ -4743,6 +2488,10 @@
           </w:tcPr>
           <w:p>
             <w:r>
+              <w:rPr>
+                <w:rFonts w:ascii="Times New Roman" w:hAnsi="Times New Roman"/>
+                <w:sz w:val="24"/>
+              </w:rPr>
               <w:t>4</w:t>
             </w:r>
           </w:p>
@@ -4753,6 +2502,10 @@
           </w:tcPr>
           <w:p>
             <w:r>
+              <w:rPr>
+                <w:rFonts w:ascii="Times New Roman" w:hAnsi="Times New Roman"/>
+                <w:sz w:val="24"/>
+              </w:rPr>
               <w:t>lessons / lesson_contents</w:t>
             </w:r>
           </w:p>
@@ -4763,6 +2516,10 @@
           </w:tcPr>
           <w:p>
             <w:r>
+              <w:rPr>
+                <w:rFonts w:ascii="Times New Roman" w:hAnsi="Times New Roman"/>
+                <w:sz w:val="24"/>
+              </w:rPr>
               <w:t>Bài học + nội dung đa phương tiện</w:t>
             </w:r>
           </w:p>
@@ -4775,6 +2532,10 @@
           </w:tcPr>
           <w:p>
             <w:r>
+              <w:rPr>
+                <w:rFonts w:ascii="Times New Roman" w:hAnsi="Times New Roman"/>
+                <w:sz w:val="24"/>
+              </w:rPr>
               <w:t>5</w:t>
             </w:r>
           </w:p>
@@ -4785,6 +2546,10 @@
           </w:tcPr>
           <w:p>
             <w:r>
+              <w:rPr>
+                <w:rFonts w:ascii="Times New Roman" w:hAnsi="Times New Roman"/>
+                <w:sz w:val="24"/>
+              </w:rPr>
               <w:t>tests / questions</w:t>
             </w:r>
           </w:p>
@@ -4795,6 +2560,10 @@
           </w:tcPr>
           <w:p>
             <w:r>
+              <w:rPr>
+                <w:rFonts w:ascii="Times New Roman" w:hAnsi="Times New Roman"/>
+                <w:sz w:val="24"/>
+              </w:rPr>
               <w:t>Bài kiểm tra + câu hỏi (quiz, listening, reading)</w:t>
             </w:r>
           </w:p>
@@ -4807,6 +2576,10 @@
           </w:tcPr>
           <w:p>
             <w:r>
+              <w:rPr>
+                <w:rFonts w:ascii="Times New Roman" w:hAnsi="Times New Roman"/>
+                <w:sz w:val="24"/>
+              </w:rPr>
               <w:t>6</w:t>
             </w:r>
           </w:p>
@@ -4817,6 +2590,10 @@
           </w:tcPr>
           <w:p>
             <w:r>
+              <w:rPr>
+                <w:rFonts w:ascii="Times New Roman" w:hAnsi="Times New Roman"/>
+                <w:sz w:val="24"/>
+              </w:rPr>
               <w:t>grammar_lessons / grammar_questions</w:t>
             </w:r>
           </w:p>
@@ -4827,6 +2604,10 @@
           </w:tcPr>
           <w:p>
             <w:r>
+              <w:rPr>
+                <w:rFonts w:ascii="Times New Roman" w:hAnsi="Times New Roman"/>
+                <w:sz w:val="24"/>
+              </w:rPr>
               <w:t>Bài ngữ pháp + câu hỏi quiz</w:t>
             </w:r>
           </w:p>
@@ -4839,6 +2620,10 @@
           </w:tcPr>
           <w:p>
             <w:r>
+              <w:rPr>
+                <w:rFonts w:ascii="Times New Roman" w:hAnsi="Times New Roman"/>
+                <w:sz w:val="24"/>
+              </w:rPr>
               <w:t>7</w:t>
             </w:r>
           </w:p>
@@ -4849,6 +2634,10 @@
           </w:tcPr>
           <w:p>
             <w:r>
+              <w:rPr>
+                <w:rFonts w:ascii="Times New Roman" w:hAnsi="Times New Roman"/>
+                <w:sz w:val="24"/>
+              </w:rPr>
               <w:t>speaking_prompts / speaking_attempts</w:t>
             </w:r>
           </w:p>
@@ -4859,6 +2648,10 @@
           </w:tcPr>
           <w:p>
             <w:r>
+              <w:rPr>
+                <w:rFonts w:ascii="Times New Roman" w:hAnsi="Times New Roman"/>
+                <w:sz w:val="24"/>
+              </w:rPr>
               <w:t>Đề luyện nói + kết quả AI chấm điểm</w:t>
             </w:r>
           </w:p>
@@ -4871,6 +2664,10 @@
           </w:tcPr>
           <w:p>
             <w:r>
+              <w:rPr>
+                <w:rFonts w:ascii="Times New Roman" w:hAnsi="Times New Roman"/>
+                <w:sz w:val="24"/>
+              </w:rPr>
               <w:t>8</w:t>
             </w:r>
           </w:p>
@@ -4881,6 +2678,10 @@
           </w:tcPr>
           <w:p>
             <w:r>
+              <w:rPr>
+                <w:rFonts w:ascii="Times New Roman" w:hAnsi="Times New Roman"/>
+                <w:sz w:val="24"/>
+              </w:rPr>
               <w:t>membership_plans</w:t>
             </w:r>
           </w:p>
@@ -4891,6 +2692,10 @@
           </w:tcPr>
           <w:p>
             <w:r>
+              <w:rPr>
+                <w:rFonts w:ascii="Times New Roman" w:hAnsi="Times New Roman"/>
+                <w:sz w:val="24"/>
+              </w:rPr>
               <w:t>Gói Pro (1 tháng, 3 tháng, 12 tháng)</w:t>
             </w:r>
           </w:p>
@@ -4903,6 +2708,10 @@
           </w:tcPr>
           <w:p>
             <w:r>
+              <w:rPr>
+                <w:rFonts w:ascii="Times New Roman" w:hAnsi="Times New Roman"/>
+                <w:sz w:val="24"/>
+              </w:rPr>
               <w:t>9</w:t>
             </w:r>
           </w:p>
@@ -4913,6 +2722,10 @@
           </w:tcPr>
           <w:p>
             <w:r>
+              <w:rPr>
+                <w:rFonts w:ascii="Times New Roman" w:hAnsi="Times New Roman"/>
+                <w:sz w:val="24"/>
+              </w:rPr>
               <w:t>membership_orders</w:t>
             </w:r>
           </w:p>
@@ -4923,6 +2736,10 @@
           </w:tcPr>
           <w:p>
             <w:r>
+              <w:rPr>
+                <w:rFonts w:ascii="Times New Roman" w:hAnsi="Times New Roman"/>
+                <w:sz w:val="24"/>
+              </w:rPr>
               <w:t>Đơn mua gói (pending/completed/cancelled)</w:t>
             </w:r>
           </w:p>
@@ -4935,6 +2752,10 @@
           </w:tcPr>
           <w:p>
             <w:r>
+              <w:rPr>
+                <w:rFonts w:ascii="Times New Roman" w:hAnsi="Times New Roman"/>
+                <w:sz w:val="24"/>
+              </w:rPr>
               <w:t>10</w:t>
             </w:r>
           </w:p>
@@ -4945,6 +2766,10 @@
           </w:tcPr>
           <w:p>
             <w:r>
+              <w:rPr>
+                <w:rFonts w:ascii="Times New Roman" w:hAnsi="Times New Roman"/>
+                <w:sz w:val="24"/>
+              </w:rPr>
               <w:t>wallet_transactions</w:t>
             </w:r>
           </w:p>
@@ -4955,6 +2780,10 @@
           </w:tcPr>
           <w:p>
             <w:r>
+              <w:rPr>
+                <w:rFonts w:ascii="Times New Roman" w:hAnsi="Times New Roman"/>
+                <w:sz w:val="24"/>
+              </w:rPr>
               <w:t>Giao dịch ví (deposit/purchase/refund/withdraw)</w:t>
             </w:r>
           </w:p>
@@ -4967,6 +2796,10 @@
           </w:tcPr>
           <w:p>
             <w:r>
+              <w:rPr>
+                <w:rFonts w:ascii="Times New Roman" w:hAnsi="Times New Roman"/>
+                <w:sz w:val="24"/>
+              </w:rPr>
               <w:t>11</w:t>
             </w:r>
           </w:p>
@@ -4977,6 +2810,10 @@
           </w:tcPr>
           <w:p>
             <w:r>
+              <w:rPr>
+                <w:rFonts w:ascii="Times New Roman" w:hAnsi="Times New Roman"/>
+                <w:sz w:val="24"/>
+              </w:rPr>
               <w:t>support_tickets</w:t>
             </w:r>
           </w:p>
@@ -4987,6 +2824,10 @@
           </w:tcPr>
           <w:p>
             <w:r>
+              <w:rPr>
+                <w:rFonts w:ascii="Times New Roman" w:hAnsi="Times New Roman"/>
+                <w:sz w:val="24"/>
+              </w:rPr>
               <w:t>Ticket hỗ trợ từ người dùng</w:t>
             </w:r>
           </w:p>
@@ -4999,6 +2840,10 @@
           </w:tcPr>
           <w:p>
             <w:r>
+              <w:rPr>
+                <w:rFonts w:ascii="Times New Roman" w:hAnsi="Times New Roman"/>
+                <w:sz w:val="24"/>
+              </w:rPr>
               <w:t>12</w:t>
             </w:r>
           </w:p>
@@ -5009,6 +2854,10 @@
           </w:tcPr>
           <w:p>
             <w:r>
+              <w:rPr>
+                <w:rFonts w:ascii="Times New Roman" w:hAnsi="Times New Roman"/>
+                <w:sz w:val="24"/>
+              </w:rPr>
               <w:t>activation_codes</w:t>
             </w:r>
           </w:p>
@@ -5019,6 +2868,10 @@
           </w:tcPr>
           <w:p>
             <w:r>
+              <w:rPr>
+                <w:rFonts w:ascii="Times New Roman" w:hAnsi="Times New Roman"/>
+                <w:sz w:val="24"/>
+              </w:rPr>
               <w:t>Mã kích hoạt Pro</w:t>
             </w:r>
           </w:p>
@@ -5031,6 +2884,10 @@
           </w:tcPr>
           <w:p>
             <w:r>
+              <w:rPr>
+                <w:rFonts w:ascii="Times New Roman" w:hAnsi="Times New Roman"/>
+                <w:sz w:val="24"/>
+              </w:rPr>
               <w:t>13</w:t>
             </w:r>
           </w:p>
@@ -5041,6 +2898,10 @@
           </w:tcPr>
           <w:p>
             <w:r>
+              <w:rPr>
+                <w:rFonts w:ascii="Times New Roman" w:hAnsi="Times New Roman"/>
+                <w:sz w:val="24"/>
+              </w:rPr>
               <w:t>bookmarks</w:t>
             </w:r>
           </w:p>
@@ -5051,6 +2912,10 @@
           </w:tcPr>
           <w:p>
             <w:r>
+              <w:rPr>
+                <w:rFonts w:ascii="Times New Roman" w:hAnsi="Times New Roman"/>
+                <w:sz w:val="24"/>
+              </w:rPr>
               <w:t>Từ vựng đã bookmark</w:t>
             </w:r>
           </w:p>
@@ -5063,6 +2928,10 @@
           </w:tcPr>
           <w:p>
             <w:r>
+              <w:rPr>
+                <w:rFonts w:ascii="Times New Roman" w:hAnsi="Times New Roman"/>
+                <w:sz w:val="24"/>
+              </w:rPr>
               <w:t>14</w:t>
             </w:r>
           </w:p>
@@ -5073,6 +2942,10 @@
           </w:tcPr>
           <w:p>
             <w:r>
+              <w:rPr>
+                <w:rFonts w:ascii="Times New Roman" w:hAnsi="Times New Roman"/>
+                <w:sz w:val="24"/>
+              </w:rPr>
               <w:t>user_progress</w:t>
             </w:r>
           </w:p>
@@ -5083,6 +2956,10 @@
           </w:tcPr>
           <w:p>
             <w:r>
+              <w:rPr>
+                <w:rFonts w:ascii="Times New Roman" w:hAnsi="Times New Roman"/>
+                <w:sz w:val="24"/>
+              </w:rPr>
               <w:t>Tiến độ học theo chủ đề</w:t>
             </w:r>
           </w:p>
@@ -5095,6 +2972,10 @@
           </w:tcPr>
           <w:p>
             <w:r>
+              <w:rPr>
+                <w:rFonts w:ascii="Times New Roman" w:hAnsi="Times New Roman"/>
+                <w:sz w:val="24"/>
+              </w:rPr>
               <w:t>15</w:t>
             </w:r>
           </w:p>
@@ -5105,6 +2986,10 @@
           </w:tcPr>
           <w:p>
             <w:r>
+              <w:rPr>
+                <w:rFonts w:ascii="Times New Roman" w:hAnsi="Times New Roman"/>
+                <w:sz w:val="24"/>
+              </w:rPr>
               <w:t>xp_history</w:t>
             </w:r>
           </w:p>
@@ -5115,6 +3000,10 @@
           </w:tcPr>
           <w:p>
             <w:r>
+              <w:rPr>
+                <w:rFonts w:ascii="Times New Roman" w:hAnsi="Times New Roman"/>
+                <w:sz w:val="24"/>
+              </w:rPr>
               <w:t>Lịch sử XP + hoạt động</w:t>
             </w:r>
           </w:p>
@@ -5122,15 +3011,11 @@
       </w:tr>
     </w:tbl>
     <w:p>
-      <w:pPr/>
-      <w:r/>
-    </w:p>
-    <w:p>
       <w:pPr>
         <w:pStyle w:val="level1"/>
       </w:pPr>
       <w:r>
-        <w:t>3.2. Xây dựng giao diện ứng dụng</w:t>
+        <w:t>Xây dựng giao diện ứng dụng</w:t>
       </w:r>
     </w:p>
     <w:p>
@@ -5138,7 +3023,7 @@
         <w:pStyle w:val="doanVB"/>
       </w:pPr>
       <w:r>
-        <w:t>Giao diện website English Learning được thiết kế theo phong cách hiện đại, sử dụng tone màu xanh dương (blue) làm chủ đạo, phối hợp với nền sáng (light mode) tạo cảm giác thân thiện và dễ nhìn. Giao diện responsive, tương thích cả PC và mobile.</w:t>
+        <w:t>Giao diện website English Learning được thiết kế theo phong cách hiện đại, sử dụng tone màu xanh dương làm chủ đạo, phối hợp với nền sáng tạo cảm giác thân thiện và dễ nhìn. Giao diện responsive, tương thích cả PC và mobile.</w:t>
       </w:r>
     </w:p>
     <w:p>
@@ -5146,7 +3031,7 @@
         <w:pStyle w:val="level2"/>
       </w:pPr>
       <w:r>
-        <w:t>3.2.1. Trang đăng nhập</w:t>
+        <w:t>Trang đăng nhập</w:t>
       </w:r>
     </w:p>
     <w:p>
@@ -5154,7 +3039,7 @@
         <w:pStyle w:val="doanVB"/>
       </w:pPr>
       <w:r>
-        <w:t>Trang đăng nhập cho phép người dùng đăng nhập bằng username/password hoặc tài khoản Google. Giao diện đơn giản, rõ ràng với link đăng ký tài khoản mới.</w:t>
+        <w:t>Cho phép người dùng đăng nhập bằng username/password hoặc tài khoản Google.</w:t>
       </w:r>
     </w:p>
     <w:p>
@@ -5164,7 +3049,7 @@
       <w:r>
         <w:drawing>
           <wp:inline xmlns:a="http://schemas.openxmlformats.org/drawingml/2006/main" xmlns:pic="http://schemas.openxmlformats.org/drawingml/2006/picture">
-            <wp:extent cx="5029200" cy="2475309"/>
+            <wp:extent cx="4754880" cy="2340292"/>
             <wp:docPr id="9" name="Picture 9"/>
             <wp:cNvGraphicFramePr>
               <a:graphicFrameLocks noChangeAspect="1"/>
@@ -5185,7 +3070,7 @@
                   <pic:spPr>
                     <a:xfrm>
                       <a:off x="0" y="0"/>
-                      <a:ext cx="5029200" cy="2475309"/>
+                      <a:ext cx="4754880" cy="2340292"/>
                     </a:xfrm>
                     <a:prstGeom prst="rect"/>
                   </pic:spPr>
@@ -5205,19 +3090,15 @@
           <w:i/>
           <w:sz w:val="22"/>
         </w:rPr>
-        <w:t>Hình 3.9: Giao diện đăng nhập</w:t>
-      </w:r>
-    </w:p>
-    <w:p>
-      <w:pPr/>
-      <w:r/>
+        <w:t>Hình 3.9: Giao diện Trang đăng nhập</w:t>
+      </w:r>
     </w:p>
     <w:p>
       <w:pPr>
         <w:pStyle w:val="level2"/>
       </w:pPr>
       <w:r>
-        <w:t>3.2.2. Trang chủ</w:t>
+        <w:t>Trang chủ</w:t>
       </w:r>
     </w:p>
     <w:p>
@@ -5225,7 +3106,7 @@
         <w:pStyle w:val="doanVB"/>
       </w:pPr>
       <w:r>
-        <w:t>Trang chủ hiển thị banner giới thiệu, thống kê nhanh (số chủ đề, bài học, quiz), và danh sách chủ đề học nổi bật. Giao diện được thiết kế hấp dẫn để thu hút người dùng.</w:t>
+        <w:t>Hiển thị banner giới thiệu, thống kê nhanh và danh sách chủ đề học nổi bật.</w:t>
       </w:r>
     </w:p>
     <w:p>
@@ -5235,7 +3116,7 @@
       <w:r>
         <w:drawing>
           <wp:inline xmlns:a="http://schemas.openxmlformats.org/drawingml/2006/main" xmlns:pic="http://schemas.openxmlformats.org/drawingml/2006/picture">
-            <wp:extent cx="5029200" cy="2475309"/>
+            <wp:extent cx="4754880" cy="2340292"/>
             <wp:docPr id="10" name="Picture 10"/>
             <wp:cNvGraphicFramePr>
               <a:graphicFrameLocks noChangeAspect="1"/>
@@ -5256,7 +3137,7 @@
                   <pic:spPr>
                     <a:xfrm>
                       <a:off x="0" y="0"/>
-                      <a:ext cx="5029200" cy="2475309"/>
+                      <a:ext cx="4754880" cy="2340292"/>
                     </a:xfrm>
                     <a:prstGeom prst="rect"/>
                   </pic:spPr>
@@ -5276,19 +3157,15 @@
           <w:i/>
           <w:sz w:val="22"/>
         </w:rPr>
-        <w:t>Hình 3.10: Giao diện trang chủ</w:t>
-      </w:r>
-    </w:p>
-    <w:p>
-      <w:pPr/>
-      <w:r/>
+        <w:t>Hình 3.10: Giao diện Trang chủ</w:t>
+      </w:r>
     </w:p>
     <w:p>
       <w:pPr>
         <w:pStyle w:val="level2"/>
       </w:pPr>
       <w:r>
-        <w:t>3.2.3. Danh sách chủ đề</w:t>
+        <w:t>Danh sách chủ đề</w:t>
       </w:r>
     </w:p>
     <w:p>
@@ -5296,7 +3173,7 @@
         <w:pStyle w:val="doanVB"/>
       </w:pPr>
       <w:r>
-        <w:t>Hiển thị grid các chủ đề học theo level (Beginner, Intermediate, Advanced). Mỗi chủ đề có thumbnail, tên, mô tả và badge level với màu sắc phân biệt.</w:t>
+        <w:t>Grid các chủ đề theo level: Beginner, Intermediate, Advanced.</w:t>
       </w:r>
     </w:p>
     <w:p>
@@ -5306,7 +3183,7 @@
       <w:r>
         <w:drawing>
           <wp:inline xmlns:a="http://schemas.openxmlformats.org/drawingml/2006/main" xmlns:pic="http://schemas.openxmlformats.org/drawingml/2006/picture">
-            <wp:extent cx="5029200" cy="2475309"/>
+            <wp:extent cx="4754880" cy="2340292"/>
             <wp:docPr id="11" name="Picture 11"/>
             <wp:cNvGraphicFramePr>
               <a:graphicFrameLocks noChangeAspect="1"/>
@@ -5327,7 +3204,7 @@
                   <pic:spPr>
                     <a:xfrm>
                       <a:off x="0" y="0"/>
-                      <a:ext cx="5029200" cy="2475309"/>
+                      <a:ext cx="4754880" cy="2340292"/>
                     </a:xfrm>
                     <a:prstGeom prst="rect"/>
                   </pic:spPr>
@@ -5347,19 +3224,15 @@
           <w:i/>
           <w:sz w:val="22"/>
         </w:rPr>
-        <w:t>Hình 3.11: Giao diện danh sách chủ đề</w:t>
-      </w:r>
-    </w:p>
-    <w:p>
-      <w:pPr/>
-      <w:r/>
+        <w:t>Hình 3.11: Giao diện Danh sách chủ đề</w:t>
+      </w:r>
     </w:p>
     <w:p>
       <w:pPr>
         <w:pStyle w:val="level2"/>
       </w:pPr>
       <w:r>
-        <w:t>3.2.4. Chi tiết chủ đề</w:t>
+        <w:t>Chi tiết chủ đề</w:t>
       </w:r>
     </w:p>
     <w:p>
@@ -5367,7 +3240,7 @@
         <w:pStyle w:val="doanVB"/>
       </w:pPr>
       <w:r>
-        <w:t>Trang chi tiết chủ đề hiển thị danh sách từ vựng (word, phát âm, nghĩa, ví dụ), nút học Flashcard, làm bài test, và danh sách bài học.</w:t>
+        <w:t>Danh sách từ vựng, nút học Flashcard, làm bài test, danh sách bài học.</w:t>
       </w:r>
     </w:p>
     <w:p>
@@ -5377,7 +3250,7 @@
       <w:r>
         <w:drawing>
           <wp:inline xmlns:a="http://schemas.openxmlformats.org/drawingml/2006/main" xmlns:pic="http://schemas.openxmlformats.org/drawingml/2006/picture">
-            <wp:extent cx="5029200" cy="2475309"/>
+            <wp:extent cx="4754880" cy="2340292"/>
             <wp:docPr id="12" name="Picture 12"/>
             <wp:cNvGraphicFramePr>
               <a:graphicFrameLocks noChangeAspect="1"/>
@@ -5398,7 +3271,7 @@
                   <pic:spPr>
                     <a:xfrm>
                       <a:off x="0" y="0"/>
-                      <a:ext cx="5029200" cy="2475309"/>
+                      <a:ext cx="4754880" cy="2340292"/>
                     </a:xfrm>
                     <a:prstGeom prst="rect"/>
                   </pic:spPr>
@@ -5418,19 +3291,15 @@
           <w:i/>
           <w:sz w:val="22"/>
         </w:rPr>
-        <w:t>Hình 3.12: Giao diện chi tiết chủ đề</w:t>
-      </w:r>
-    </w:p>
-    <w:p>
-      <w:pPr/>
-      <w:r/>
+        <w:t>Hình 3.12: Giao diện Chi tiết chủ đề</w:t>
+      </w:r>
     </w:p>
     <w:p>
       <w:pPr>
         <w:pStyle w:val="level2"/>
       </w:pPr>
       <w:r>
-        <w:t>3.2.5. Flashcard</w:t>
+        <w:t>Flashcard</w:t>
       </w:r>
     </w:p>
     <w:p>
@@ -5438,7 +3307,7 @@
         <w:pStyle w:val="doanVB"/>
       </w:pPr>
       <w:r>
-        <w:t>Tính năng Flashcard cho phép người dùng học từ vựng qua thẻ lật (flip card). Mặt trước hiển thị từ tiếng Anh + phiên âm IPA, mặt sau hiển thị nghĩa tiếng Việt + câu ví dụ.</w:t>
+        <w:t>Thẻ lật hiển thị từ vựng: mặt trước từ tiếng Anh + IPA, mặt sau nghĩa + ví dụ.</w:t>
       </w:r>
     </w:p>
     <w:p>
@@ -5448,7 +3317,7 @@
       <w:r>
         <w:drawing>
           <wp:inline xmlns:a="http://schemas.openxmlformats.org/drawingml/2006/main" xmlns:pic="http://schemas.openxmlformats.org/drawingml/2006/picture">
-            <wp:extent cx="5029200" cy="2475309"/>
+            <wp:extent cx="4754880" cy="2340292"/>
             <wp:docPr id="13" name="Picture 13"/>
             <wp:cNvGraphicFramePr>
               <a:graphicFrameLocks noChangeAspect="1"/>
@@ -5469,7 +3338,7 @@
                   <pic:spPr>
                     <a:xfrm>
                       <a:off x="0" y="0"/>
-                      <a:ext cx="5029200" cy="2475309"/>
+                      <a:ext cx="4754880" cy="2340292"/>
                     </a:xfrm>
                     <a:prstGeom prst="rect"/>
                   </pic:spPr>
@@ -5493,15 +3362,11 @@
       </w:r>
     </w:p>
     <w:p>
-      <w:pPr/>
-      <w:r/>
-    </w:p>
-    <w:p>
       <w:pPr>
         <w:pStyle w:val="level2"/>
       </w:pPr>
       <w:r>
-        <w:t>3.2.6. Bài kiểm tra</w:t>
+        <w:t>Bài kiểm tra</w:t>
       </w:r>
     </w:p>
     <w:p>
@@ -5509,7 +3374,7 @@
         <w:pStyle w:val="doanVB"/>
       </w:pPr>
       <w:r>
-        <w:t>Danh sách bài test phân loại theo: Quiz (miễn phí), Listening và Reading (dành cho Pro). Hiển thị thời gian, số câu, điểm đạt cho mỗi bài.</w:t>
+        <w:t>Danh sách bài test: Quiz (Free), Listening + Reading (Pro), có đếm thời gian.</w:t>
       </w:r>
     </w:p>
     <w:p>
@@ -5519,7 +3384,7 @@
       <w:r>
         <w:drawing>
           <wp:inline xmlns:a="http://schemas.openxmlformats.org/drawingml/2006/main" xmlns:pic="http://schemas.openxmlformats.org/drawingml/2006/picture">
-            <wp:extent cx="5029200" cy="2475309"/>
+            <wp:extent cx="4754880" cy="2340292"/>
             <wp:docPr id="14" name="Picture 14"/>
             <wp:cNvGraphicFramePr>
               <a:graphicFrameLocks noChangeAspect="1"/>
@@ -5540,7 +3405,7 @@
                   <pic:spPr>
                     <a:xfrm>
                       <a:off x="0" y="0"/>
-                      <a:ext cx="5029200" cy="2475309"/>
+                      <a:ext cx="4754880" cy="2340292"/>
                     </a:xfrm>
                     <a:prstGeom prst="rect"/>
                   </pic:spPr>
@@ -5560,19 +3425,15 @@
           <w:i/>
           <w:sz w:val="22"/>
         </w:rPr>
-        <w:t>Hình 3.14: Giao diện danh sách bài kiểm tra</w:t>
-      </w:r>
-    </w:p>
-    <w:p>
-      <w:pPr/>
-      <w:r/>
+        <w:t>Hình 3.14: Giao diện Bài kiểm tra</w:t>
+      </w:r>
     </w:p>
     <w:p>
       <w:pPr>
         <w:pStyle w:val="level2"/>
       </w:pPr>
       <w:r>
-        <w:t>3.2.7. Luyện nói (Speaking)</w:t>
+        <w:t>Luyện nói (Speaking)</w:t>
       </w:r>
     </w:p>
     <w:p>
@@ -5580,7 +3441,7 @@
         <w:pStyle w:val="doanVB"/>
       </w:pPr>
       <w:r>
-        <w:t>Tính năng luyện nói tích hợp Web Speech API để ghi âm giọng nói. AI (GPT) chấm điểm chi tiết: Pronunciation, Fluency, Accuracy và cung cấp feedback cải thiện.</w:t>
+        <w:t>Ghi âm giọng nói, AI chấm điểm Pronunciation, Fluency, Accuracy + feedback.</w:t>
       </w:r>
     </w:p>
     <w:p>
@@ -5590,7 +3451,7 @@
       <w:r>
         <w:drawing>
           <wp:inline xmlns:a="http://schemas.openxmlformats.org/drawingml/2006/main" xmlns:pic="http://schemas.openxmlformats.org/drawingml/2006/picture">
-            <wp:extent cx="5029200" cy="2475309"/>
+            <wp:extent cx="4754880" cy="2340292"/>
             <wp:docPr id="15" name="Picture 15"/>
             <wp:cNvGraphicFramePr>
               <a:graphicFrameLocks noChangeAspect="1"/>
@@ -5611,7 +3472,7 @@
                   <pic:spPr>
                     <a:xfrm>
                       <a:off x="0" y="0"/>
-                      <a:ext cx="5029200" cy="2475309"/>
+                      <a:ext cx="4754880" cy="2340292"/>
                     </a:xfrm>
                     <a:prstGeom prst="rect"/>
                   </pic:spPr>
@@ -5631,19 +3492,15 @@
           <w:i/>
           <w:sz w:val="22"/>
         </w:rPr>
-        <w:t>Hình 3.15: Giao diện luyện nói</w:t>
-      </w:r>
-    </w:p>
-    <w:p>
-      <w:pPr/>
-      <w:r/>
+        <w:t>Hình 3.15: Giao diện Luyện nói (Speaking)</w:t>
+      </w:r>
     </w:p>
     <w:p>
       <w:pPr>
         <w:pStyle w:val="level2"/>
       </w:pPr>
       <w:r>
-        <w:t>3.2.8. Dashboard</w:t>
+        <w:t>Dashboard</w:t>
       </w:r>
     </w:p>
     <w:p>
@@ -5651,7 +3508,7 @@
         <w:pStyle w:val="doanVB"/>
       </w:pPr>
       <w:r>
-        <w:t>Dashboard cá nhân hiển thị thống kê tiến độ học tập: streak (chuỗi ngày), XP + Level, mục tiêu hàng ngày, và biểu đồ tiến độ theo chủ đề.</w:t>
+        <w:t>Thống kê tiến độ: streak, XP, Level, mục tiêu hàng ngày, biểu đồ tiến độ.</w:t>
       </w:r>
     </w:p>
     <w:p>
@@ -5661,7 +3518,7 @@
       <w:r>
         <w:drawing>
           <wp:inline xmlns:a="http://schemas.openxmlformats.org/drawingml/2006/main" xmlns:pic="http://schemas.openxmlformats.org/drawingml/2006/picture">
-            <wp:extent cx="5029200" cy="2475309"/>
+            <wp:extent cx="4754880" cy="2340292"/>
             <wp:docPr id="16" name="Picture 16"/>
             <wp:cNvGraphicFramePr>
               <a:graphicFrameLocks noChangeAspect="1"/>
@@ -5682,7 +3539,7 @@
                   <pic:spPr>
                     <a:xfrm>
                       <a:off x="0" y="0"/>
-                      <a:ext cx="5029200" cy="2475309"/>
+                      <a:ext cx="4754880" cy="2340292"/>
                     </a:xfrm>
                     <a:prstGeom prst="rect"/>
                   </pic:spPr>
@@ -5706,15 +3563,11 @@
       </w:r>
     </w:p>
     <w:p>
-      <w:pPr/>
-      <w:r/>
-    </w:p>
-    <w:p>
       <w:pPr>
         <w:pStyle w:val="level2"/>
       </w:pPr>
       <w:r>
-        <w:t>3.2.9. Ví điện tử</w:t>
+        <w:t>Ví điện tử</w:t>
       </w:r>
     </w:p>
     <w:p>
@@ -5722,7 +3575,7 @@
         <w:pStyle w:val="doanVB"/>
       </w:pPr>
       <w:r>
-        <w:t>Trang ví hiển thị số dư, nút nạp tiền / rút tiền / mua gói Pro, và lịch sử giao dịch chi tiết với trạng thái (Hoàn tất, Chờ duyệt, Từ chối).</w:t>
+        <w:t>Số dư, nút nạp/rút/mua gói, lịch sử giao dịch chi tiết.</w:t>
       </w:r>
     </w:p>
     <w:p>
@@ -5732,7 +3585,7 @@
       <w:r>
         <w:drawing>
           <wp:inline xmlns:a="http://schemas.openxmlformats.org/drawingml/2006/main" xmlns:pic="http://schemas.openxmlformats.org/drawingml/2006/picture">
-            <wp:extent cx="5029200" cy="2475309"/>
+            <wp:extent cx="4754880" cy="2340292"/>
             <wp:docPr id="17" name="Picture 17"/>
             <wp:cNvGraphicFramePr>
               <a:graphicFrameLocks noChangeAspect="1"/>
@@ -5753,7 +3606,7 @@
                   <pic:spPr>
                     <a:xfrm>
                       <a:off x="0" y="0"/>
-                      <a:ext cx="5029200" cy="2475309"/>
+                      <a:ext cx="4754880" cy="2340292"/>
                     </a:xfrm>
                     <a:prstGeom prst="rect"/>
                   </pic:spPr>
@@ -5773,19 +3626,15 @@
           <w:i/>
           <w:sz w:val="22"/>
         </w:rPr>
-        <w:t>Hình 3.17: Giao diện ví điện tử</w:t>
-      </w:r>
-    </w:p>
-    <w:p>
-      <w:pPr/>
-      <w:r/>
+        <w:t>Hình 3.17: Giao diện Ví điện tử</w:t>
+      </w:r>
     </w:p>
     <w:p>
       <w:pPr>
         <w:pStyle w:val="level2"/>
       </w:pPr>
       <w:r>
-        <w:t>3.2.10. Nạp tiền</w:t>
+        <w:t>Nạp tiền</w:t>
       </w:r>
     </w:p>
     <w:p>
@@ -5793,7 +3642,7 @@
         <w:pStyle w:val="doanVB"/>
       </w:pPr>
       <w:r>
-        <w:t>Trang nạp tiền tích hợp VietQR: người dùng nhập số tiền (có quick buttons 50K-500K), hệ thống tự động tạo QR code chứa thông tin chuyển khoản. Sau khi chuyển khoản, Admin duyệt để cộng balance.</w:t>
+        <w:t>Tích hợp VietQR: nhập số tiền, hệ thống tự tạo QR code chuyển khoản.</w:t>
       </w:r>
     </w:p>
     <w:p>
@@ -5803,7 +3652,7 @@
       <w:r>
         <w:drawing>
           <wp:inline xmlns:a="http://schemas.openxmlformats.org/drawingml/2006/main" xmlns:pic="http://schemas.openxmlformats.org/drawingml/2006/picture">
-            <wp:extent cx="5029200" cy="2475309"/>
+            <wp:extent cx="4754880" cy="2340292"/>
             <wp:docPr id="18" name="Picture 18"/>
             <wp:cNvGraphicFramePr>
               <a:graphicFrameLocks noChangeAspect="1"/>
@@ -5824,7 +3673,7 @@
                   <pic:spPr>
                     <a:xfrm>
                       <a:off x="0" y="0"/>
-                      <a:ext cx="5029200" cy="2475309"/>
+                      <a:ext cx="4754880" cy="2340292"/>
                     </a:xfrm>
                     <a:prstGeom prst="rect"/>
                   </pic:spPr>
@@ -5844,19 +3693,15 @@
           <w:i/>
           <w:sz w:val="22"/>
         </w:rPr>
-        <w:t>Hình 3.18: Giao diện nạp tiền</w:t>
-      </w:r>
-    </w:p>
-    <w:p>
-      <w:pPr/>
-      <w:r/>
+        <w:t>Hình 3.18: Giao diện Nạp tiền</w:t>
+      </w:r>
     </w:p>
     <w:p>
       <w:pPr>
         <w:pStyle w:val="level2"/>
       </w:pPr>
       <w:r>
-        <w:t>3.2.11. Nâng cấp Pro</w:t>
+        <w:t>Nâng cấp Pro</w:t>
       </w:r>
     </w:p>
     <w:p>
@@ -5864,7 +3709,7 @@
         <w:pStyle w:val="doanVB"/>
       </w:pPr>
       <w:r>
-        <w:t>Trang membership hiển thị bảng giá 3 gói (1 tháng, 3 tháng, 12 tháng), so sánh tính năng Free vs Pro. Thanh toán bằng ví với modal xác nhận.</w:t>
+        <w:t>Bảng giá 3 gói, so sánh Free vs Pro, thanh toán bằng ví.</w:t>
       </w:r>
     </w:p>
     <w:p>
@@ -5874,7 +3719,7 @@
       <w:r>
         <w:drawing>
           <wp:inline xmlns:a="http://schemas.openxmlformats.org/drawingml/2006/main" xmlns:pic="http://schemas.openxmlformats.org/drawingml/2006/picture">
-            <wp:extent cx="5029200" cy="2475309"/>
+            <wp:extent cx="4754880" cy="2340292"/>
             <wp:docPr id="19" name="Picture 19"/>
             <wp:cNvGraphicFramePr>
               <a:graphicFrameLocks noChangeAspect="1"/>
@@ -5895,7 +3740,7 @@
                   <pic:spPr>
                     <a:xfrm>
                       <a:off x="0" y="0"/>
-                      <a:ext cx="5029200" cy="2475309"/>
+                      <a:ext cx="4754880" cy="2340292"/>
                     </a:xfrm>
                     <a:prstGeom prst="rect"/>
                   </pic:spPr>
@@ -5915,19 +3760,15 @@
           <w:i/>
           <w:sz w:val="22"/>
         </w:rPr>
-        <w:t>Hình 3.19: Giao diện nâng cấp Pro</w:t>
-      </w:r>
-    </w:p>
-    <w:p>
-      <w:pPr/>
-      <w:r/>
+        <w:t>Hình 3.19: Giao diện Nâng cấp Pro</w:t>
+      </w:r>
     </w:p>
     <w:p>
       <w:pPr>
         <w:pStyle w:val="level1"/>
       </w:pPr>
       <w:r>
-        <w:t>3.3. Giao diện quản trị (Admin)</w:t>
+        <w:t>Giao diện quản trị (Admin)</w:t>
       </w:r>
     </w:p>
     <w:p>
@@ -5943,7 +3784,7 @@
         <w:pStyle w:val="level2"/>
       </w:pPr>
       <w:r>
-        <w:t>3.3.1. Dashboard Admin</w:t>
+        <w:t>Dashboard Admin</w:t>
       </w:r>
     </w:p>
     <w:p>
@@ -5951,7 +3792,7 @@
         <w:pStyle w:val="doanVB"/>
       </w:pPr>
       <w:r>
-        <w:t>Dashboard tổng quan hiển thị: số Users, Pro Members, Chủ đề, Lượt làm bài, Tickets chờ. Kèm theo 4 biểu đồ: tăng trưởng user, phân bố điểm test, đơn nâng cấp, tỷ lệ Free/Pro.</w:t>
+        <w:t>Thống kê tổng quan: Users, Pro Members, Chủ đề, Lượt làm bài, Tickets. Kèm 4 biểu đồ.</w:t>
       </w:r>
     </w:p>
     <w:p>
@@ -5961,7 +3802,7 @@
       <w:r>
         <w:drawing>
           <wp:inline xmlns:a="http://schemas.openxmlformats.org/drawingml/2006/main" xmlns:pic="http://schemas.openxmlformats.org/drawingml/2006/picture">
-            <wp:extent cx="5029200" cy="2475309"/>
+            <wp:extent cx="4754880" cy="2340292"/>
             <wp:docPr id="20" name="Picture 20"/>
             <wp:cNvGraphicFramePr>
               <a:graphicFrameLocks noChangeAspect="1"/>
@@ -5982,7 +3823,7 @@
                   <pic:spPr>
                     <a:xfrm>
                       <a:off x="0" y="0"/>
-                      <a:ext cx="5029200" cy="2475309"/>
+                      <a:ext cx="4754880" cy="2340292"/>
                     </a:xfrm>
                     <a:prstGeom prst="rect"/>
                   </pic:spPr>
@@ -6002,19 +3843,15 @@
           <w:i/>
           <w:sz w:val="22"/>
         </w:rPr>
-        <w:t>Hình 3.20: Dashboard Admin</w:t>
-      </w:r>
-    </w:p>
-    <w:p>
-      <w:pPr/>
-      <w:r/>
+        <w:t>Hình 3.20: Giao diện Dashboard Admin</w:t>
+      </w:r>
     </w:p>
     <w:p>
       <w:pPr>
         <w:pStyle w:val="level2"/>
       </w:pPr>
       <w:r>
-        <w:t>3.3.2. Quản lý Đơn nâng cấp</w:t>
+        <w:t>Quản lý Đơn nâng cấp</w:t>
       </w:r>
     </w:p>
     <w:p>
@@ -6022,7 +3859,7 @@
         <w:pStyle w:val="doanVB"/>
       </w:pPr>
       <w:r>
-        <w:t>Danh sách đơn hàng membership. Admin có thể duyệt hoặc từ chối đơn pending.</w:t>
+        <w:t>Danh sách đơn hàng membership. Admin duyệt hoặc từ chối đơn pending.</w:t>
       </w:r>
     </w:p>
     <w:p>
@@ -6032,7 +3869,7 @@
       <w:r>
         <w:drawing>
           <wp:inline xmlns:a="http://schemas.openxmlformats.org/drawingml/2006/main" xmlns:pic="http://schemas.openxmlformats.org/drawingml/2006/picture">
-            <wp:extent cx="5029200" cy="2475309"/>
+            <wp:extent cx="4754880" cy="2340292"/>
             <wp:docPr id="21" name="Picture 21"/>
             <wp:cNvGraphicFramePr>
               <a:graphicFrameLocks noChangeAspect="1"/>
@@ -6053,7 +3890,7 @@
                   <pic:spPr>
                     <a:xfrm>
                       <a:off x="0" y="0"/>
-                      <a:ext cx="5029200" cy="2475309"/>
+                      <a:ext cx="4754880" cy="2340292"/>
                     </a:xfrm>
                     <a:prstGeom prst="rect"/>
                   </pic:spPr>
@@ -6073,19 +3910,15 @@
           <w:i/>
           <w:sz w:val="22"/>
         </w:rPr>
-        <w:t>Hình 3.21: Quản lý đơn nâng cấp</w:t>
-      </w:r>
-    </w:p>
-    <w:p>
-      <w:pPr/>
-      <w:r/>
+        <w:t>Hình 3.21: Giao diện Quản lý Đơn nâng cấp</w:t>
+      </w:r>
     </w:p>
     <w:p>
       <w:pPr>
         <w:pStyle w:val="level2"/>
       </w:pPr>
       <w:r>
-        <w:t>3.3.3. Quản lý Ví</w:t>
+        <w:t>Quản lý Ví</w:t>
       </w:r>
     </w:p>
     <w:p>
@@ -6093,7 +3926,7 @@
         <w:pStyle w:val="doanVB"/>
       </w:pPr>
       <w:r>
-        <w:t>Danh sách giao dịch ví (nạp/rút/mua/hoàn). Admin duyệt/từ chối giao dịch nạp/rút tiền pending.</w:t>
+        <w:t>Danh sách giao dịch ví. Admin duyệt/từ chối nạp/rút tiền.</w:t>
       </w:r>
     </w:p>
     <w:p>
@@ -6103,7 +3936,7 @@
       <w:r>
         <w:drawing>
           <wp:inline xmlns:a="http://schemas.openxmlformats.org/drawingml/2006/main" xmlns:pic="http://schemas.openxmlformats.org/drawingml/2006/picture">
-            <wp:extent cx="5029200" cy="2475309"/>
+            <wp:extent cx="4754880" cy="2340292"/>
             <wp:docPr id="22" name="Picture 22"/>
             <wp:cNvGraphicFramePr>
               <a:graphicFrameLocks noChangeAspect="1"/>
@@ -6124,7 +3957,7 @@
                   <pic:spPr>
                     <a:xfrm>
                       <a:off x="0" y="0"/>
-                      <a:ext cx="5029200" cy="2475309"/>
+                      <a:ext cx="4754880" cy="2340292"/>
                     </a:xfrm>
                     <a:prstGeom prst="rect"/>
                   </pic:spPr>
@@ -6144,19 +3977,15 @@
           <w:i/>
           <w:sz w:val="22"/>
         </w:rPr>
-        <w:t>Hình 3.22: Quản lý giao dịch ví</w:t>
-      </w:r>
-    </w:p>
-    <w:p>
-      <w:pPr/>
-      <w:r/>
+        <w:t>Hình 3.22: Giao diện Quản lý Ví</w:t>
+      </w:r>
     </w:p>
     <w:p>
       <w:pPr>
         <w:pStyle w:val="level2"/>
       </w:pPr>
       <w:r>
-        <w:t>3.3.4. Quản lý Tickets</w:t>
+        <w:t>Quản lý Tickets</w:t>
       </w:r>
     </w:p>
     <w:p>
@@ -6164,7 +3993,7 @@
         <w:pStyle w:val="doanVB"/>
       </w:pPr>
       <w:r>
-        <w:t>Danh sách tickets từ users. Admin phản hồi, duyệt hủy đơn + hoàn tiền tự động vào ví.</w:t>
+        <w:t>Danh sách tickets. Admin phản hồi, duyệt hủy đơn + hoàn tiền tự động.</w:t>
       </w:r>
     </w:p>
     <w:p>
@@ -6174,7 +4003,7 @@
       <w:r>
         <w:drawing>
           <wp:inline xmlns:a="http://schemas.openxmlformats.org/drawingml/2006/main" xmlns:pic="http://schemas.openxmlformats.org/drawingml/2006/picture">
-            <wp:extent cx="5029200" cy="2475309"/>
+            <wp:extent cx="4754880" cy="2340292"/>
             <wp:docPr id="23" name="Picture 23"/>
             <wp:cNvGraphicFramePr>
               <a:graphicFrameLocks noChangeAspect="1"/>
@@ -6195,7 +4024,7 @@
                   <pic:spPr>
                     <a:xfrm>
                       <a:off x="0" y="0"/>
-                      <a:ext cx="5029200" cy="2475309"/>
+                      <a:ext cx="4754880" cy="2340292"/>
                     </a:xfrm>
                     <a:prstGeom prst="rect"/>
                   </pic:spPr>
@@ -6215,19 +4044,15 @@
           <w:i/>
           <w:sz w:val="22"/>
         </w:rPr>
-        <w:t>Hình 3.23: Quản lý Tickets hỗ trợ</w:t>
-      </w:r>
-    </w:p>
-    <w:p>
-      <w:pPr/>
-      <w:r/>
+        <w:t>Hình 3.23: Giao diện Quản lý Tickets</w:t>
+      </w:r>
     </w:p>
     <w:p>
       <w:pPr>
         <w:pStyle w:val="level1"/>
       </w:pPr>
       <w:r>
-        <w:t>3.4. Xây dựng chức năng</w:t>
+        <w:t>Xây dựng chức năng</w:t>
       </w:r>
     </w:p>
     <w:p>
@@ -6243,7 +4068,7 @@
         <w:pStyle w:val="level2"/>
       </w:pPr>
       <w:r>
-        <w:t>3.4.1. Quản lý tài khoản</w:t>
+        <w:t>Quản lý tài khoản</w:t>
       </w:r>
     </w:p>
     <w:p>
@@ -6283,15 +4108,15 @@
         <w:pStyle w:val="level2"/>
       </w:pPr>
       <w:r>
-        <w:t>3.4.2. Hệ thống học tập</w:t>
-      </w:r>
-    </w:p>
-    <w:p>
-      <w:pPr>
-        <w:pStyle w:val="ListParagraph"/>
-      </w:pPr>
-      <w:r>
-        <w:t>Chủ đề từ vựng: 6 chủ đề (Travel, Food, Business...), mỗi chủ đề có từ vựng, bài học, bài kiểm tra.</w:t>
+        <w:t>Hệ thống học tập</w:t>
+      </w:r>
+    </w:p>
+    <w:p>
+      <w:pPr>
+        <w:pStyle w:val="ListParagraph"/>
+      </w:pPr>
+      <w:r>
+        <w:t>Chủ đề từ vựng: 6 chủ đề, mỗi chủ đề có từ vựng, bài học, bài kiểm tra.</w:t>
       </w:r>
     </w:p>
     <w:p>
@@ -6307,15 +4132,15 @@
         <w:pStyle w:val="ListParagraph"/>
       </w:pPr>
       <w:r>
-        <w:t>Bài học (Lesson): Nội dung đa phương tiện (text, hình, audio, video), đánh giá sao.</w:t>
-      </w:r>
-    </w:p>
-    <w:p>
-      <w:pPr>
-        <w:pStyle w:val="ListParagraph"/>
-      </w:pPr>
-      <w:r>
-        <w:t>Ngữ pháp: 8 bài ngữ pháp với quiz trắc nghiệm.</w:t>
+        <w:t>Bài học (Lesson): Nội dung đa phương tiện, đánh giá sao.</w:t>
+      </w:r>
+    </w:p>
+    <w:p>
+      <w:pPr>
+        <w:pStyle w:val="ListParagraph"/>
+      </w:pPr>
+      <w:r>
+        <w:t>Ngữ pháp: 10 bài ngữ pháp với quiz trắc nghiệm.</w:t>
       </w:r>
     </w:p>
     <w:p>
@@ -6331,7 +4156,7 @@
         <w:pStyle w:val="ListParagraph"/>
       </w:pPr>
       <w:r>
-        <w:t>Luyện nói (Speaking): Ghi âm → Speech-to-Text → AI đánh giá → Feedback chi tiết.</w:t>
+        <w:t>Luyện nói: Ghi âm → Speech-to-Text → AI đánh giá → Feedback chi tiết.</w:t>
       </w:r>
     </w:p>
     <w:p>
@@ -6339,7 +4164,7 @@
         <w:pStyle w:val="level2"/>
       </w:pPr>
       <w:r>
-        <w:t>3.4.3. Hệ thống Gamification</w:t>
+        <w:t>Hệ thống Gamification</w:t>
       </w:r>
     </w:p>
     <w:p>
@@ -6363,7 +4188,7 @@
         <w:pStyle w:val="ListParagraph"/>
       </w:pPr>
       <w:r>
-        <w:t>Streak: Đếm số ngày học liên tiếp, tặng bonus XP khi duy trì streak.</w:t>
+        <w:t>Streak: Đếm số ngày học liên tiếp, tặng bonus XP.</w:t>
       </w:r>
     </w:p>
     <w:p>
@@ -6387,7 +4212,7 @@
         <w:pStyle w:val="level2"/>
       </w:pPr>
       <w:r>
-        <w:t>3.4.4. Hệ thống tài chính</w:t>
+        <w:t>Hệ thống tài chính</w:t>
       </w:r>
     </w:p>
     <w:p>
@@ -6427,15 +4252,15 @@
         <w:pStyle w:val="ListParagraph"/>
       </w:pPr>
       <w:r>
-        <w:t>Hoàn tiền: Khi hủy đơn → Admin duyệt → Hoàn tiền vào ví (tỷ lệ theo thời gian).</w:t>
-      </w:r>
-    </w:p>
-    <w:p>
-      <w:pPr>
-        <w:pStyle w:val="ListParagraph"/>
-      </w:pPr>
-      <w:r>
-        <w:t>Bảo mật: Sử dụng transaction + row locking (FOR UPDATE) để tránh race condition.</w:t>
+        <w:t>Hoàn tiền: Hủy đơn → Admin duyệt → Hoàn tiền vào ví (tỷ lệ theo thời gian).</w:t>
+      </w:r>
+    </w:p>
+    <w:p>
+      <w:pPr>
+        <w:pStyle w:val="ListParagraph"/>
+      </w:pPr>
+      <w:r>
+        <w:t>Bảo mật: Sử dụng transaction + row locking (FOR UPDATE) tránh race condition.</w:t>
       </w:r>
     </w:p>
     <w:p>
@@ -6443,7 +4268,7 @@
         <w:pStyle w:val="level2"/>
       </w:pPr>
       <w:r>
-        <w:t>3.4.5. Hệ thống hỗ trợ</w:t>
+        <w:t>Hệ thống hỗ trợ</w:t>
       </w:r>
     </w:p>
     <w:p>
@@ -6459,15 +4284,15 @@
         <w:pStyle w:val="ListParagraph"/>
       </w:pPr>
       <w:r>
-        <w:t>Admin phản hồi: Trả lời ticket, đổi trạng thái (Open → In Progress → Resolved → Closed).</w:t>
-      </w:r>
-    </w:p>
-    <w:p>
-      <w:pPr>
-        <w:pStyle w:val="ListParagraph"/>
-      </w:pPr>
-      <w:r>
-        <w:t>Hủy đơn + Hoàn tiền: Chính sách hủy theo thời gian (trong 24h: 100%, 1-7 ngày: 50%, sau 7 ngày: không hoàn).</w:t>
+        <w:t>Admin phản hồi: Trả lời ticket, đổi trạng thái (Open → Resolved → Closed).</w:t>
+      </w:r>
+    </w:p>
+    <w:p>
+      <w:pPr>
+        <w:pStyle w:val="ListParagraph"/>
+      </w:pPr>
+      <w:r>
+        <w:t>Hủy đơn + Hoàn tiền: Chính sách theo thời gian (24h: 100%, 1-7 ngày: 50%).</w:t>
       </w:r>
     </w:p>
     <w:p>
@@ -6475,7 +4300,7 @@
         <w:pStyle w:val="level1"/>
       </w:pPr>
       <w:r>
-        <w:t>3.5. Kiểm thử</w:t>
+        <w:t>Kiểm thử</w:t>
       </w:r>
     </w:p>
     <w:p>
@@ -6491,7 +4316,7 @@
         <w:pStyle w:val="ListParagraph"/>
       </w:pPr>
       <w:r>
-        <w:t>29/29 trang hoạt động bình thường, không lỗi PHP.</w:t>
+        <w:t>30/30 trang hoạt động bình thường, không lỗi PHP.</w:t>
       </w:r>
     </w:p>
     <w:p>
@@ -6552,7 +4377,7 @@
         <w:pStyle w:val="level1"/>
       </w:pPr>
       <w:r>
-        <w:t>4.1. Kết quả đạt được</w:t>
+        <w:t>Kết quả đạt được</w:t>
       </w:r>
     </w:p>
     <w:p>
@@ -6560,7 +4385,7 @@
         <w:pStyle w:val="level2"/>
       </w:pPr>
       <w:r>
-        <w:t>4.1.1. Ưu điểm</w:t>
+        <w:t>Ưu điểm</w:t>
       </w:r>
     </w:p>
     <w:p>
@@ -6576,7 +4401,7 @@
         <w:pStyle w:val="ListParagraph"/>
       </w:pPr>
       <w:r>
-        <w:t>Tích hợp thành công AI (OpenAI GPT) vào đánh giá kỹ năng nói – tính năng nổi bật so với các website tương tự.</w:t>
+        <w:t>Tích hợp thành công AI (OpenAI GPT) vào đánh giá kỹ năng nói – điểm nổi bật của đề tài.</w:t>
       </w:r>
     </w:p>
     <w:p>
@@ -6608,7 +4433,7 @@
         <w:pStyle w:val="ListParagraph"/>
       </w:pPr>
       <w:r>
-        <w:t>Bảo mật giao dịch tài chính: sử dụng database transaction + row locking tránh race condition.</w:t>
+        <w:t>Bảo mật giao dịch tài chính: sử dụng database transaction + row locking.</w:t>
       </w:r>
     </w:p>
     <w:p>
@@ -6632,7 +4457,7 @@
         <w:pStyle w:val="level2"/>
       </w:pPr>
       <w:r>
-        <w:t>4.1.2. Hạn chế</w:t>
+        <w:t>Hạn chế</w:t>
       </w:r>
     </w:p>
     <w:p>
@@ -6680,7 +4505,23 @@
         <w:pStyle w:val="level1"/>
       </w:pPr>
       <w:r>
-        <w:t>4.2. Hướng phát triển trong tương lai</w:t>
+        <w:t>Hạn chế</w:t>
+      </w:r>
+    </w:p>
+    <w:p>
+      <w:pPr>
+        <w:pStyle w:val="doanVB"/>
+      </w:pPr>
+      <w:r>
+        <w:t>Do thời gian và kiến thức còn hạn chế, đề tài chưa thể triển khai trên môi trường hosting thật và chưa tích hợp cổng thanh toán tự động. Nội dung học tập cần được bổ sung thêm nhiều chủ đề hơn để phục vụ đa dạng nhu cầu người học.</w:t>
+      </w:r>
+    </w:p>
+    <w:p>
+      <w:pPr>
+        <w:pStyle w:val="level1"/>
+      </w:pPr>
+      <w:r>
+        <w:t>Kiến nghị (Hướng phát triển trong tương lai)</w:t>
       </w:r>
     </w:p>
     <w:p>
@@ -6728,7 +4569,7 @@
         <w:pStyle w:val="ListParagraph"/>
       </w:pPr>
       <w:r>
-        <w:t>Sử dụng AI nâng cao hơn: chatbot hội thoại, tự động tạo đề thi, nhận diện giọng nói chính xác hơn.</w:t>
+        <w:t>Sử dụng AI nâng cao: chatbot hội thoại, tự động tạo đề thi.</w:t>
       </w:r>
     </w:p>
     <w:p>
@@ -6750,6 +4591,14 @@
       </w:pPr>
       <w:r>
         <w:t>TÀI LIỆU THAM KHẢO</w:t>
+      </w:r>
+    </w:p>
+    <w:p>
+      <w:pPr>
+        <w:pStyle w:val="doanVB"/>
+      </w:pPr>
+      <w:r>
+        <w:t>Tài liệu tham khảo xếp theo thứ tự ABC họ tên tác giả:</w:t>
       </w:r>
     </w:p>
     <w:p>
@@ -6758,7 +4607,7 @@
         <w:rPr>
           <w:b/>
         </w:rPr>
-        <w:t>Tiếng Việt và Sách</w:t>
+        <w:t>Tiếng Việt</w:t>
       </w:r>
     </w:p>
     <w:p>
@@ -6772,6 +4621,15 @@
     <w:p>
       <w:pPr/>
       <w:r>
+        <w:rPr>
+          <w:b/>
+        </w:rPr>
+        <w:t>Tiếng Anh</w:t>
+      </w:r>
+    </w:p>
+    <w:p>
+      <w:pPr/>
+      <w:r>
         <w:t>[2]</w:t>
         <w:tab/>
         <w:t>Matt Zandstra (2021), PHP 8 Objects, Patterns, and Practice, Apress, 6th Edition.</w:t>
@@ -6792,10 +4650,6 @@
         <w:tab/>
         <w:t>Robin Nixon (2021), Learning PHP, MySQL &amp; JavaScript, O'Reilly Media, 6th Edition.</w:t>
       </w:r>
-    </w:p>
-    <w:p>
-      <w:pPr/>
-      <w:r/>
     </w:p>
     <w:p>
       <w:pPr/>
@@ -6868,14 +4722,6 @@
         <w:t>[12]</w:t>
         <w:tab/>
         <w:t>Chart.js Documentation. Địa chỉ: https://www.chartjs.org/docs/</w:t>
-      </w:r>
-    </w:p>
-    <w:p>
-      <w:pPr/>
-      <w:r>
-        <w:t>[13]</w:t>
-        <w:tab/>
-        <w:t>W3Schools – PHP Tutorial. Địa chỉ: https://www.w3schools.com/php/</w:t>
       </w:r>
     </w:p>
     <w:sectPr>
